--- a/3project/report.docx
+++ b/3project/report.docx
@@ -4,103 +4,31 @@
   <w:body>
     <w:p>
       <w:pPr>
+        <w:jc w:val="center"/>
         <w:rPr>
           <w:rFonts w:hint="default"/>
-          <w:sz w:val="22"/>
-          <w:szCs w:val="22"/>
           <w:lang w:val="en"/>
         </w:rPr>
       </w:pPr>
       <w:r>
         <w:rPr>
-          <w:rFonts w:hint="default"/>
-          <w:sz w:val="22"/>
-          <w:szCs w:val="22"/>
+          <w:rFonts w:hint="default" w:cs="Times New Roman" w:asciiTheme="minorAscii" w:hAnsiTheme="minorAscii"/>
+          <w:b/>
+          <w:bCs/>
+          <w:sz w:val="28"/>
+          <w:szCs w:val="28"/>
           <w:lang w:val="en"/>
         </w:rPr>
-        <w:t>ECE 4100</w:t>
+        <w:t>ECE 4100 | Project 3 Experiments Report | Yue Pan | 04/17/2021</w:t>
       </w:r>
     </w:p>
     <w:p>
       <w:pPr>
         <w:rPr>
           <w:rFonts w:hint="default"/>
-          <w:sz w:val="22"/>
-          <w:szCs w:val="22"/>
-          <w:lang w:val="en"/>
-        </w:rPr>
-      </w:pPr>
-      <w:r>
-        <w:rPr>
-          <w:rFonts w:hint="default"/>
-          <w:sz w:val="22"/>
-          <w:szCs w:val="22"/>
-          <w:lang w:val="en"/>
-        </w:rPr>
-        <w:t>Project 3 Out of Order Superscalar Processor</w:t>
-      </w:r>
-    </w:p>
-    <w:p>
-      <w:pPr>
-        <w:rPr>
-          <w:rFonts w:hint="default"/>
-          <w:sz w:val="22"/>
-          <w:szCs w:val="22"/>
-          <w:lang w:val="en"/>
-        </w:rPr>
-      </w:pPr>
-      <w:r>
-        <w:rPr>
-          <w:rFonts w:hint="default"/>
-          <w:sz w:val="22"/>
-          <w:szCs w:val="22"/>
-          <w:lang w:val="en"/>
-        </w:rPr>
-        <w:t>Experiments Report</w:t>
-      </w:r>
-    </w:p>
-    <w:p>
-      <w:pPr>
-        <w:rPr>
-          <w:rFonts w:hint="default"/>
-          <w:sz w:val="22"/>
-          <w:szCs w:val="22"/>
-          <w:lang w:val="en"/>
-        </w:rPr>
-      </w:pPr>
-      <w:r>
-        <w:rPr>
-          <w:rFonts w:hint="default"/>
-          <w:sz w:val="22"/>
-          <w:szCs w:val="22"/>
-          <w:lang w:val="en"/>
-        </w:rPr>
-        <w:t>Yue Pan</w:t>
-      </w:r>
-    </w:p>
-    <w:p>
-      <w:pPr>
-        <w:rPr>
-          <w:rFonts w:hint="default"/>
-          <w:sz w:val="22"/>
-          <w:szCs w:val="22"/>
-          <w:lang w:val="en"/>
-        </w:rPr>
-      </w:pPr>
-      <w:r>
-        <w:rPr>
-          <w:rFonts w:hint="default"/>
-          <w:sz w:val="22"/>
-          <w:szCs w:val="22"/>
-          <w:lang w:val="en"/>
-        </w:rPr>
-        <w:t>04/17/2021</w:t>
-      </w:r>
-    </w:p>
-    <w:p>
-      <w:pPr>
-        <w:rPr>
-          <w:rFonts w:hint="default"/>
+          <w:b/>
+          <w:bCs/>
+          <w:u w:val="single"/>
           <w:lang w:val="en"/>
         </w:rPr>
       </w:pPr>
@@ -132,8 +60,8 @@
           <w:rFonts w:hint="default"/>
           <w:b w:val="0"/>
           <w:bCs w:val="0"/>
-          <w:i/>
-          <w:iCs/>
+          <w:i w:val="0"/>
+          <w:iCs w:val="0"/>
           <w:u w:val="none"/>
           <w:lang w:val="en"/>
         </w:rPr>
@@ -143,12 +71,12 @@
           <w:rFonts w:hint="default"/>
           <w:b w:val="0"/>
           <w:bCs w:val="0"/>
-          <w:i/>
-          <w:iCs/>
+          <w:i w:val="0"/>
+          <w:iCs w:val="0"/>
           <w:u w:val="none"/>
           <w:lang w:val="en"/>
         </w:rPr>
-        <w:t>Determine the appropriate number of function units and the fetch rate for each</w:t>
+        <w:t xml:space="preserve">Before performing the experiments, we should first determine the ranges of parameters. For fetch rate, it won’t make sense for F to exceed the ROB size 12, which is also the effective size of scheduling queue. Therefore, the maximum number of other function units also should not exceed 12, because there can be at most 12 same-category function units being used at the same time. We will first study the effects of varying those parameters. </w:t>
       </w:r>
     </w:p>
     <w:p>
@@ -157,8 +85,72 @@
           <w:rFonts w:hint="default"/>
           <w:b w:val="0"/>
           <w:bCs w:val="0"/>
-          <w:i/>
-          <w:iCs/>
+          <w:i w:val="0"/>
+          <w:iCs w:val="0"/>
+          <w:u w:val="none"/>
+          <w:lang w:val="en"/>
+        </w:rPr>
+      </w:pPr>
+      <w:r>
+        <w:drawing>
+          <wp:anchor distT="0" distB="0" distL="118745" distR="118745" simplePos="0" relativeHeight="251682816" behindDoc="0" locked="0" layoutInCell="1" allowOverlap="1">
+            <wp:simplePos x="0" y="0"/>
+            <wp:positionH relativeFrom="column">
+              <wp:posOffset>-920750</wp:posOffset>
+            </wp:positionH>
+            <wp:positionV relativeFrom="paragraph">
+              <wp:posOffset>93345</wp:posOffset>
+            </wp:positionV>
+            <wp:extent cx="7167245" cy="1602740"/>
+            <wp:effectExtent l="0" t="0" r="14605" b="16510"/>
+            <wp:wrapSquare wrapText="bothSides"/>
+            <wp:docPr id="11" name="Picture 2"/>
+            <wp:cNvGraphicFramePr>
+              <a:graphicFrameLocks xmlns:a="http://schemas.openxmlformats.org/drawingml/2006/main" noChangeAspect="true"/>
+            </wp:cNvGraphicFramePr>
+            <a:graphic xmlns:a="http://schemas.openxmlformats.org/drawingml/2006/main">
+              <a:graphicData uri="http://schemas.openxmlformats.org/drawingml/2006/picture">
+                <pic:pic xmlns:pic="http://schemas.openxmlformats.org/drawingml/2006/picture">
+                  <pic:nvPicPr>
+                    <pic:cNvPr id="11" name="Picture 2"/>
+                    <pic:cNvPicPr>
+                      <a:picLocks noChangeAspect="true"/>
+                    </pic:cNvPicPr>
+                  </pic:nvPicPr>
+                  <pic:blipFill>
+                    <a:blip r:embed="rId4"/>
+                    <a:stretch>
+                      <a:fillRect/>
+                    </a:stretch>
+                  </pic:blipFill>
+                  <pic:spPr>
+                    <a:xfrm>
+                      <a:off x="0" y="0"/>
+                      <a:ext cx="7167245" cy="1602740"/>
+                    </a:xfrm>
+                    <a:prstGeom prst="rect">
+                      <a:avLst/>
+                    </a:prstGeom>
+                    <a:noFill/>
+                    <a:ln>
+                      <a:noFill/>
+                    </a:ln>
+                  </pic:spPr>
+                </pic:pic>
+              </a:graphicData>
+            </a:graphic>
+          </wp:anchor>
+        </w:drawing>
+      </w:r>
+    </w:p>
+    <w:p>
+      <w:pPr>
+        <w:rPr>
+          <w:rFonts w:hint="default"/>
+          <w:b w:val="0"/>
+          <w:bCs w:val="0"/>
+          <w:i w:val="0"/>
+          <w:iCs w:val="0"/>
           <w:u w:val="none"/>
           <w:lang w:val="en"/>
         </w:rPr>
@@ -168,12 +160,12 @@
           <w:rFonts w:hint="default"/>
           <w:b w:val="0"/>
           <w:bCs w:val="0"/>
-          <w:i/>
-          <w:iCs/>
+          <w:i w:val="0"/>
+          <w:iCs w:val="0"/>
           <w:u w:val="none"/>
           <w:lang w:val="en"/>
         </w:rPr>
-        <w:t>benchmark for the given number of ROB entries and PREGS. This means that the J, K, L</w:t>
+        <w:t>The above figures are plotted using the number of function units versus final cycle counts running bwaves603_2M.trace. By keeping other parameters default and varying J, K, L, F, we conclude that in multiple testcases, increasing J above 8 or 9, increasing K units above 1 or 2, and increasing L units above 5 or 6, and increasing fetch rate above 3, do not bring better performance. These results are expected because the trace decides how many function units it can utilize at max. Increasing function units more than that value will cause underutilization of function units.</w:t>
       </w:r>
     </w:p>
     <w:p>
@@ -182,33 +174,8 @@
           <w:rFonts w:hint="default"/>
           <w:b w:val="0"/>
           <w:bCs w:val="0"/>
-          <w:i/>
-          <w:iCs/>
-          <w:u w:val="none"/>
-          <w:lang w:val="en"/>
-        </w:rPr>
-      </w:pPr>
-      <w:r>
-        <w:rPr>
-          <w:rFonts w:hint="default"/>
-          <w:b w:val="0"/>
-          <w:bCs w:val="0"/>
-          <w:i/>
-          <w:iCs/>
-          <w:u w:val="none"/>
-          <w:lang w:val="en"/>
-        </w:rPr>
-        <w:t>and F parameters should be varied and minimized for default values of R and P and I.</w:t>
-      </w:r>
-    </w:p>
-    <w:p>
-      <w:pPr>
-        <w:rPr>
-          <w:rFonts w:hint="default"/>
-          <w:b w:val="0"/>
-          <w:bCs w:val="0"/>
-          <w:i/>
-          <w:iCs/>
+          <w:i w:val="0"/>
+          <w:iCs w:val="0"/>
           <w:u w:val="none"/>
           <w:lang w:val="en"/>
         </w:rPr>
@@ -236,10 +203,8 @@
           <w:u w:val="none"/>
           <w:lang w:val="en"/>
         </w:rPr>
-        <w:t>Before performing the experiments, we should first determine the ranges of parameters. For fetch rate, it won’t make sense for F to exceed the ROB size 12, which is also the effective size of scheduling queue. Therefore, the maximum number of other function units also should not exceed 12.</w:t>
+        <w:t xml:space="preserve">With regard to the dispatch queue size, we found that in multiple scenarios, F=3 keeps the dispatch queue small while ensuring high throughput. A lower fetch rate does not fully utilize the function units, and a higher fetch rate makes instructions pile up in the dispatch queue. </w:t>
       </w:r>
-      <w:bookmarkStart w:id="0" w:name="_GoBack"/>
-      <w:bookmarkEnd w:id="0"/>
     </w:p>
     <w:p>
       <w:pPr>
@@ -254,6 +219,1367 @@
         </w:rPr>
       </w:pPr>
     </w:p>
+    <w:p>
+      <w:pPr>
+        <w:jc w:val="center"/>
+      </w:pPr>
+      <w:r>
+        <w:drawing>
+          <wp:inline distT="0" distB="0" distL="114300" distR="114300">
+            <wp:extent cx="4219575" cy="1957705"/>
+            <wp:effectExtent l="4445" t="4445" r="5080" b="19050"/>
+            <wp:docPr id="12" name="Chart 6"/>
+            <wp:cNvGraphicFramePr/>
+            <a:graphic xmlns:a="http://schemas.openxmlformats.org/drawingml/2006/main">
+              <a:graphicData uri="http://schemas.openxmlformats.org/drawingml/2006/chart">
+                <c:chart xmlns:c="http://schemas.openxmlformats.org/drawingml/2006/chart" xmlns:r="http://schemas.openxmlformats.org/officeDocument/2006/relationships" r:id="rId5"/>
+              </a:graphicData>
+            </a:graphic>
+          </wp:inline>
+        </w:drawing>
+      </w:r>
+    </w:p>
+    <w:p>
+      <w:pPr>
+        <w:jc w:val="center"/>
+        <w:rPr>
+          <w:rFonts w:hint="default"/>
+          <w:lang w:val="en"/>
+        </w:rPr>
+      </w:pPr>
+    </w:p>
+    <w:p>
+      <w:pPr>
+        <w:rPr>
+          <w:rFonts w:hint="default"/>
+          <w:b w:val="0"/>
+          <w:bCs w:val="0"/>
+          <w:i w:val="0"/>
+          <w:iCs w:val="0"/>
+          <w:u w:val="none"/>
+          <w:lang w:val="en"/>
+        </w:rPr>
+      </w:pPr>
+      <w:r>
+        <w:rPr>
+          <w:rFonts w:hint="default"/>
+          <w:b w:val="0"/>
+          <w:bCs w:val="0"/>
+          <w:i w:val="0"/>
+          <w:iCs w:val="0"/>
+          <w:u w:val="none"/>
+          <w:lang w:val="en"/>
+        </w:rPr>
+        <w:t>Finally, running a small set of parameters on every trace: F = [3, 4], J = [7, 9], K = [1, 2], L = [5, 7], we get the results of optimal function units sizes, as shown in the following chart.</w:t>
+      </w:r>
+    </w:p>
+    <w:p>
+      <w:pPr>
+        <w:rPr>
+          <w:rFonts w:hint="default"/>
+          <w:b w:val="0"/>
+          <w:bCs w:val="0"/>
+          <w:i w:val="0"/>
+          <w:iCs w:val="0"/>
+          <w:u w:val="none"/>
+          <w:lang w:val="en"/>
+        </w:rPr>
+      </w:pPr>
+      <w:bookmarkStart w:id="0" w:name="_GoBack"/>
+      <w:bookmarkEnd w:id="0"/>
+    </w:p>
+    <w:tbl>
+      <w:tblPr>
+        <w:tblStyle w:val="4"/>
+        <w:tblW w:w="0" w:type="auto"/>
+        <w:tblInd w:w="0" w:type="dxa"/>
+        <w:tblBorders>
+          <w:top w:val="single" w:color="auto" w:sz="4" w:space="0"/>
+          <w:left w:val="single" w:color="auto" w:sz="4" w:space="0"/>
+          <w:bottom w:val="single" w:color="auto" w:sz="4" w:space="0"/>
+          <w:right w:val="single" w:color="auto" w:sz="4" w:space="0"/>
+          <w:insideH w:val="single" w:color="auto" w:sz="4" w:space="0"/>
+          <w:insideV w:val="single" w:color="auto" w:sz="4" w:space="0"/>
+        </w:tblBorders>
+        <w:tblLayout w:type="autofit"/>
+        <w:tblCellMar>
+          <w:left w:w="108" w:type="dxa"/>
+          <w:right w:w="108" w:type="dxa"/>
+        </w:tblCellMar>
+      </w:tblPr>
+      <w:tblGrid>
+        <w:gridCol w:w="1704"/>
+        <w:gridCol w:w="1704"/>
+        <w:gridCol w:w="1704"/>
+        <w:gridCol w:w="1705"/>
+        <w:gridCol w:w="1705"/>
+      </w:tblGrid>
+      <w:tr>
+        <w:tblPrEx>
+          <w:tblBorders>
+            <w:top w:val="single" w:color="auto" w:sz="4" w:space="0"/>
+            <w:left w:val="single" w:color="auto" w:sz="4" w:space="0"/>
+            <w:bottom w:val="single" w:color="auto" w:sz="4" w:space="0"/>
+            <w:right w:val="single" w:color="auto" w:sz="4" w:space="0"/>
+            <w:insideH w:val="single" w:color="auto" w:sz="4" w:space="0"/>
+            <w:insideV w:val="single" w:color="auto" w:sz="4" w:space="0"/>
+          </w:tblBorders>
+          <w:tblCellMar>
+            <w:left w:w="108" w:type="dxa"/>
+            <w:right w:w="108" w:type="dxa"/>
+          </w:tblCellMar>
+        </w:tblPrEx>
+        <w:tc>
+          <w:tcPr>
+            <w:tcW w:w="1704" w:type="dxa"/>
+          </w:tcPr>
+          <w:p>
+            <w:pPr>
+              <w:jc w:val="center"/>
+              <w:rPr>
+                <w:rFonts w:hint="default"/>
+                <w:b w:val="0"/>
+                <w:bCs w:val="0"/>
+                <w:i w:val="0"/>
+                <w:iCs w:val="0"/>
+                <w:u w:val="none"/>
+                <w:vertAlign w:val="baseline"/>
+                <w:lang w:val="en"/>
+              </w:rPr>
+            </w:pPr>
+            <w:r>
+              <w:rPr>
+                <w:rFonts w:hint="default"/>
+                <w:b w:val="0"/>
+                <w:bCs w:val="0"/>
+                <w:i w:val="0"/>
+                <w:iCs w:val="0"/>
+                <w:u w:val="none"/>
+                <w:vertAlign w:val="baseline"/>
+                <w:lang w:val="en"/>
+              </w:rPr>
+              <w:t>Parameter \ trace</w:t>
+            </w:r>
+          </w:p>
+        </w:tc>
+        <w:tc>
+          <w:tcPr>
+            <w:tcW w:w="1704" w:type="dxa"/>
+          </w:tcPr>
+          <w:p>
+            <w:pPr>
+              <w:jc w:val="center"/>
+              <w:rPr>
+                <w:rFonts w:hint="default"/>
+                <w:b w:val="0"/>
+                <w:bCs w:val="0"/>
+                <w:i w:val="0"/>
+                <w:iCs w:val="0"/>
+                <w:u w:val="none"/>
+                <w:vertAlign w:val="baseline"/>
+                <w:lang w:val="en"/>
+              </w:rPr>
+            </w:pPr>
+            <w:r>
+              <w:rPr>
+                <w:rFonts w:hint="default"/>
+                <w:b w:val="0"/>
+                <w:bCs w:val="0"/>
+                <w:i w:val="0"/>
+                <w:iCs w:val="0"/>
+                <w:u w:val="none"/>
+                <w:vertAlign w:val="baseline"/>
+                <w:lang w:val="en"/>
+              </w:rPr>
+              <w:t>bwaves</w:t>
+            </w:r>
+          </w:p>
+        </w:tc>
+        <w:tc>
+          <w:tcPr>
+            <w:tcW w:w="1704" w:type="dxa"/>
+          </w:tcPr>
+          <w:p>
+            <w:pPr>
+              <w:jc w:val="center"/>
+              <w:rPr>
+                <w:rFonts w:hint="default"/>
+                <w:b w:val="0"/>
+                <w:bCs w:val="0"/>
+                <w:i w:val="0"/>
+                <w:iCs w:val="0"/>
+                <w:u w:val="none"/>
+                <w:vertAlign w:val="baseline"/>
+                <w:lang w:val="en"/>
+              </w:rPr>
+            </w:pPr>
+            <w:r>
+              <w:rPr>
+                <w:rFonts w:hint="default"/>
+                <w:b w:val="0"/>
+                <w:bCs w:val="0"/>
+                <w:i w:val="0"/>
+                <w:iCs w:val="0"/>
+                <w:u w:val="none"/>
+                <w:vertAlign w:val="baseline"/>
+                <w:lang w:val="en"/>
+              </w:rPr>
+              <w:t>gcc</w:t>
+            </w:r>
+          </w:p>
+        </w:tc>
+        <w:tc>
+          <w:tcPr>
+            <w:tcW w:w="1705" w:type="dxa"/>
+          </w:tcPr>
+          <w:p>
+            <w:pPr>
+              <w:jc w:val="center"/>
+              <w:rPr>
+                <w:rFonts w:hint="default"/>
+                <w:b w:val="0"/>
+                <w:bCs w:val="0"/>
+                <w:i w:val="0"/>
+                <w:iCs w:val="0"/>
+                <w:u w:val="none"/>
+                <w:vertAlign w:val="baseline"/>
+                <w:lang w:val="en"/>
+              </w:rPr>
+            </w:pPr>
+            <w:r>
+              <w:rPr>
+                <w:rFonts w:hint="default"/>
+                <w:b w:val="0"/>
+                <w:bCs w:val="0"/>
+                <w:i w:val="0"/>
+                <w:iCs w:val="0"/>
+                <w:u w:val="none"/>
+                <w:vertAlign w:val="baseline"/>
+                <w:lang w:val="en"/>
+              </w:rPr>
+              <w:t>mcf</w:t>
+            </w:r>
+          </w:p>
+        </w:tc>
+        <w:tc>
+          <w:tcPr>
+            <w:tcW w:w="1705" w:type="dxa"/>
+          </w:tcPr>
+          <w:p>
+            <w:pPr>
+              <w:jc w:val="center"/>
+              <w:rPr>
+                <w:rFonts w:hint="default"/>
+                <w:b w:val="0"/>
+                <w:bCs w:val="0"/>
+                <w:i w:val="0"/>
+                <w:iCs w:val="0"/>
+                <w:u w:val="none"/>
+                <w:vertAlign w:val="baseline"/>
+                <w:lang w:val="en"/>
+              </w:rPr>
+            </w:pPr>
+            <w:r>
+              <w:rPr>
+                <w:rFonts w:hint="default"/>
+                <w:b w:val="0"/>
+                <w:bCs w:val="0"/>
+                <w:i w:val="0"/>
+                <w:iCs w:val="0"/>
+                <w:u w:val="none"/>
+                <w:vertAlign w:val="baseline"/>
+                <w:lang w:val="en"/>
+              </w:rPr>
+              <w:t>perlbench</w:t>
+            </w:r>
+          </w:p>
+        </w:tc>
+      </w:tr>
+      <w:tr>
+        <w:tblPrEx>
+          <w:tblBorders>
+            <w:top w:val="single" w:color="auto" w:sz="4" w:space="0"/>
+            <w:left w:val="single" w:color="auto" w:sz="4" w:space="0"/>
+            <w:bottom w:val="single" w:color="auto" w:sz="4" w:space="0"/>
+            <w:right w:val="single" w:color="auto" w:sz="4" w:space="0"/>
+            <w:insideH w:val="single" w:color="auto" w:sz="4" w:space="0"/>
+            <w:insideV w:val="single" w:color="auto" w:sz="4" w:space="0"/>
+          </w:tblBorders>
+        </w:tblPrEx>
+        <w:tc>
+          <w:tcPr>
+            <w:tcW w:w="1704" w:type="dxa"/>
+          </w:tcPr>
+          <w:p>
+            <w:pPr>
+              <w:jc w:val="center"/>
+              <w:rPr>
+                <w:rFonts w:hint="default"/>
+                <w:b w:val="0"/>
+                <w:bCs w:val="0"/>
+                <w:i w:val="0"/>
+                <w:iCs w:val="0"/>
+                <w:u w:val="none"/>
+                <w:vertAlign w:val="baseline"/>
+                <w:lang w:val="en"/>
+              </w:rPr>
+            </w:pPr>
+            <w:r>
+              <w:rPr>
+                <w:rFonts w:hint="default"/>
+                <w:b w:val="0"/>
+                <w:bCs w:val="0"/>
+                <w:i w:val="0"/>
+                <w:iCs w:val="0"/>
+                <w:u w:val="none"/>
+                <w:vertAlign w:val="baseline"/>
+                <w:lang w:val="en"/>
+              </w:rPr>
+              <w:t>F</w:t>
+            </w:r>
+          </w:p>
+        </w:tc>
+        <w:tc>
+          <w:tcPr>
+            <w:tcW w:w="1704" w:type="dxa"/>
+          </w:tcPr>
+          <w:p>
+            <w:pPr>
+              <w:jc w:val="center"/>
+              <w:rPr>
+                <w:rFonts w:hint="default"/>
+                <w:b w:val="0"/>
+                <w:bCs w:val="0"/>
+                <w:i w:val="0"/>
+                <w:iCs w:val="0"/>
+                <w:u w:val="none"/>
+                <w:vertAlign w:val="baseline"/>
+                <w:lang w:val="en"/>
+              </w:rPr>
+            </w:pPr>
+            <w:r>
+              <w:rPr>
+                <w:rFonts w:hint="default"/>
+                <w:b w:val="0"/>
+                <w:bCs w:val="0"/>
+                <w:i w:val="0"/>
+                <w:iCs w:val="0"/>
+                <w:u w:val="none"/>
+                <w:vertAlign w:val="baseline"/>
+                <w:lang w:val="en"/>
+              </w:rPr>
+              <w:t>3</w:t>
+            </w:r>
+          </w:p>
+        </w:tc>
+        <w:tc>
+          <w:tcPr>
+            <w:tcW w:w="1704" w:type="dxa"/>
+          </w:tcPr>
+          <w:p>
+            <w:pPr>
+              <w:jc w:val="center"/>
+              <w:rPr>
+                <w:rFonts w:hint="default"/>
+                <w:b w:val="0"/>
+                <w:bCs w:val="0"/>
+                <w:i w:val="0"/>
+                <w:iCs w:val="0"/>
+                <w:u w:val="none"/>
+                <w:vertAlign w:val="baseline"/>
+                <w:lang w:val="en"/>
+              </w:rPr>
+            </w:pPr>
+            <w:r>
+              <w:rPr>
+                <w:rFonts w:hint="default"/>
+                <w:b w:val="0"/>
+                <w:bCs w:val="0"/>
+                <w:i w:val="0"/>
+                <w:iCs w:val="0"/>
+                <w:u w:val="none"/>
+                <w:vertAlign w:val="baseline"/>
+                <w:lang w:val="en"/>
+              </w:rPr>
+              <w:t>3</w:t>
+            </w:r>
+          </w:p>
+        </w:tc>
+        <w:tc>
+          <w:tcPr>
+            <w:tcW w:w="1705" w:type="dxa"/>
+          </w:tcPr>
+          <w:p>
+            <w:pPr>
+              <w:jc w:val="center"/>
+              <w:rPr>
+                <w:rFonts w:hint="default"/>
+                <w:b w:val="0"/>
+                <w:bCs w:val="0"/>
+                <w:i w:val="0"/>
+                <w:iCs w:val="0"/>
+                <w:u w:val="none"/>
+                <w:vertAlign w:val="baseline"/>
+                <w:lang w:val="en"/>
+              </w:rPr>
+            </w:pPr>
+            <w:r>
+              <w:rPr>
+                <w:rFonts w:hint="default"/>
+                <w:b w:val="0"/>
+                <w:bCs w:val="0"/>
+                <w:i w:val="0"/>
+                <w:iCs w:val="0"/>
+                <w:u w:val="none"/>
+                <w:vertAlign w:val="baseline"/>
+                <w:lang w:val="en"/>
+              </w:rPr>
+              <w:t>3</w:t>
+            </w:r>
+          </w:p>
+        </w:tc>
+        <w:tc>
+          <w:tcPr>
+            <w:tcW w:w="1705" w:type="dxa"/>
+          </w:tcPr>
+          <w:p>
+            <w:pPr>
+              <w:jc w:val="center"/>
+              <w:rPr>
+                <w:rFonts w:hint="default"/>
+                <w:b w:val="0"/>
+                <w:bCs w:val="0"/>
+                <w:i w:val="0"/>
+                <w:iCs w:val="0"/>
+                <w:u w:val="none"/>
+                <w:vertAlign w:val="baseline"/>
+                <w:lang w:val="en"/>
+              </w:rPr>
+            </w:pPr>
+            <w:r>
+              <w:rPr>
+                <w:rFonts w:hint="default"/>
+                <w:b w:val="0"/>
+                <w:bCs w:val="0"/>
+                <w:i w:val="0"/>
+                <w:iCs w:val="0"/>
+                <w:u w:val="none"/>
+                <w:vertAlign w:val="baseline"/>
+                <w:lang w:val="en"/>
+              </w:rPr>
+              <w:t>3</w:t>
+            </w:r>
+          </w:p>
+        </w:tc>
+      </w:tr>
+      <w:tr>
+        <w:tblPrEx>
+          <w:tblBorders>
+            <w:top w:val="single" w:color="auto" w:sz="4" w:space="0"/>
+            <w:left w:val="single" w:color="auto" w:sz="4" w:space="0"/>
+            <w:bottom w:val="single" w:color="auto" w:sz="4" w:space="0"/>
+            <w:right w:val="single" w:color="auto" w:sz="4" w:space="0"/>
+            <w:insideH w:val="single" w:color="auto" w:sz="4" w:space="0"/>
+            <w:insideV w:val="single" w:color="auto" w:sz="4" w:space="0"/>
+          </w:tblBorders>
+          <w:tblCellMar>
+            <w:left w:w="108" w:type="dxa"/>
+            <w:right w:w="108" w:type="dxa"/>
+          </w:tblCellMar>
+        </w:tblPrEx>
+        <w:trPr>
+          <w:trHeight w:val="90" w:hRule="atLeast"/>
+        </w:trPr>
+        <w:tc>
+          <w:tcPr>
+            <w:tcW w:w="1704" w:type="dxa"/>
+          </w:tcPr>
+          <w:p>
+            <w:pPr>
+              <w:jc w:val="center"/>
+              <w:rPr>
+                <w:rFonts w:hint="default"/>
+                <w:b w:val="0"/>
+                <w:bCs w:val="0"/>
+                <w:i w:val="0"/>
+                <w:iCs w:val="0"/>
+                <w:u w:val="none"/>
+                <w:vertAlign w:val="baseline"/>
+                <w:lang w:val="en"/>
+              </w:rPr>
+            </w:pPr>
+            <w:r>
+              <w:rPr>
+                <w:rFonts w:hint="default"/>
+                <w:b w:val="0"/>
+                <w:bCs w:val="0"/>
+                <w:i w:val="0"/>
+                <w:iCs w:val="0"/>
+                <w:u w:val="none"/>
+                <w:vertAlign w:val="baseline"/>
+                <w:lang w:val="en"/>
+              </w:rPr>
+              <w:t>J</w:t>
+            </w:r>
+          </w:p>
+        </w:tc>
+        <w:tc>
+          <w:tcPr>
+            <w:tcW w:w="1704" w:type="dxa"/>
+          </w:tcPr>
+          <w:p>
+            <w:pPr>
+              <w:jc w:val="center"/>
+              <w:rPr>
+                <w:rFonts w:hint="default"/>
+                <w:b w:val="0"/>
+                <w:bCs w:val="0"/>
+                <w:i w:val="0"/>
+                <w:iCs w:val="0"/>
+                <w:u w:val="none"/>
+                <w:vertAlign w:val="baseline"/>
+                <w:lang w:val="en"/>
+              </w:rPr>
+            </w:pPr>
+            <w:r>
+              <w:rPr>
+                <w:rFonts w:hint="default"/>
+                <w:b w:val="0"/>
+                <w:bCs w:val="0"/>
+                <w:i w:val="0"/>
+                <w:iCs w:val="0"/>
+                <w:u w:val="none"/>
+                <w:vertAlign w:val="baseline"/>
+                <w:lang w:val="en"/>
+              </w:rPr>
+              <w:t>8</w:t>
+            </w:r>
+          </w:p>
+        </w:tc>
+        <w:tc>
+          <w:tcPr>
+            <w:tcW w:w="1704" w:type="dxa"/>
+          </w:tcPr>
+          <w:p>
+            <w:pPr>
+              <w:jc w:val="center"/>
+              <w:rPr>
+                <w:rFonts w:hint="default"/>
+                <w:b w:val="0"/>
+                <w:bCs w:val="0"/>
+                <w:i w:val="0"/>
+                <w:iCs w:val="0"/>
+                <w:u w:val="none"/>
+                <w:vertAlign w:val="baseline"/>
+                <w:lang w:val="en"/>
+              </w:rPr>
+            </w:pPr>
+            <w:r>
+              <w:rPr>
+                <w:rFonts w:hint="default"/>
+                <w:b w:val="0"/>
+                <w:bCs w:val="0"/>
+                <w:i w:val="0"/>
+                <w:iCs w:val="0"/>
+                <w:u w:val="none"/>
+                <w:vertAlign w:val="baseline"/>
+                <w:lang w:val="en"/>
+              </w:rPr>
+              <w:t>8</w:t>
+            </w:r>
+          </w:p>
+        </w:tc>
+        <w:tc>
+          <w:tcPr>
+            <w:tcW w:w="1705" w:type="dxa"/>
+          </w:tcPr>
+          <w:p>
+            <w:pPr>
+              <w:jc w:val="center"/>
+              <w:rPr>
+                <w:rFonts w:hint="default"/>
+                <w:b w:val="0"/>
+                <w:bCs w:val="0"/>
+                <w:i w:val="0"/>
+                <w:iCs w:val="0"/>
+                <w:u w:val="none"/>
+                <w:vertAlign w:val="baseline"/>
+                <w:lang w:val="en"/>
+              </w:rPr>
+            </w:pPr>
+            <w:r>
+              <w:rPr>
+                <w:rFonts w:hint="default"/>
+                <w:b w:val="0"/>
+                <w:bCs w:val="0"/>
+                <w:i w:val="0"/>
+                <w:iCs w:val="0"/>
+                <w:u w:val="none"/>
+                <w:vertAlign w:val="baseline"/>
+                <w:lang w:val="en"/>
+              </w:rPr>
+              <w:t>8</w:t>
+            </w:r>
+          </w:p>
+        </w:tc>
+        <w:tc>
+          <w:tcPr>
+            <w:tcW w:w="1705" w:type="dxa"/>
+          </w:tcPr>
+          <w:p>
+            <w:pPr>
+              <w:jc w:val="center"/>
+              <w:rPr>
+                <w:rFonts w:hint="default"/>
+                <w:b w:val="0"/>
+                <w:bCs w:val="0"/>
+                <w:i w:val="0"/>
+                <w:iCs w:val="0"/>
+                <w:u w:val="none"/>
+                <w:vertAlign w:val="baseline"/>
+                <w:lang w:val="en"/>
+              </w:rPr>
+            </w:pPr>
+            <w:r>
+              <w:rPr>
+                <w:rFonts w:hint="default"/>
+                <w:b w:val="0"/>
+                <w:bCs w:val="0"/>
+                <w:i w:val="0"/>
+                <w:iCs w:val="0"/>
+                <w:u w:val="none"/>
+                <w:vertAlign w:val="baseline"/>
+                <w:lang w:val="en"/>
+              </w:rPr>
+              <w:t>9</w:t>
+            </w:r>
+          </w:p>
+        </w:tc>
+      </w:tr>
+      <w:tr>
+        <w:tblPrEx>
+          <w:tblBorders>
+            <w:top w:val="single" w:color="auto" w:sz="4" w:space="0"/>
+            <w:left w:val="single" w:color="auto" w:sz="4" w:space="0"/>
+            <w:bottom w:val="single" w:color="auto" w:sz="4" w:space="0"/>
+            <w:right w:val="single" w:color="auto" w:sz="4" w:space="0"/>
+            <w:insideH w:val="single" w:color="auto" w:sz="4" w:space="0"/>
+            <w:insideV w:val="single" w:color="auto" w:sz="4" w:space="0"/>
+          </w:tblBorders>
+          <w:tblCellMar>
+            <w:left w:w="108" w:type="dxa"/>
+            <w:right w:w="108" w:type="dxa"/>
+          </w:tblCellMar>
+        </w:tblPrEx>
+        <w:tc>
+          <w:tcPr>
+            <w:tcW w:w="1704" w:type="dxa"/>
+          </w:tcPr>
+          <w:p>
+            <w:pPr>
+              <w:jc w:val="center"/>
+              <w:rPr>
+                <w:rFonts w:hint="default"/>
+                <w:b w:val="0"/>
+                <w:bCs w:val="0"/>
+                <w:i w:val="0"/>
+                <w:iCs w:val="0"/>
+                <w:u w:val="none"/>
+                <w:vertAlign w:val="baseline"/>
+                <w:lang w:val="en"/>
+              </w:rPr>
+            </w:pPr>
+            <w:r>
+              <w:rPr>
+                <w:rFonts w:hint="default"/>
+                <w:b w:val="0"/>
+                <w:bCs w:val="0"/>
+                <w:i w:val="0"/>
+                <w:iCs w:val="0"/>
+                <w:u w:val="none"/>
+                <w:vertAlign w:val="baseline"/>
+                <w:lang w:val="en"/>
+              </w:rPr>
+              <w:t>K</w:t>
+            </w:r>
+          </w:p>
+        </w:tc>
+        <w:tc>
+          <w:tcPr>
+            <w:tcW w:w="1704" w:type="dxa"/>
+          </w:tcPr>
+          <w:p>
+            <w:pPr>
+              <w:jc w:val="center"/>
+              <w:rPr>
+                <w:rFonts w:hint="default"/>
+                <w:b w:val="0"/>
+                <w:bCs w:val="0"/>
+                <w:i w:val="0"/>
+                <w:iCs w:val="0"/>
+                <w:u w:val="none"/>
+                <w:vertAlign w:val="baseline"/>
+                <w:lang w:val="en"/>
+              </w:rPr>
+            </w:pPr>
+            <w:r>
+              <w:rPr>
+                <w:rFonts w:hint="default"/>
+                <w:b w:val="0"/>
+                <w:bCs w:val="0"/>
+                <w:i w:val="0"/>
+                <w:iCs w:val="0"/>
+                <w:u w:val="none"/>
+                <w:vertAlign w:val="baseline"/>
+                <w:lang w:val="en"/>
+              </w:rPr>
+              <w:t>2</w:t>
+            </w:r>
+          </w:p>
+        </w:tc>
+        <w:tc>
+          <w:tcPr>
+            <w:tcW w:w="1704" w:type="dxa"/>
+          </w:tcPr>
+          <w:p>
+            <w:pPr>
+              <w:jc w:val="center"/>
+              <w:rPr>
+                <w:rFonts w:hint="default"/>
+                <w:b w:val="0"/>
+                <w:bCs w:val="0"/>
+                <w:i w:val="0"/>
+                <w:iCs w:val="0"/>
+                <w:u w:val="none"/>
+                <w:vertAlign w:val="baseline"/>
+                <w:lang w:val="en"/>
+              </w:rPr>
+            </w:pPr>
+            <w:r>
+              <w:rPr>
+                <w:rFonts w:hint="default"/>
+                <w:b w:val="0"/>
+                <w:bCs w:val="0"/>
+                <w:i w:val="0"/>
+                <w:iCs w:val="0"/>
+                <w:u w:val="none"/>
+                <w:vertAlign w:val="baseline"/>
+                <w:lang w:val="en"/>
+              </w:rPr>
+              <w:t>1</w:t>
+            </w:r>
+          </w:p>
+        </w:tc>
+        <w:tc>
+          <w:tcPr>
+            <w:tcW w:w="1705" w:type="dxa"/>
+          </w:tcPr>
+          <w:p>
+            <w:pPr>
+              <w:jc w:val="center"/>
+              <w:rPr>
+                <w:rFonts w:hint="default"/>
+                <w:b w:val="0"/>
+                <w:bCs w:val="0"/>
+                <w:i w:val="0"/>
+                <w:iCs w:val="0"/>
+                <w:u w:val="none"/>
+                <w:vertAlign w:val="baseline"/>
+                <w:lang w:val="en"/>
+              </w:rPr>
+            </w:pPr>
+            <w:r>
+              <w:rPr>
+                <w:rFonts w:hint="default"/>
+                <w:b w:val="0"/>
+                <w:bCs w:val="0"/>
+                <w:i w:val="0"/>
+                <w:iCs w:val="0"/>
+                <w:u w:val="none"/>
+                <w:vertAlign w:val="baseline"/>
+                <w:lang w:val="en"/>
+              </w:rPr>
+              <w:t>1</w:t>
+            </w:r>
+          </w:p>
+        </w:tc>
+        <w:tc>
+          <w:tcPr>
+            <w:tcW w:w="1705" w:type="dxa"/>
+          </w:tcPr>
+          <w:p>
+            <w:pPr>
+              <w:jc w:val="center"/>
+              <w:rPr>
+                <w:rFonts w:hint="default"/>
+                <w:b w:val="0"/>
+                <w:bCs w:val="0"/>
+                <w:i w:val="0"/>
+                <w:iCs w:val="0"/>
+                <w:u w:val="none"/>
+                <w:vertAlign w:val="baseline"/>
+                <w:lang w:val="en"/>
+              </w:rPr>
+            </w:pPr>
+            <w:r>
+              <w:rPr>
+                <w:rFonts w:hint="default"/>
+                <w:b w:val="0"/>
+                <w:bCs w:val="0"/>
+                <w:i w:val="0"/>
+                <w:iCs w:val="0"/>
+                <w:u w:val="none"/>
+                <w:vertAlign w:val="baseline"/>
+                <w:lang w:val="en"/>
+              </w:rPr>
+              <w:t>1</w:t>
+            </w:r>
+          </w:p>
+        </w:tc>
+      </w:tr>
+      <w:tr>
+        <w:tblPrEx>
+          <w:tblBorders>
+            <w:top w:val="single" w:color="auto" w:sz="4" w:space="0"/>
+            <w:left w:val="single" w:color="auto" w:sz="4" w:space="0"/>
+            <w:bottom w:val="single" w:color="auto" w:sz="4" w:space="0"/>
+            <w:right w:val="single" w:color="auto" w:sz="4" w:space="0"/>
+            <w:insideH w:val="single" w:color="auto" w:sz="4" w:space="0"/>
+            <w:insideV w:val="single" w:color="auto" w:sz="4" w:space="0"/>
+          </w:tblBorders>
+          <w:tblCellMar>
+            <w:left w:w="108" w:type="dxa"/>
+            <w:right w:w="108" w:type="dxa"/>
+          </w:tblCellMar>
+        </w:tblPrEx>
+        <w:tc>
+          <w:tcPr>
+            <w:tcW w:w="1704" w:type="dxa"/>
+          </w:tcPr>
+          <w:p>
+            <w:pPr>
+              <w:jc w:val="center"/>
+              <w:rPr>
+                <w:rFonts w:hint="default"/>
+                <w:b w:val="0"/>
+                <w:bCs w:val="0"/>
+                <w:i w:val="0"/>
+                <w:iCs w:val="0"/>
+                <w:u w:val="none"/>
+                <w:vertAlign w:val="baseline"/>
+                <w:lang w:val="en"/>
+              </w:rPr>
+            </w:pPr>
+            <w:r>
+              <w:rPr>
+                <w:rFonts w:hint="default"/>
+                <w:b w:val="0"/>
+                <w:bCs w:val="0"/>
+                <w:i w:val="0"/>
+                <w:iCs w:val="0"/>
+                <w:u w:val="none"/>
+                <w:vertAlign w:val="baseline"/>
+                <w:lang w:val="en"/>
+              </w:rPr>
+              <w:t>L</w:t>
+            </w:r>
+          </w:p>
+        </w:tc>
+        <w:tc>
+          <w:tcPr>
+            <w:tcW w:w="1704" w:type="dxa"/>
+          </w:tcPr>
+          <w:p>
+            <w:pPr>
+              <w:jc w:val="center"/>
+              <w:rPr>
+                <w:rFonts w:hint="default"/>
+                <w:b w:val="0"/>
+                <w:bCs w:val="0"/>
+                <w:i w:val="0"/>
+                <w:iCs w:val="0"/>
+                <w:u w:val="none"/>
+                <w:vertAlign w:val="baseline"/>
+                <w:lang w:val="en"/>
+              </w:rPr>
+            </w:pPr>
+            <w:r>
+              <w:rPr>
+                <w:rFonts w:hint="default"/>
+                <w:b w:val="0"/>
+                <w:bCs w:val="0"/>
+                <w:i w:val="0"/>
+                <w:iCs w:val="0"/>
+                <w:u w:val="none"/>
+                <w:vertAlign w:val="baseline"/>
+                <w:lang w:val="en"/>
+              </w:rPr>
+              <w:t>6</w:t>
+            </w:r>
+          </w:p>
+        </w:tc>
+        <w:tc>
+          <w:tcPr>
+            <w:tcW w:w="1704" w:type="dxa"/>
+          </w:tcPr>
+          <w:p>
+            <w:pPr>
+              <w:jc w:val="center"/>
+              <w:rPr>
+                <w:rFonts w:hint="default"/>
+                <w:b w:val="0"/>
+                <w:bCs w:val="0"/>
+                <w:i w:val="0"/>
+                <w:iCs w:val="0"/>
+                <w:u w:val="none"/>
+                <w:vertAlign w:val="baseline"/>
+                <w:lang w:val="en"/>
+              </w:rPr>
+            </w:pPr>
+            <w:r>
+              <w:rPr>
+                <w:rFonts w:hint="default"/>
+                <w:b w:val="0"/>
+                <w:bCs w:val="0"/>
+                <w:i w:val="0"/>
+                <w:iCs w:val="0"/>
+                <w:u w:val="none"/>
+                <w:vertAlign w:val="baseline"/>
+                <w:lang w:val="en"/>
+              </w:rPr>
+              <w:t>6</w:t>
+            </w:r>
+          </w:p>
+        </w:tc>
+        <w:tc>
+          <w:tcPr>
+            <w:tcW w:w="1705" w:type="dxa"/>
+          </w:tcPr>
+          <w:p>
+            <w:pPr>
+              <w:jc w:val="center"/>
+              <w:rPr>
+                <w:rFonts w:hint="default"/>
+                <w:b w:val="0"/>
+                <w:bCs w:val="0"/>
+                <w:i w:val="0"/>
+                <w:iCs w:val="0"/>
+                <w:u w:val="none"/>
+                <w:vertAlign w:val="baseline"/>
+                <w:lang w:val="en"/>
+              </w:rPr>
+            </w:pPr>
+            <w:r>
+              <w:rPr>
+                <w:rFonts w:hint="default"/>
+                <w:b w:val="0"/>
+                <w:bCs w:val="0"/>
+                <w:i w:val="0"/>
+                <w:iCs w:val="0"/>
+                <w:u w:val="none"/>
+                <w:vertAlign w:val="baseline"/>
+                <w:lang w:val="en"/>
+              </w:rPr>
+              <w:t>5</w:t>
+            </w:r>
+          </w:p>
+        </w:tc>
+        <w:tc>
+          <w:tcPr>
+            <w:tcW w:w="1705" w:type="dxa"/>
+          </w:tcPr>
+          <w:p>
+            <w:pPr>
+              <w:jc w:val="center"/>
+              <w:rPr>
+                <w:rFonts w:hint="default"/>
+                <w:b w:val="0"/>
+                <w:bCs w:val="0"/>
+                <w:i w:val="0"/>
+                <w:iCs w:val="0"/>
+                <w:u w:val="none"/>
+                <w:vertAlign w:val="baseline"/>
+                <w:lang w:val="en"/>
+              </w:rPr>
+            </w:pPr>
+            <w:r>
+              <w:rPr>
+                <w:rFonts w:hint="default"/>
+                <w:b w:val="0"/>
+                <w:bCs w:val="0"/>
+                <w:i w:val="0"/>
+                <w:iCs w:val="0"/>
+                <w:u w:val="none"/>
+                <w:vertAlign w:val="baseline"/>
+                <w:lang w:val="en"/>
+              </w:rPr>
+              <w:t>6</w:t>
+            </w:r>
+          </w:p>
+        </w:tc>
+      </w:tr>
+      <w:tr>
+        <w:tblPrEx>
+          <w:tblBorders>
+            <w:top w:val="single" w:color="auto" w:sz="4" w:space="0"/>
+            <w:left w:val="single" w:color="auto" w:sz="4" w:space="0"/>
+            <w:bottom w:val="single" w:color="auto" w:sz="4" w:space="0"/>
+            <w:right w:val="single" w:color="auto" w:sz="4" w:space="0"/>
+            <w:insideH w:val="single" w:color="auto" w:sz="4" w:space="0"/>
+            <w:insideV w:val="single" w:color="auto" w:sz="4" w:space="0"/>
+          </w:tblBorders>
+        </w:tblPrEx>
+        <w:trPr>
+          <w:trHeight w:val="244" w:hRule="atLeast"/>
+        </w:trPr>
+        <w:tc>
+          <w:tcPr>
+            <w:tcW w:w="1704" w:type="dxa"/>
+          </w:tcPr>
+          <w:p>
+            <w:pPr>
+              <w:jc w:val="center"/>
+              <w:rPr>
+                <w:rFonts w:hint="default"/>
+                <w:b w:val="0"/>
+                <w:bCs w:val="0"/>
+                <w:i w:val="0"/>
+                <w:iCs w:val="0"/>
+                <w:u w:val="none"/>
+                <w:vertAlign w:val="baseline"/>
+                <w:lang w:val="en"/>
+              </w:rPr>
+            </w:pPr>
+            <w:r>
+              <w:rPr>
+                <w:rFonts w:hint="default"/>
+                <w:b w:val="0"/>
+                <w:bCs w:val="0"/>
+                <w:i w:val="0"/>
+                <w:iCs w:val="0"/>
+                <w:u w:val="none"/>
+                <w:vertAlign w:val="baseline"/>
+                <w:lang w:val="en"/>
+              </w:rPr>
+              <w:t>Max DispQ Size</w:t>
+            </w:r>
+          </w:p>
+        </w:tc>
+        <w:tc>
+          <w:tcPr>
+            <w:tcW w:w="1704" w:type="dxa"/>
+          </w:tcPr>
+          <w:p>
+            <w:pPr>
+              <w:jc w:val="center"/>
+              <w:rPr>
+                <w:rFonts w:hint="default"/>
+                <w:b w:val="0"/>
+                <w:bCs w:val="0"/>
+                <w:i w:val="0"/>
+                <w:iCs w:val="0"/>
+                <w:u w:val="none"/>
+                <w:vertAlign w:val="baseline"/>
+                <w:lang w:val="en"/>
+              </w:rPr>
+            </w:pPr>
+            <w:r>
+              <w:rPr>
+                <w:rFonts w:hint="default"/>
+                <w:b w:val="0"/>
+                <w:bCs w:val="0"/>
+                <w:i w:val="0"/>
+                <w:iCs w:val="0"/>
+                <w:u w:val="none"/>
+                <w:vertAlign w:val="baseline"/>
+                <w:lang w:val="en"/>
+              </w:rPr>
+              <w:t>393908</w:t>
+            </w:r>
+          </w:p>
+        </w:tc>
+        <w:tc>
+          <w:tcPr>
+            <w:tcW w:w="1704" w:type="dxa"/>
+          </w:tcPr>
+          <w:p>
+            <w:pPr>
+              <w:jc w:val="center"/>
+              <w:rPr>
+                <w:rFonts w:hint="default"/>
+                <w:b w:val="0"/>
+                <w:bCs w:val="0"/>
+                <w:i w:val="0"/>
+                <w:iCs w:val="0"/>
+                <w:u w:val="none"/>
+                <w:vertAlign w:val="baseline"/>
+                <w:lang w:val="en"/>
+              </w:rPr>
+            </w:pPr>
+            <w:r>
+              <w:rPr>
+                <w:rFonts w:hint="default"/>
+                <w:b w:val="0"/>
+                <w:bCs w:val="0"/>
+                <w:i w:val="0"/>
+                <w:iCs w:val="0"/>
+                <w:u w:val="none"/>
+                <w:vertAlign w:val="baseline"/>
+                <w:lang w:val="en"/>
+              </w:rPr>
+              <w:t>429015</w:t>
+            </w:r>
+          </w:p>
+        </w:tc>
+        <w:tc>
+          <w:tcPr>
+            <w:tcW w:w="1705" w:type="dxa"/>
+          </w:tcPr>
+          <w:p>
+            <w:pPr>
+              <w:jc w:val="center"/>
+              <w:rPr>
+                <w:rFonts w:hint="default"/>
+                <w:b w:val="0"/>
+                <w:bCs w:val="0"/>
+                <w:i w:val="0"/>
+                <w:iCs w:val="0"/>
+                <w:u w:val="none"/>
+                <w:vertAlign w:val="baseline"/>
+                <w:lang w:val="en"/>
+              </w:rPr>
+            </w:pPr>
+            <w:r>
+              <w:rPr>
+                <w:rFonts w:hint="default"/>
+                <w:b w:val="0"/>
+                <w:bCs w:val="0"/>
+                <w:i w:val="0"/>
+                <w:iCs w:val="0"/>
+                <w:u w:val="none"/>
+                <w:vertAlign w:val="baseline"/>
+                <w:lang w:val="en"/>
+              </w:rPr>
+              <w:t>439301</w:t>
+            </w:r>
+          </w:p>
+        </w:tc>
+        <w:tc>
+          <w:tcPr>
+            <w:tcW w:w="1705" w:type="dxa"/>
+          </w:tcPr>
+          <w:p>
+            <w:pPr>
+              <w:jc w:val="center"/>
+              <w:rPr>
+                <w:rFonts w:hint="default"/>
+                <w:b w:val="0"/>
+                <w:bCs w:val="0"/>
+                <w:i w:val="0"/>
+                <w:iCs w:val="0"/>
+                <w:u w:val="none"/>
+                <w:vertAlign w:val="baseline"/>
+                <w:lang w:val="en"/>
+              </w:rPr>
+            </w:pPr>
+            <w:r>
+              <w:rPr>
+                <w:rFonts w:hint="default"/>
+                <w:b w:val="0"/>
+                <w:bCs w:val="0"/>
+                <w:i w:val="0"/>
+                <w:iCs w:val="0"/>
+                <w:u w:val="none"/>
+                <w:vertAlign w:val="baseline"/>
+                <w:lang w:val="en"/>
+              </w:rPr>
+              <w:t>449591</w:t>
+            </w:r>
+          </w:p>
+        </w:tc>
+      </w:tr>
+      <w:tr>
+        <w:tblPrEx>
+          <w:tblBorders>
+            <w:top w:val="single" w:color="auto" w:sz="4" w:space="0"/>
+            <w:left w:val="single" w:color="auto" w:sz="4" w:space="0"/>
+            <w:bottom w:val="single" w:color="auto" w:sz="4" w:space="0"/>
+            <w:right w:val="single" w:color="auto" w:sz="4" w:space="0"/>
+            <w:insideH w:val="single" w:color="auto" w:sz="4" w:space="0"/>
+            <w:insideV w:val="single" w:color="auto" w:sz="4" w:space="0"/>
+          </w:tblBorders>
+          <w:tblCellMar>
+            <w:left w:w="108" w:type="dxa"/>
+            <w:right w:w="108" w:type="dxa"/>
+          </w:tblCellMar>
+        </w:tblPrEx>
+        <w:tc>
+          <w:tcPr>
+            <w:tcW w:w="1704" w:type="dxa"/>
+          </w:tcPr>
+          <w:p>
+            <w:pPr>
+              <w:jc w:val="center"/>
+              <w:rPr>
+                <w:rFonts w:hint="default"/>
+                <w:b w:val="0"/>
+                <w:bCs w:val="0"/>
+                <w:i w:val="0"/>
+                <w:iCs w:val="0"/>
+                <w:u w:val="none"/>
+                <w:vertAlign w:val="baseline"/>
+                <w:lang w:val="en"/>
+              </w:rPr>
+            </w:pPr>
+            <w:r>
+              <w:rPr>
+                <w:rFonts w:hint="default"/>
+                <w:b w:val="0"/>
+                <w:bCs w:val="0"/>
+                <w:i w:val="0"/>
+                <w:iCs w:val="0"/>
+                <w:u w:val="none"/>
+                <w:vertAlign w:val="baseline"/>
+                <w:lang w:val="en"/>
+              </w:rPr>
+              <w:t>Final Cycle Count</w:t>
+            </w:r>
+          </w:p>
+        </w:tc>
+        <w:tc>
+          <w:tcPr>
+            <w:tcW w:w="1704" w:type="dxa"/>
+          </w:tcPr>
+          <w:p>
+            <w:pPr>
+              <w:jc w:val="center"/>
+              <w:rPr>
+                <w:rFonts w:hint="default"/>
+                <w:b w:val="0"/>
+                <w:bCs w:val="0"/>
+                <w:i w:val="0"/>
+                <w:iCs w:val="0"/>
+                <w:u w:val="none"/>
+                <w:vertAlign w:val="baseline"/>
+                <w:lang w:val="en"/>
+              </w:rPr>
+            </w:pPr>
+            <w:r>
+              <w:rPr>
+                <w:rFonts w:hint="default"/>
+                <w:b w:val="0"/>
+                <w:bCs w:val="0"/>
+                <w:i w:val="0"/>
+                <w:iCs w:val="0"/>
+                <w:u w:val="none"/>
+                <w:vertAlign w:val="baseline"/>
+                <w:lang w:val="en"/>
+              </w:rPr>
+              <w:t>829437</w:t>
+            </w:r>
+          </w:p>
+        </w:tc>
+        <w:tc>
+          <w:tcPr>
+            <w:tcW w:w="1704" w:type="dxa"/>
+          </w:tcPr>
+          <w:p>
+            <w:pPr>
+              <w:jc w:val="center"/>
+              <w:rPr>
+                <w:rFonts w:hint="default"/>
+                <w:b w:val="0"/>
+                <w:bCs w:val="0"/>
+                <w:i w:val="0"/>
+                <w:iCs w:val="0"/>
+                <w:u w:val="none"/>
+                <w:vertAlign w:val="baseline"/>
+                <w:lang w:val="en"/>
+              </w:rPr>
+            </w:pPr>
+            <w:r>
+              <w:rPr>
+                <w:rFonts w:hint="default"/>
+                <w:b w:val="0"/>
+                <w:bCs w:val="0"/>
+                <w:i w:val="0"/>
+                <w:iCs w:val="0"/>
+                <w:u w:val="none"/>
+                <w:vertAlign w:val="baseline"/>
+                <w:lang w:val="en"/>
+              </w:rPr>
+              <w:t>864715</w:t>
+            </w:r>
+          </w:p>
+        </w:tc>
+        <w:tc>
+          <w:tcPr>
+            <w:tcW w:w="1705" w:type="dxa"/>
+          </w:tcPr>
+          <w:p>
+            <w:pPr>
+              <w:jc w:val="center"/>
+              <w:rPr>
+                <w:rFonts w:hint="default"/>
+                <w:b w:val="0"/>
+                <w:bCs w:val="0"/>
+                <w:i w:val="0"/>
+                <w:iCs w:val="0"/>
+                <w:u w:val="none"/>
+                <w:vertAlign w:val="baseline"/>
+                <w:lang w:val="en"/>
+              </w:rPr>
+            </w:pPr>
+            <w:r>
+              <w:rPr>
+                <w:rFonts w:hint="default"/>
+                <w:b w:val="0"/>
+                <w:bCs w:val="0"/>
+                <w:i w:val="0"/>
+                <w:iCs w:val="0"/>
+                <w:u w:val="none"/>
+                <w:vertAlign w:val="baseline"/>
+                <w:lang w:val="en"/>
+              </w:rPr>
+              <w:t>855036</w:t>
+            </w:r>
+          </w:p>
+        </w:tc>
+        <w:tc>
+          <w:tcPr>
+            <w:tcW w:w="1705" w:type="dxa"/>
+          </w:tcPr>
+          <w:p>
+            <w:pPr>
+              <w:jc w:val="center"/>
+              <w:rPr>
+                <w:rFonts w:hint="default"/>
+                <w:b w:val="0"/>
+                <w:bCs w:val="0"/>
+                <w:i w:val="0"/>
+                <w:iCs w:val="0"/>
+                <w:u w:val="none"/>
+                <w:vertAlign w:val="baseline"/>
+                <w:lang w:val="en"/>
+              </w:rPr>
+            </w:pPr>
+            <w:r>
+              <w:rPr>
+                <w:rFonts w:hint="default"/>
+                <w:b w:val="0"/>
+                <w:bCs w:val="0"/>
+                <w:i w:val="0"/>
+                <w:iCs w:val="0"/>
+                <w:u w:val="none"/>
+                <w:vertAlign w:val="baseline"/>
+                <w:lang w:val="en"/>
+              </w:rPr>
+              <w:t>858731</w:t>
+            </w:r>
+          </w:p>
+        </w:tc>
+      </w:tr>
+    </w:tbl>
     <w:p>
       <w:pPr>
         <w:rPr>
@@ -323,69 +1649,6 @@
           <w:rFonts w:hint="default"/>
           <w:b w:val="0"/>
           <w:bCs w:val="0"/>
-          <w:i/>
-          <w:iCs/>
-          <w:u w:val="none"/>
-          <w:lang w:val="en"/>
-        </w:rPr>
-      </w:pPr>
-      <w:r>
-        <w:rPr>
-          <w:rFonts w:hint="default"/>
-          <w:b w:val="0"/>
-          <w:bCs w:val="0"/>
-          <w:i/>
-          <w:iCs/>
-          <w:u w:val="none"/>
-          <w:lang w:val="en"/>
-        </w:rPr>
-        <w:t>For the given default J, K, L, F, and P parameters find the optimum ROB size when</w:t>
-      </w:r>
-    </w:p>
-    <w:p>
-      <w:pPr>
-        <w:rPr>
-          <w:rFonts w:hint="default"/>
-          <w:b w:val="0"/>
-          <w:bCs w:val="0"/>
-          <w:i/>
-          <w:iCs/>
-          <w:u w:val="none"/>
-          <w:lang w:val="en"/>
-        </w:rPr>
-      </w:pPr>
-      <w:r>
-        <w:rPr>
-          <w:rFonts w:hint="default"/>
-          <w:b w:val="0"/>
-          <w:bCs w:val="0"/>
-          <w:i/>
-          <w:iCs/>
-          <w:u w:val="none"/>
-          <w:lang w:val="en"/>
-        </w:rPr>
-        <w:t xml:space="preserve">interrupts occur at every 1000, 10000, 100000 cycles. </w:t>
-      </w:r>
-    </w:p>
-    <w:p>
-      <w:pPr>
-        <w:rPr>
-          <w:rFonts w:hint="default"/>
-          <w:b w:val="0"/>
-          <w:bCs w:val="0"/>
-          <w:i/>
-          <w:iCs/>
-          <w:u w:val="none"/>
-          <w:lang w:val="en"/>
-        </w:rPr>
-      </w:pPr>
-    </w:p>
-    <w:p>
-      <w:pPr>
-        <w:rPr>
-          <w:rFonts w:hint="default"/>
-          <w:b w:val="0"/>
-          <w:bCs w:val="0"/>
           <w:i w:val="0"/>
           <w:iCs w:val="0"/>
           <w:u w:val="none"/>
@@ -440,8 +1703,67 @@
           <w:u w:val="none"/>
           <w:lang w:val="en"/>
         </w:rPr>
-        <w:t xml:space="preserve">This part is relatively straightforward. We will just start increasing the size of ROB from 12. The resulting graphs and optimal ROB sizes are shown below. </w:t>
+        <w:t>This part is relatively straightforward. We will just start increasing the size of ROB from 12. The resulting graphs and optimal ROB sizes are shown below. Note the y-axis is the final cycle count for each trace.</w:t>
       </w:r>
+      <w:r>
+        <w:drawing>
+          <wp:anchor distT="0" distB="0" distL="114300" distR="114300" simplePos="0" relativeHeight="251659264" behindDoc="0" locked="0" layoutInCell="1" allowOverlap="1">
+            <wp:simplePos x="0" y="0"/>
+            <wp:positionH relativeFrom="column">
+              <wp:posOffset>6463665</wp:posOffset>
+            </wp:positionH>
+            <wp:positionV relativeFrom="paragraph">
+              <wp:posOffset>52705</wp:posOffset>
+            </wp:positionV>
+            <wp:extent cx="6324600" cy="3771900"/>
+            <wp:effectExtent l="5080" t="4445" r="13970" b="14605"/>
+            <wp:wrapNone/>
+            <wp:docPr id="4" name="Chart 3"/>
+            <wp:cNvGraphicFramePr/>
+            <a:graphic xmlns:a="http://schemas.openxmlformats.org/drawingml/2006/main">
+              <a:graphicData uri="http://schemas.openxmlformats.org/drawingml/2006/chart">
+                <c:chart xmlns:c="http://schemas.openxmlformats.org/drawingml/2006/chart" xmlns:r="http://schemas.openxmlformats.org/officeDocument/2006/relationships" r:id="rId6"/>
+              </a:graphicData>
+            </a:graphic>
+          </wp:anchor>
+        </w:drawing>
+      </w:r>
+      <w:r>
+        <w:drawing>
+          <wp:anchor distT="0" distB="0" distL="114300" distR="114300" simplePos="0" relativeHeight="251660288" behindDoc="0" locked="0" layoutInCell="1" allowOverlap="1">
+            <wp:simplePos x="0" y="0"/>
+            <wp:positionH relativeFrom="column">
+              <wp:posOffset>13060045</wp:posOffset>
+            </wp:positionH>
+            <wp:positionV relativeFrom="paragraph">
+              <wp:posOffset>52070</wp:posOffset>
+            </wp:positionV>
+            <wp:extent cx="6390640" cy="3943350"/>
+            <wp:effectExtent l="4445" t="5080" r="5715" b="13970"/>
+            <wp:wrapNone/>
+            <wp:docPr id="6" name="Chart 5"/>
+            <wp:cNvGraphicFramePr/>
+            <a:graphic xmlns:a="http://schemas.openxmlformats.org/drawingml/2006/main">
+              <a:graphicData uri="http://schemas.openxmlformats.org/drawingml/2006/chart">
+                <c:chart xmlns:c="http://schemas.openxmlformats.org/drawingml/2006/chart" xmlns:r="http://schemas.openxmlformats.org/officeDocument/2006/relationships" r:id="rId7"/>
+              </a:graphicData>
+            </a:graphic>
+          </wp:anchor>
+        </w:drawing>
+      </w:r>
+    </w:p>
+    <w:p>
+      <w:pPr>
+        <w:rPr>
+          <w:rFonts w:hint="default"/>
+          <w:b w:val="0"/>
+          <w:bCs w:val="0"/>
+          <w:i w:val="0"/>
+          <w:iCs w:val="0"/>
+          <w:u w:val="none"/>
+          <w:lang w:val="en"/>
+        </w:rPr>
+      </w:pPr>
     </w:p>
     <w:p>
       <w:pPr>
@@ -462,13 +1784,127 @@
         <mc:AlternateContent>
           <mc:Choice Requires="wps">
             <w:drawing>
+              <wp:anchor distT="0" distB="0" distL="114300" distR="114300" simplePos="0" relativeHeight="251669504" behindDoc="0" locked="0" layoutInCell="1" allowOverlap="1">
+                <wp:simplePos x="0" y="0"/>
+                <wp:positionH relativeFrom="column">
+                  <wp:posOffset>3962400</wp:posOffset>
+                </wp:positionH>
+                <wp:positionV relativeFrom="paragraph">
+                  <wp:posOffset>88900</wp:posOffset>
+                </wp:positionV>
+                <wp:extent cx="760095" cy="242570"/>
+                <wp:effectExtent l="4445" t="4445" r="16510" b="19685"/>
+                <wp:wrapNone/>
+                <wp:docPr id="7" name="Text Box 7"/>
+                <wp:cNvGraphicFramePr/>
+                <a:graphic xmlns:a="http://schemas.openxmlformats.org/drawingml/2006/main">
+                  <a:graphicData uri="http://schemas.microsoft.com/office/word/2010/wordprocessingShape">
+                    <wps:wsp>
+                      <wps:cNvSpPr txBox="true"/>
+                      <wps:spPr>
+                        <a:xfrm>
+                          <a:off x="0" y="0"/>
+                          <a:ext cx="760095" cy="242570"/>
+                        </a:xfrm>
+                        <a:prstGeom prst="rect">
+                          <a:avLst/>
+                        </a:prstGeom>
+                        <a:solidFill>
+                          <a:schemeClr val="lt1"/>
+                        </a:solidFill>
+                        <a:ln w="6350">
+                          <a:solidFill>
+                            <a:prstClr val="black"/>
+                          </a:solidFill>
+                        </a:ln>
+                      </wps:spPr>
+                      <wps:style>
+                        <a:lnRef idx="0">
+                          <a:schemeClr val="accent1"/>
+                        </a:lnRef>
+                        <a:fillRef idx="0">
+                          <a:schemeClr val="accent1"/>
+                        </a:fillRef>
+                        <a:effectRef idx="0">
+                          <a:schemeClr val="accent1"/>
+                        </a:effectRef>
+                        <a:fontRef idx="minor">
+                          <a:schemeClr val="dk1"/>
+                        </a:fontRef>
+                      </wps:style>
+                      <wps:txbx>
+                        <w:txbxContent>
+                          <w:p>
+                            <w:pPr>
+                              <w:rPr>
+                                <w:rFonts w:hint="default"/>
+                                <w:lang w:val="en"/>
+                              </w:rPr>
+                            </w:pPr>
+                            <w:r>
+                              <w:rPr>
+                                <w:rFonts w:hint="default"/>
+                                <w:lang w:val="en"/>
+                              </w:rPr>
+                              <w:t>I = 10000</w:t>
+                            </w:r>
+                          </w:p>
+                        </w:txbxContent>
+                      </wps:txbx>
+                      <wps:bodyPr rot="0" spcFirstLastPara="0" vertOverflow="overflow" horzOverflow="overflow" vert="horz" wrap="square" lIns="91440" tIns="45720" rIns="91440" bIns="45720" numCol="1" spcCol="0" rtlCol="0" fromWordArt="false" anchor="t" anchorCtr="false" forceAA="false" compatLnSpc="true">
+                        <a:noAutofit/>
+                      </wps:bodyPr>
+                    </wps:wsp>
+                  </a:graphicData>
+                </a:graphic>
+              </wp:anchor>
+            </w:drawing>
+          </mc:Choice>
+          <mc:Fallback>
+            <w:pict>
+              <v:shape id="_x0000_s1026" o:spid="_x0000_s1026" o:spt="202" type="#_x0000_t202" style="position:absolute;left:0pt;margin-left:312pt;margin-top:7pt;height:19.1pt;width:59.85pt;z-index:251669504;mso-width-relative:page;mso-height-relative:page;" fillcolor="#FFFFFF [3201]" filled="t" stroked="t" coordsize="21600,21600" o:gfxdata="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">
+                <v:fill on="t" focussize="0,0"/>
+                <v:stroke weight="0.5pt" color="#000000 [3204]" joinstyle="round"/>
+                <v:imagedata o:title=""/>
+                <o:lock v:ext="edit" aspectratio="f"/>
+                <v:textbox>
+                  <w:txbxContent>
+                    <w:p>
+                      <w:pPr>
+                        <w:rPr>
+                          <w:rFonts w:hint="default"/>
+                          <w:lang w:val="en"/>
+                        </w:rPr>
+                      </w:pPr>
+                      <w:r>
+                        <w:rPr>
+                          <w:rFonts w:hint="default"/>
+                          <w:lang w:val="en"/>
+                        </w:rPr>
+                        <w:t>I = 10000</w:t>
+                      </w:r>
+                    </w:p>
+                  </w:txbxContent>
+                </v:textbox>
+              </v:shape>
+            </w:pict>
+          </mc:Fallback>
+        </mc:AlternateContent>
+      </w:r>
+      <w:r>
+        <w:rPr>
+          <w:sz w:val="20"/>
+        </w:rPr>
+        <mc:AlternateContent>
+          <mc:Choice Requires="wps">
+            <w:drawing>
               <wp:anchor distT="0" distB="0" distL="114300" distR="114300" simplePos="0" relativeHeight="251663360" behindDoc="0" locked="0" layoutInCell="1" allowOverlap="1">
                 <wp:simplePos x="0" y="0"/>
                 <wp:positionH relativeFrom="column">
-                  <wp:posOffset>592455</wp:posOffset>
+                  <wp:posOffset>579120</wp:posOffset>
                 </wp:positionH>
                 <wp:positionV relativeFrom="paragraph">
-                  <wp:posOffset>147955</wp:posOffset>
+                  <wp:posOffset>102870</wp:posOffset>
                 </wp:positionV>
                 <wp:extent cx="687070" cy="268605"/>
                 <wp:effectExtent l="5080" t="4445" r="12700" b="12700"/>
@@ -540,7 +1976,7 @@
           </mc:Choice>
           <mc:Fallback>
             <w:pict>
-              <v:shape id="_x0000_s1026" o:spid="_x0000_s1026" o:spt="202" type="#_x0000_t202" style="position:absolute;left:0pt;margin-left:46.65pt;margin-top:11.65pt;height:21.15pt;width:54.1pt;z-index:251663360;mso-width-relative:page;mso-height-relative:page;" fillcolor="#FFFFFF [3201]" filled="t" stroked="t" coordsize="21600,21600" o:gfxdata="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">
+              <v:shape id="_x0000_s1026" o:spid="_x0000_s1026" o:spt="202" type="#_x0000_t202" style="position:absolute;left:0pt;margin-left:45.6pt;margin-top:8.1pt;height:21.15pt;width:54.1pt;z-index:251663360;mso-width-relative:page;mso-height-relative:page;" fillcolor="#FFFFFF [3201]" filled="t" stroked="t" coordsize="21600,21600" o:gfxdata="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">
                 <v:fill on="t" focussize="0,0"/>
                 <v:stroke weight="0.5pt" color="#000000 [3204]" joinstyle="round"/>
                 <v:imagedata o:title=""/>
@@ -571,22 +2007,22 @@
       </w:r>
       <w:r>
         <w:drawing>
-          <wp:anchor distT="0" distB="0" distL="114300" distR="114300" simplePos="0" relativeHeight="251661312" behindDoc="0" locked="0" layoutInCell="1" allowOverlap="1">
+          <wp:anchor distT="0" distB="0" distL="114300" distR="114300" simplePos="0" relativeHeight="251658240" behindDoc="0" locked="0" layoutInCell="1" allowOverlap="1">
             <wp:simplePos x="0" y="0"/>
             <wp:positionH relativeFrom="column">
-              <wp:posOffset>2715260</wp:posOffset>
+              <wp:posOffset>-745490</wp:posOffset>
             </wp:positionH>
             <wp:positionV relativeFrom="paragraph">
-              <wp:posOffset>72390</wp:posOffset>
+              <wp:posOffset>47625</wp:posOffset>
             </wp:positionV>
-            <wp:extent cx="3323590" cy="2289810"/>
-            <wp:effectExtent l="4445" t="4445" r="5715" b="10795"/>
+            <wp:extent cx="3431540" cy="2983230"/>
+            <wp:effectExtent l="5080" t="5080" r="11430" b="21590"/>
             <wp:wrapNone/>
-            <wp:docPr id="1" name="Chart 3"/>
+            <wp:docPr id="3" name="Chart 2"/>
             <wp:cNvGraphicFramePr/>
             <a:graphic xmlns:a="http://schemas.openxmlformats.org/drawingml/2006/main">
               <a:graphicData uri="http://schemas.openxmlformats.org/drawingml/2006/chart">
-                <c:chart xmlns:c="http://schemas.openxmlformats.org/drawingml/2006/chart" xmlns:r="http://schemas.openxmlformats.org/officeDocument/2006/relationships" r:id="rId4"/>
+                <c:chart xmlns:c="http://schemas.openxmlformats.org/drawingml/2006/chart" xmlns:r="http://schemas.openxmlformats.org/officeDocument/2006/relationships" r:id="rId8"/>
               </a:graphicData>
             </a:graphic>
           </wp:anchor>
@@ -594,195 +2030,22 @@
       </w:r>
       <w:r>
         <w:drawing>
-          <wp:anchor distT="0" distB="0" distL="114300" distR="114300" simplePos="0" relativeHeight="251658240" behindDoc="0" locked="0" layoutInCell="1" allowOverlap="1">
+          <wp:anchor distT="0" distB="0" distL="114300" distR="114300" simplePos="0" relativeHeight="251661312" behindDoc="0" locked="0" layoutInCell="1" allowOverlap="1">
             <wp:simplePos x="0" y="0"/>
             <wp:positionH relativeFrom="column">
-              <wp:posOffset>-758825</wp:posOffset>
+              <wp:posOffset>2701925</wp:posOffset>
             </wp:positionH>
             <wp:positionV relativeFrom="paragraph">
-              <wp:posOffset>79375</wp:posOffset>
+              <wp:posOffset>40640</wp:posOffset>
             </wp:positionV>
-            <wp:extent cx="3225165" cy="2311400"/>
-            <wp:effectExtent l="4445" t="4445" r="8890" b="8255"/>
+            <wp:extent cx="3323590" cy="2981960"/>
+            <wp:effectExtent l="4445" t="4445" r="5715" b="23495"/>
             <wp:wrapNone/>
-            <wp:docPr id="3" name="Chart 2"/>
+            <wp:docPr id="1" name="Chart 3"/>
             <wp:cNvGraphicFramePr/>
             <a:graphic xmlns:a="http://schemas.openxmlformats.org/drawingml/2006/main">
               <a:graphicData uri="http://schemas.openxmlformats.org/drawingml/2006/chart">
-                <c:chart xmlns:c="http://schemas.openxmlformats.org/drawingml/2006/chart" xmlns:r="http://schemas.openxmlformats.org/officeDocument/2006/relationships" r:id="rId5"/>
-              </a:graphicData>
-            </a:graphic>
-          </wp:anchor>
-        </w:drawing>
-      </w:r>
-    </w:p>
-    <w:p>
-      <w:pPr>
-        <w:rPr>
-          <w:rFonts w:hint="default"/>
-          <w:b w:val="0"/>
-          <w:bCs w:val="0"/>
-          <w:i w:val="0"/>
-          <w:iCs w:val="0"/>
-          <w:u w:val="none"/>
-          <w:lang w:val="en"/>
-        </w:rPr>
-      </w:pPr>
-      <w:r>
-        <w:rPr>
-          <w:sz w:val="20"/>
-        </w:rPr>
-        <mc:AlternateContent>
-          <mc:Choice Requires="wps">
-            <w:drawing>
-              <wp:anchor distT="0" distB="0" distL="114300" distR="114300" simplePos="0" relativeHeight="251669504" behindDoc="0" locked="0" layoutInCell="1" allowOverlap="1">
-                <wp:simplePos x="0" y="0"/>
-                <wp:positionH relativeFrom="column">
-                  <wp:posOffset>3902710</wp:posOffset>
-                </wp:positionH>
-                <wp:positionV relativeFrom="paragraph">
-                  <wp:posOffset>26035</wp:posOffset>
-                </wp:positionV>
-                <wp:extent cx="760095" cy="242570"/>
-                <wp:effectExtent l="4445" t="4445" r="16510" b="19685"/>
-                <wp:wrapNone/>
-                <wp:docPr id="7" name="Text Box 7"/>
-                <wp:cNvGraphicFramePr/>
-                <a:graphic xmlns:a="http://schemas.openxmlformats.org/drawingml/2006/main">
-                  <a:graphicData uri="http://schemas.microsoft.com/office/word/2010/wordprocessingShape">
-                    <wps:wsp>
-                      <wps:cNvSpPr txBox="true"/>
-                      <wps:spPr>
-                        <a:xfrm>
-                          <a:off x="0" y="0"/>
-                          <a:ext cx="760095" cy="242570"/>
-                        </a:xfrm>
-                        <a:prstGeom prst="rect">
-                          <a:avLst/>
-                        </a:prstGeom>
-                        <a:solidFill>
-                          <a:schemeClr val="lt1"/>
-                        </a:solidFill>
-                        <a:ln w="6350">
-                          <a:solidFill>
-                            <a:prstClr val="black"/>
-                          </a:solidFill>
-                        </a:ln>
-                      </wps:spPr>
-                      <wps:style>
-                        <a:lnRef idx="0">
-                          <a:schemeClr val="accent1"/>
-                        </a:lnRef>
-                        <a:fillRef idx="0">
-                          <a:schemeClr val="accent1"/>
-                        </a:fillRef>
-                        <a:effectRef idx="0">
-                          <a:schemeClr val="accent1"/>
-                        </a:effectRef>
-                        <a:fontRef idx="minor">
-                          <a:schemeClr val="dk1"/>
-                        </a:fontRef>
-                      </wps:style>
-                      <wps:txbx>
-                        <w:txbxContent>
-                          <w:p>
-                            <w:pPr>
-                              <w:rPr>
-                                <w:rFonts w:hint="default"/>
-                                <w:lang w:val="en"/>
-                              </w:rPr>
-                            </w:pPr>
-                            <w:r>
-                              <w:rPr>
-                                <w:rFonts w:hint="default"/>
-                                <w:lang w:val="en"/>
-                              </w:rPr>
-                              <w:t>I = 10000</w:t>
-                            </w:r>
-                          </w:p>
-                        </w:txbxContent>
-                      </wps:txbx>
-                      <wps:bodyPr rot="0" spcFirstLastPara="0" vertOverflow="overflow" horzOverflow="overflow" vert="horz" wrap="square" lIns="91440" tIns="45720" rIns="91440" bIns="45720" numCol="1" spcCol="0" rtlCol="0" fromWordArt="false" anchor="t" anchorCtr="false" forceAA="false" compatLnSpc="true">
-                        <a:noAutofit/>
-                      </wps:bodyPr>
-                    </wps:wsp>
-                  </a:graphicData>
-                </a:graphic>
-              </wp:anchor>
-            </w:drawing>
-          </mc:Choice>
-          <mc:Fallback>
-            <w:pict>
-              <v:shape id="_x0000_s1026" o:spid="_x0000_s1026" o:spt="202" type="#_x0000_t202" style="position:absolute;left:0pt;margin-left:307.3pt;margin-top:2.05pt;height:19.1pt;width:59.85pt;z-index:251669504;mso-width-relative:page;mso-height-relative:page;" fillcolor="#FFFFFF [3201]" filled="t" stroked="t" coordsize="21600,21600" o:gfxdata="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">
-                <v:fill on="t" focussize="0,0"/>
-                <v:stroke weight="0.5pt" color="#000000 [3204]" joinstyle="round"/>
-                <v:imagedata o:title=""/>
-                <o:lock v:ext="edit" aspectratio="f"/>
-                <v:textbox>
-                  <w:txbxContent>
-                    <w:p>
-                      <w:pPr>
-                        <w:rPr>
-                          <w:rFonts w:hint="default"/>
-                          <w:lang w:val="en"/>
-                        </w:rPr>
-                      </w:pPr>
-                      <w:r>
-                        <w:rPr>
-                          <w:rFonts w:hint="default"/>
-                          <w:lang w:val="en"/>
-                        </w:rPr>
-                        <w:t>I = 10000</w:t>
-                      </w:r>
-                    </w:p>
-                  </w:txbxContent>
-                </v:textbox>
-              </v:shape>
-            </w:pict>
-          </mc:Fallback>
-        </mc:AlternateContent>
-      </w:r>
-      <w:r>
-        <w:drawing>
-          <wp:anchor distT="0" distB="0" distL="114300" distR="114300" simplePos="0" relativeHeight="251659264" behindDoc="0" locked="0" layoutInCell="1" allowOverlap="1">
-            <wp:simplePos x="0" y="0"/>
-            <wp:positionH relativeFrom="column">
-              <wp:posOffset>6463665</wp:posOffset>
-            </wp:positionH>
-            <wp:positionV relativeFrom="paragraph">
-              <wp:posOffset>52705</wp:posOffset>
-            </wp:positionV>
-            <wp:extent cx="6324600" cy="3771900"/>
-            <wp:effectExtent l="5080" t="4445" r="13970" b="14605"/>
-            <wp:wrapNone/>
-            <wp:docPr id="4" name="Chart 3"/>
-            <wp:cNvGraphicFramePr/>
-            <a:graphic xmlns:a="http://schemas.openxmlformats.org/drawingml/2006/main">
-              <a:graphicData uri="http://schemas.openxmlformats.org/drawingml/2006/chart">
-                <c:chart xmlns:c="http://schemas.openxmlformats.org/drawingml/2006/chart" xmlns:r="http://schemas.openxmlformats.org/officeDocument/2006/relationships" r:id="rId6"/>
-              </a:graphicData>
-            </a:graphic>
-          </wp:anchor>
-        </w:drawing>
-      </w:r>
-      <w:r>
-        <w:drawing>
-          <wp:anchor distT="0" distB="0" distL="114300" distR="114300" simplePos="0" relativeHeight="251660288" behindDoc="0" locked="0" layoutInCell="1" allowOverlap="1">
-            <wp:simplePos x="0" y="0"/>
-            <wp:positionH relativeFrom="column">
-              <wp:posOffset>13060045</wp:posOffset>
-            </wp:positionH>
-            <wp:positionV relativeFrom="paragraph">
-              <wp:posOffset>52070</wp:posOffset>
-            </wp:positionV>
-            <wp:extent cx="6390640" cy="3943350"/>
-            <wp:effectExtent l="4445" t="5080" r="5715" b="13970"/>
-            <wp:wrapNone/>
-            <wp:docPr id="6" name="Chart 5"/>
-            <wp:cNvGraphicFramePr/>
-            <a:graphic xmlns:a="http://schemas.openxmlformats.org/drawingml/2006/main">
-              <a:graphicData uri="http://schemas.openxmlformats.org/drawingml/2006/chart">
-                <c:chart xmlns:c="http://schemas.openxmlformats.org/drawingml/2006/chart" xmlns:r="http://schemas.openxmlformats.org/officeDocument/2006/relationships" r:id="rId7"/>
+                <c:chart xmlns:c="http://schemas.openxmlformats.org/drawingml/2006/chart" xmlns:r="http://schemas.openxmlformats.org/officeDocument/2006/relationships" r:id="rId9"/>
               </a:graphicData>
             </a:graphic>
           </wp:anchor>
@@ -983,6 +2246,94 @@
           <w:lang w:val="en"/>
         </w:rPr>
       </w:pPr>
+    </w:p>
+    <w:p>
+      <w:pPr>
+        <w:rPr>
+          <w:rFonts w:hint="default"/>
+          <w:b w:val="0"/>
+          <w:bCs w:val="0"/>
+          <w:i w:val="0"/>
+          <w:iCs w:val="0"/>
+          <w:u w:val="none"/>
+          <w:lang w:val="en"/>
+        </w:rPr>
+      </w:pPr>
+    </w:p>
+    <w:p>
+      <w:pPr>
+        <w:rPr>
+          <w:rFonts w:hint="default"/>
+          <w:b w:val="0"/>
+          <w:bCs w:val="0"/>
+          <w:i w:val="0"/>
+          <w:iCs w:val="0"/>
+          <w:u w:val="none"/>
+          <w:lang w:val="en"/>
+        </w:rPr>
+      </w:pPr>
+    </w:p>
+    <w:p>
+      <w:pPr>
+        <w:rPr>
+          <w:rFonts w:hint="default"/>
+          <w:b w:val="0"/>
+          <w:bCs w:val="0"/>
+          <w:i w:val="0"/>
+          <w:iCs w:val="0"/>
+          <w:u w:val="none"/>
+          <w:lang w:val="en"/>
+        </w:rPr>
+      </w:pPr>
+    </w:p>
+    <w:p>
+      <w:pPr>
+        <w:rPr>
+          <w:rFonts w:hint="default"/>
+          <w:b w:val="0"/>
+          <w:bCs w:val="0"/>
+          <w:i w:val="0"/>
+          <w:iCs w:val="0"/>
+          <w:u w:val="none"/>
+          <w:lang w:val="en"/>
+        </w:rPr>
+      </w:pPr>
+      <w:r>
+        <w:drawing>
+          <wp:anchor distT="0" distB="0" distL="114300" distR="114300" simplePos="0" relativeHeight="251662336" behindDoc="0" locked="0" layoutInCell="1" allowOverlap="1">
+            <wp:simplePos x="0" y="0"/>
+            <wp:positionH relativeFrom="column">
+              <wp:posOffset>668020</wp:posOffset>
+            </wp:positionH>
+            <wp:positionV relativeFrom="paragraph">
+              <wp:posOffset>144780</wp:posOffset>
+            </wp:positionV>
+            <wp:extent cx="4437380" cy="2731135"/>
+            <wp:effectExtent l="4445" t="5080" r="15875" b="6985"/>
+            <wp:wrapNone/>
+            <wp:docPr id="2" name="Chart 5"/>
+            <wp:cNvGraphicFramePr/>
+            <a:graphic xmlns:a="http://schemas.openxmlformats.org/drawingml/2006/main">
+              <a:graphicData uri="http://schemas.openxmlformats.org/drawingml/2006/chart">
+                <c:chart xmlns:c="http://schemas.openxmlformats.org/drawingml/2006/chart" xmlns:r="http://schemas.openxmlformats.org/officeDocument/2006/relationships" r:id="rId10"/>
+              </a:graphicData>
+            </a:graphic>
+          </wp:anchor>
+        </w:drawing>
+      </w:r>
+    </w:p>
+    <w:p>
+      <w:pPr>
+        <w:rPr>
+          <w:rFonts w:hint="default"/>
+          <w:b w:val="0"/>
+          <w:bCs w:val="0"/>
+          <w:i w:val="0"/>
+          <w:iCs w:val="0"/>
+          <w:u w:val="none"/>
+          <w:lang w:val="en"/>
+        </w:rPr>
+      </w:pPr>
       <w:r>
         <w:rPr>
           <w:sz w:val="20"/>
@@ -993,10 +2344,10 @@
               <wp:anchor distT="0" distB="0" distL="114300" distR="114300" simplePos="0" relativeHeight="251681792" behindDoc="0" locked="0" layoutInCell="1" allowOverlap="1">
                 <wp:simplePos x="0" y="0"/>
                 <wp:positionH relativeFrom="column">
-                  <wp:posOffset>2570480</wp:posOffset>
+                  <wp:posOffset>2517140</wp:posOffset>
                 </wp:positionH>
                 <wp:positionV relativeFrom="paragraph">
-                  <wp:posOffset>78740</wp:posOffset>
+                  <wp:posOffset>85725</wp:posOffset>
                 </wp:positionV>
                 <wp:extent cx="779780" cy="248920"/>
                 <wp:effectExtent l="4445" t="4445" r="15875" b="13335"/>
@@ -1068,7 +2419,7 @@
           </mc:Choice>
           <mc:Fallback>
             <w:pict>
-              <v:shape id="_x0000_s1026" o:spid="_x0000_s1026" o:spt="202" type="#_x0000_t202" style="position:absolute;left:0pt;margin-left:202.4pt;margin-top:6.2pt;height:19.6pt;width:61.4pt;z-index:251681792;mso-width-relative:page;mso-height-relative:page;" fillcolor="#FFFFFF [3201]" filled="t" stroked="t" coordsize="21600,21600" o:gfxdata="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">
+              <v:shape id="_x0000_s1026" o:spid="_x0000_s1026" o:spt="202" type="#_x0000_t202" style="position:absolute;left:0pt;margin-left:198.2pt;margin-top:6.75pt;height:19.6pt;width:61.4pt;z-index:251681792;mso-width-relative:page;mso-height-relative:page;" fillcolor="#FFFFFF [3201]" filled="t" stroked="t" coordsize="21600,21600" o:gfxdata="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">
                 <v:fill on="t" focussize="0,0"/>
                 <v:stroke weight="0.5pt" color="#000000 [3204]" joinstyle="round"/>
                 <v:imagedata o:title=""/>
@@ -1097,29 +2448,32 @@
           </mc:Fallback>
         </mc:AlternateContent>
       </w:r>
-      <w:r>
-        <w:drawing>
-          <wp:anchor distT="0" distB="0" distL="114300" distR="114300" simplePos="0" relativeHeight="251662336" behindDoc="0" locked="0" layoutInCell="1" allowOverlap="1">
-            <wp:simplePos x="0" y="0"/>
-            <wp:positionH relativeFrom="column">
-              <wp:posOffset>681355</wp:posOffset>
-            </wp:positionH>
-            <wp:positionV relativeFrom="paragraph">
-              <wp:posOffset>22225</wp:posOffset>
-            </wp:positionV>
-            <wp:extent cx="4437380" cy="2258695"/>
-            <wp:effectExtent l="4445" t="5080" r="15875" b="22225"/>
-            <wp:wrapNone/>
-            <wp:docPr id="2" name="Chart 5"/>
-            <wp:cNvGraphicFramePr/>
-            <a:graphic xmlns:a="http://schemas.openxmlformats.org/drawingml/2006/main">
-              <a:graphicData uri="http://schemas.openxmlformats.org/drawingml/2006/chart">
-                <c:chart xmlns:c="http://schemas.openxmlformats.org/drawingml/2006/chart" xmlns:r="http://schemas.openxmlformats.org/officeDocument/2006/relationships" r:id="rId8"/>
-              </a:graphicData>
-            </a:graphic>
-          </wp:anchor>
-        </w:drawing>
-      </w:r>
+    </w:p>
+    <w:p>
+      <w:pPr>
+        <w:rPr>
+          <w:rFonts w:hint="default"/>
+          <w:b w:val="0"/>
+          <w:bCs w:val="0"/>
+          <w:i w:val="0"/>
+          <w:iCs w:val="0"/>
+          <w:u w:val="none"/>
+          <w:lang w:val="en"/>
+        </w:rPr>
+      </w:pPr>
+    </w:p>
+    <w:p>
+      <w:pPr>
+        <w:rPr>
+          <w:rFonts w:hint="default"/>
+          <w:b w:val="0"/>
+          <w:bCs w:val="0"/>
+          <w:i w:val="0"/>
+          <w:iCs w:val="0"/>
+          <w:u w:val="none"/>
+          <w:lang w:val="en"/>
+        </w:rPr>
+      </w:pPr>
     </w:p>
     <w:p>
       <w:pPr>
@@ -1341,19 +2695,6 @@
         <w:t>Optimal ROB sizes for I values and traces:</w:t>
       </w:r>
     </w:p>
-    <w:p>
-      <w:pPr>
-        <w:rPr>
-          <w:rFonts w:hint="default"/>
-          <w:b w:val="0"/>
-          <w:bCs w:val="0"/>
-          <w:i w:val="0"/>
-          <w:iCs w:val="0"/>
-          <w:u w:val="none"/>
-          <w:lang w:val="en"/>
-        </w:rPr>
-      </w:pPr>
-    </w:p>
     <w:tbl>
       <w:tblPr>
         <w:tblStyle w:val="4"/>
@@ -1420,7 +2761,7 @@
                 <w:vertAlign w:val="baseline"/>
                 <w:lang w:val="en"/>
               </w:rPr>
-              <w:t>Interrupt Frequency</w:t>
+              <w:t>Interrupt \ trace</w:t>
             </w:r>
           </w:p>
         </w:tc>
@@ -2117,7 +3458,7 @@
   <w:docDefaults>
     <w:rPrDefault>
       <w:rPr>
-        <w:rFonts w:asciiTheme="minorHAnsi" w:hAnsiTheme="minorHAnsi" w:eastAsiaTheme="minorEastAsia" w:cstheme="minorBidi"/>
+        <w:rFonts w:ascii="Times New Roman" w:hAnsi="Times New Roman" w:eastAsia="宋体" w:cs="Times New Roman"/>
       </w:rPr>
     </w:rPrDefault>
   </w:docDefaults>
@@ -2436,7 +3777,48 @@
     </mc:Fallback>
   </mc:AlternateContent>
   <c:chart>
-    <c:autoTitleDeleted val="true"/>
+    <c:title>
+      <c:tx>
+        <c:rich>
+          <a:bodyPr rot="0" spcFirstLastPara="0" vertOverflow="ellipsis" vert="horz" wrap="square" anchor="ctr" anchorCtr="true"/>
+          <a:lstStyle/>
+          <a:p>
+            <a:pPr defTabSz="914400">
+              <a:defRPr lang="en-US" sz="1000" b="0" i="0" u="none" strike="noStrike" kern="1200" spc="0" baseline="0">
+                <a:solidFill>
+                  <a:schemeClr val="tx1">
+                    <a:lumMod val="65000"/>
+                    <a:lumOff val="35000"/>
+                  </a:schemeClr>
+                </a:solidFill>
+                <a:latin typeface="+mn-lt"/>
+                <a:ea typeface="+mn-ea"/>
+                <a:cs typeface="+mn-cs"/>
+              </a:defRPr>
+            </a:pPr>
+            <a:r>
+              <a:rPr sz="1000"/>
+              <a:t>fetch rate</a:t>
+            </a:r>
+            <a:r>
+              <a:rPr lang="en-US" altLang="en-US" sz="1000"/>
+              <a:t> versus dispatch queue size</a:t>
+            </a:r>
+            <a:endParaRPr lang="en-US" altLang="en-US" sz="1000"/>
+          </a:p>
+        </c:rich>
+      </c:tx>
+      <c:layout/>
+      <c:overlay val="false"/>
+      <c:spPr>
+        <a:noFill/>
+        <a:ln>
+          <a:noFill/>
+        </a:ln>
+        <a:effectLst/>
+      </c:spPr>
+    </c:title>
+    <c:autoTitleDeleted val="false"/>
     <c:plotArea>
       <c:layout/>
       <c:lineChart>
@@ -2447,11 +3829,11 @@
           <c:order val="0"/>
           <c:tx>
             <c:strRef>
-              <c:f>"perlbench"</c:f>
+              <c:f>"fetch rate"</c:f>
               <c:strCache>
                 <c:ptCount val="1"/>
                 <c:pt idx="0">
-                  <c:v>perlbench</c:v>
+                  <c:v>fetch rate</c:v>
                 </c:pt>
               </c:strCache>
             </c:strRef>
@@ -2481,1925 +3863,49 @@
             </c:spPr>
           </c:marker>
           <c:dLbls>
-            <c:dLbl>
-              <c:idx val="0"/>
-              <c:delete val="true"/>
-            </c:dLbl>
-            <c:dLbl>
-              <c:idx val="1"/>
-              <c:delete val="true"/>
-            </c:dLbl>
-            <c:dLbl>
-              <c:idx val="2"/>
-              <c:delete val="true"/>
-            </c:dLbl>
-            <c:dLbl>
-              <c:idx val="3"/>
-              <c:delete val="true"/>
-            </c:dLbl>
-            <c:dLbl>
-              <c:idx val="4"/>
-              <c:delete val="true"/>
-            </c:dLbl>
-            <c:dLbl>
-              <c:idx val="5"/>
-              <c:delete val="true"/>
-            </c:dLbl>
-            <c:dLbl>
-              <c:idx val="6"/>
-              <c:delete val="true"/>
-            </c:dLbl>
-            <c:dLbl>
-              <c:idx val="7"/>
-              <c:delete val="true"/>
-            </c:dLbl>
-            <c:dLbl>
-              <c:idx val="8"/>
-              <c:delete val="true"/>
-            </c:dLbl>
-            <c:dLbl>
-              <c:idx val="9"/>
-              <c:delete val="true"/>
-            </c:dLbl>
-            <c:dLbl>
-              <c:idx val="10"/>
-              <c:delete val="true"/>
-            </c:dLbl>
-            <c:dLbl>
-              <c:idx val="11"/>
-              <c:delete val="true"/>
-            </c:dLbl>
-            <c:dLbl>
-              <c:idx val="12"/>
-              <c:delete val="true"/>
-            </c:dLbl>
-            <c:dLbl>
-              <c:idx val="13"/>
-              <c:delete val="true"/>
-            </c:dLbl>
-            <c:dLbl>
-              <c:idx val="14"/>
-              <c:delete val="true"/>
-            </c:dLbl>
-            <c:dLbl>
-              <c:idx val="15"/>
-              <c:delete val="true"/>
-            </c:dLbl>
-            <c:dLbl>
-              <c:idx val="16"/>
-              <c:delete val="true"/>
-            </c:dLbl>
-            <c:dLbl>
-              <c:idx val="17"/>
-              <c:delete val="true"/>
-            </c:dLbl>
-            <c:dLbl>
-              <c:idx val="18"/>
-              <c:delete val="true"/>
-            </c:dLbl>
-            <c:dLbl>
-              <c:idx val="19"/>
-              <c:layout>
-                <c:manualLayout>
-                  <c:x val="-0.0406479525103129"/>
-                  <c:y val="0.068013468013468"/>
-                </c:manualLayout>
-              </c:layout>
-              <c:dLblPos val="r"/>
-              <c:showLegendKey val="false"/>
-              <c:showVal val="true"/>
-              <c:showCatName val="false"/>
-              <c:showSerName val="false"/>
-              <c:showPercent val="false"/>
-              <c:showBubbleSize val="false"/>
-              <c:extLst>
-                <c:ext xmlns:c15="http://schemas.microsoft.com/office/drawing/2012/chart" uri="{CE6537A1-D6FC-4f65-9D91-7224C49458BB}">
-                  <c15:layout/>
-                </c:ext>
-              </c:extLst>
-            </c:dLbl>
-            <c:dLbl>
-              <c:idx val="20"/>
-              <c:delete val="true"/>
-            </c:dLbl>
-            <c:dLbl>
-              <c:idx val="21"/>
-              <c:delete val="true"/>
-            </c:dLbl>
-            <c:dLbl>
-              <c:idx val="22"/>
-              <c:delete val="true"/>
-            </c:dLbl>
-            <c:dLbl>
-              <c:idx val="23"/>
-              <c:delete val="true"/>
-            </c:dLbl>
-            <c:dLbl>
-              <c:idx val="24"/>
-              <c:delete val="true"/>
-            </c:dLbl>
-            <c:dLbl>
-              <c:idx val="25"/>
-              <c:delete val="true"/>
-            </c:dLbl>
-            <c:dLbl>
-              <c:idx val="26"/>
-              <c:delete val="true"/>
-            </c:dLbl>
-            <c:dLbl>
-              <c:idx val="27"/>
-              <c:delete val="true"/>
-            </c:dLbl>
-            <c:dLbl>
-              <c:idx val="28"/>
-              <c:delete val="true"/>
-            </c:dLbl>
-            <c:dLbl>
-              <c:idx val="29"/>
-              <c:delete val="true"/>
-            </c:dLbl>
-            <c:dLbl>
-              <c:idx val="30"/>
-              <c:delete val="true"/>
-            </c:dLbl>
-            <c:dLbl>
-              <c:idx val="31"/>
-              <c:delete val="true"/>
-            </c:dLbl>
-            <c:dLbl>
-              <c:idx val="32"/>
-              <c:delete val="true"/>
-            </c:dLbl>
-            <c:dLbl>
-              <c:idx val="33"/>
-              <c:delete val="true"/>
-            </c:dLbl>
-            <c:dLbl>
-              <c:idx val="34"/>
-              <c:delete val="true"/>
-            </c:dLbl>
-            <c:dLbl>
-              <c:idx val="35"/>
-              <c:delete val="true"/>
-            </c:dLbl>
-            <c:spPr>
-              <a:noFill/>
-              <a:ln>
-                <a:noFill/>
-              </a:ln>
-              <a:effectLst/>
-            </c:spPr>
-            <c:txPr>
-              <a:bodyPr rot="0" spcFirstLastPara="0" vertOverflow="ellipsis" vert="horz" wrap="square" lIns="38100" tIns="19050" rIns="38100" bIns="19050" anchor="ctr" anchorCtr="true"/>
-              <a:lstStyle/>
-              <a:p>
-                <a:pPr>
-                  <a:defRPr lang="en-US" sz="900" b="0" i="0" u="none" strike="noStrike" kern="1200" baseline="0">
-                    <a:solidFill>
-                      <a:schemeClr val="tx1">
-                        <a:lumMod val="75000"/>
-                        <a:lumOff val="25000"/>
-                      </a:schemeClr>
-                    </a:solidFill>
-                    <a:latin typeface="+mn-lt"/>
-                    <a:ea typeface="+mn-ea"/>
-                    <a:cs typeface="+mn-cs"/>
-                  </a:defRPr>
-                </a:pPr>
-              </a:p>
-            </c:txPr>
-            <c:dLblPos val="r"/>
-            <c:showLegendKey val="false"/>
-            <c:showVal val="false"/>
-            <c:showCatName val="false"/>
-            <c:showSerName val="false"/>
-            <c:showPercent val="false"/>
-            <c:showBubbleSize val="false"/>
-            <c:showLeaderLines val="false"/>
-            <c:extLst>
-              <c:ext xmlns:c15="http://schemas.microsoft.com/office/drawing/2012/chart" uri="{CE6537A1-D6FC-4f65-9D91-7224C49458BB}">
-                <c15:layout/>
-                <c15:showLeaderLines val="true"/>
-                <c15:leaderLines>
-                  <c:spPr>
-                    <a:ln w="9525" cap="flat" cmpd="sng" algn="ctr">
-                      <a:solidFill>
-                        <a:schemeClr val="tx1">
-                          <a:lumMod val="35000"/>
-                          <a:lumOff val="65000"/>
-                        </a:schemeClr>
-                      </a:solidFill>
-                      <a:round/>
-                    </a:ln>
-                    <a:effectLst/>
-                  </c:spPr>
-                </c15:leaderLines>
-              </c:ext>
-            </c:extLst>
+            <c:delete val="true"/>
           </c:dLbls>
-          <c:cat>
+          <c:val>
             <c:numRef>
-              <c:f>[data.xlsx]part2_result!$A$1:$A$36</c:f>
+              <c:f>[data.xlsx]part1_result!$I$48:$I$59</c:f>
               <c:numCache>
                 <c:formatCode>General</c:formatCode>
-                <c:ptCount val="36"/>
+                <c:ptCount val="12"/>
                 <c:pt idx="0">
-                  <c:v>12</c:v>
+                  <c:v>504</c:v>
                 </c:pt>
                 <c:pt idx="1">
-                  <c:v>13</c:v>
+                  <c:v>1531</c:v>
                 </c:pt>
                 <c:pt idx="2">
-                  <c:v>14</c:v>
+                  <c:v>422704</c:v>
                 </c:pt>
                 <c:pt idx="3">
-                  <c:v>15</c:v>
+                  <c:v>822972</c:v>
                 </c:pt>
                 <c:pt idx="4">
-                  <c:v>16</c:v>
+                  <c:v>1063125</c:v>
                 </c:pt>
                 <c:pt idx="5">
-                  <c:v>17</c:v>
+                  <c:v>1223233</c:v>
                 </c:pt>
                 <c:pt idx="6">
-                  <c:v>18</c:v>
+                  <c:v>1337599</c:v>
                 </c:pt>
                 <c:pt idx="7">
-                  <c:v>19</c:v>
+                  <c:v>1422445</c:v>
                 </c:pt>
                 <c:pt idx="8">
-                  <c:v>20</c:v>
+                  <c:v>1485658</c:v>
                 </c:pt>
                 <c:pt idx="9">
-                  <c:v>21</c:v>
+                  <c:v>1535155</c:v>
                 </c:pt>
                 <c:pt idx="10">
-                  <c:v>22</c:v>
+                  <c:v>1575648</c:v>
                 </c:pt>
                 <c:pt idx="11">
-                  <c:v>23</c:v>
-                </c:pt>
-                <c:pt idx="12">
-                  <c:v>24</c:v>
-                </c:pt>
-                <c:pt idx="13">
-                  <c:v>25</c:v>
-                </c:pt>
-                <c:pt idx="14">
-                  <c:v>26</c:v>
-                </c:pt>
-                <c:pt idx="15">
-                  <c:v>27</c:v>
-                </c:pt>
-                <c:pt idx="16">
-                  <c:v>28</c:v>
-                </c:pt>
-                <c:pt idx="17">
-                  <c:v>29</c:v>
-                </c:pt>
-                <c:pt idx="18">
-                  <c:v>30</c:v>
-                </c:pt>
-                <c:pt idx="19">
-                  <c:v>31</c:v>
-                </c:pt>
-                <c:pt idx="20">
-                  <c:v>32</c:v>
-                </c:pt>
-                <c:pt idx="21">
-                  <c:v>33</c:v>
-                </c:pt>
-                <c:pt idx="22">
-                  <c:v>34</c:v>
-                </c:pt>
-                <c:pt idx="23">
-                  <c:v>35</c:v>
-                </c:pt>
-                <c:pt idx="24">
-                  <c:v>36</c:v>
-                </c:pt>
-                <c:pt idx="25">
-                  <c:v>37</c:v>
-                </c:pt>
-                <c:pt idx="26">
-                  <c:v>38</c:v>
-                </c:pt>
-                <c:pt idx="27">
-                  <c:v>39</c:v>
-                </c:pt>
-                <c:pt idx="28">
-                  <c:v>40</c:v>
-                </c:pt>
-                <c:pt idx="29">
-                  <c:v>41</c:v>
-                </c:pt>
-                <c:pt idx="30">
-                  <c:v>42</c:v>
-                </c:pt>
-                <c:pt idx="31">
-                  <c:v>43</c:v>
-                </c:pt>
-                <c:pt idx="32">
-                  <c:v>44</c:v>
-                </c:pt>
-                <c:pt idx="33">
-                  <c:v>45</c:v>
-                </c:pt>
-                <c:pt idx="34">
-                  <c:v>46</c:v>
-                </c:pt>
-                <c:pt idx="35">
-                  <c:v>47</c:v>
-                </c:pt>
-              </c:numCache>
-            </c:numRef>
-          </c:cat>
-          <c:val>
-            <c:numRef>
-              <c:f>[data.xlsx]part2_result!$AA$59:$AA$94</c:f>
-              <c:numCache>
-                <c:formatCode>General</c:formatCode>
-                <c:ptCount val="36"/>
-                <c:pt idx="0">
-                  <c:v>879976</c:v>
-                </c:pt>
-                <c:pt idx="1">
-                  <c:v>835219</c:v>
-                </c:pt>
-                <c:pt idx="2">
-                  <c:v>789589</c:v>
-                </c:pt>
-                <c:pt idx="3">
-                  <c:v>753425</c:v>
-                </c:pt>
-                <c:pt idx="4">
-                  <c:v>739355</c:v>
-                </c:pt>
-                <c:pt idx="5">
-                  <c:v>727781</c:v>
-                </c:pt>
-                <c:pt idx="6">
-                  <c:v>720216</c:v>
-                </c:pt>
-                <c:pt idx="7">
-                  <c:v>710249</c:v>
-                </c:pt>
-                <c:pt idx="8">
-                  <c:v>707789</c:v>
-                </c:pt>
-                <c:pt idx="9">
-                  <c:v>706197</c:v>
-                </c:pt>
-                <c:pt idx="10">
-                  <c:v>704250</c:v>
-                </c:pt>
-                <c:pt idx="11">
-                  <c:v>703866</c:v>
-                </c:pt>
-                <c:pt idx="12">
-                  <c:v>703819</c:v>
-                </c:pt>
-                <c:pt idx="13">
-                  <c:v>703812</c:v>
-                </c:pt>
-                <c:pt idx="14">
-                  <c:v>703819</c:v>
-                </c:pt>
-                <c:pt idx="15">
-                  <c:v>703819</c:v>
-                </c:pt>
-                <c:pt idx="16">
-                  <c:v>703819</c:v>
-                </c:pt>
-                <c:pt idx="17">
-                  <c:v>703819</c:v>
-                </c:pt>
-                <c:pt idx="18">
-                  <c:v>703819</c:v>
-                </c:pt>
-                <c:pt idx="19">
-                  <c:v>703812</c:v>
-                </c:pt>
-                <c:pt idx="20">
-                  <c:v>703812</c:v>
-                </c:pt>
-                <c:pt idx="21">
-                  <c:v>703812</c:v>
-                </c:pt>
-                <c:pt idx="22">
-                  <c:v>703812</c:v>
-                </c:pt>
-                <c:pt idx="23">
-                  <c:v>703812</c:v>
-                </c:pt>
-                <c:pt idx="24">
-                  <c:v>703812</c:v>
-                </c:pt>
-                <c:pt idx="25">
-                  <c:v>703812</c:v>
-                </c:pt>
-                <c:pt idx="26">
-                  <c:v>703812</c:v>
-                </c:pt>
-                <c:pt idx="27">
-                  <c:v>703812</c:v>
-                </c:pt>
-                <c:pt idx="28">
-                  <c:v>703812</c:v>
-                </c:pt>
-                <c:pt idx="29">
-                  <c:v>703812</c:v>
-                </c:pt>
-                <c:pt idx="30">
-                  <c:v>703812</c:v>
-                </c:pt>
-                <c:pt idx="31">
-                  <c:v>703812</c:v>
-                </c:pt>
-                <c:pt idx="32">
-                  <c:v>703812</c:v>
-                </c:pt>
-                <c:pt idx="33">
-                  <c:v>703812</c:v>
-                </c:pt>
-                <c:pt idx="34">
-                  <c:v>703812</c:v>
-                </c:pt>
-                <c:pt idx="35">
-                  <c:v>703812</c:v>
-                </c:pt>
-              </c:numCache>
-            </c:numRef>
-          </c:val>
-          <c:smooth val="false"/>
-        </c:ser>
-        <c:ser>
-          <c:idx val="1"/>
-          <c:order val="1"/>
-          <c:tx>
-            <c:strRef>
-              <c:f>"gcc"</c:f>
-              <c:strCache>
-                <c:ptCount val="1"/>
-                <c:pt idx="0">
-                  <c:v>gcc</c:v>
-                </c:pt>
-              </c:strCache>
-            </c:strRef>
-          </c:tx>
-          <c:spPr>
-            <a:ln w="28575" cap="rnd">
-              <a:solidFill>
-                <a:schemeClr val="accent2"/>
-              </a:solidFill>
-              <a:round/>
-            </a:ln>
-            <a:effectLst/>
-          </c:spPr>
-          <c:marker>
-            <c:symbol val="circle"/>
-            <c:size val="5"/>
-            <c:spPr>
-              <a:solidFill>
-                <a:schemeClr val="accent2"/>
-              </a:solidFill>
-              <a:ln w="9525">
-                <a:solidFill>
-                  <a:schemeClr val="accent2"/>
-                </a:solidFill>
-              </a:ln>
-              <a:effectLst/>
-            </c:spPr>
-          </c:marker>
-          <c:dLbls>
-            <c:dLbl>
-              <c:idx val="0"/>
-              <c:delete val="true"/>
-            </c:dLbl>
-            <c:dLbl>
-              <c:idx val="1"/>
-              <c:delete val="true"/>
-            </c:dLbl>
-            <c:dLbl>
-              <c:idx val="2"/>
-              <c:delete val="true"/>
-            </c:dLbl>
-            <c:dLbl>
-              <c:idx val="3"/>
-              <c:delete val="true"/>
-            </c:dLbl>
-            <c:dLbl>
-              <c:idx val="4"/>
-              <c:delete val="true"/>
-            </c:dLbl>
-            <c:dLbl>
-              <c:idx val="5"/>
-              <c:delete val="true"/>
-            </c:dLbl>
-            <c:dLbl>
-              <c:idx val="6"/>
-              <c:delete val="true"/>
-            </c:dLbl>
-            <c:dLbl>
-              <c:idx val="7"/>
-              <c:delete val="true"/>
-            </c:dLbl>
-            <c:dLbl>
-              <c:idx val="8"/>
-              <c:delete val="true"/>
-            </c:dLbl>
-            <c:dLbl>
-              <c:idx val="9"/>
-              <c:delete val="true"/>
-            </c:dLbl>
-            <c:dLbl>
-              <c:idx val="10"/>
-              <c:delete val="true"/>
-            </c:dLbl>
-            <c:dLbl>
-              <c:idx val="11"/>
-              <c:delete val="true"/>
-            </c:dLbl>
-            <c:dLbl>
-              <c:idx val="12"/>
-              <c:delete val="true"/>
-            </c:dLbl>
-            <c:dLbl>
-              <c:idx val="13"/>
-              <c:delete val="true"/>
-            </c:dLbl>
-            <c:dLbl>
-              <c:idx val="14"/>
-              <c:delete val="true"/>
-            </c:dLbl>
-            <c:dLbl>
-              <c:idx val="15"/>
-              <c:delete val="true"/>
-            </c:dLbl>
-            <c:dLbl>
-              <c:idx val="16"/>
-              <c:layout>
-                <c:manualLayout>
-                  <c:x val="-0.109975973807055"/>
-                  <c:y val="0.0740833179269119"/>
-                </c:manualLayout>
-              </c:layout>
-              <c:dLblPos val="r"/>
-              <c:showLegendKey val="false"/>
-              <c:showVal val="true"/>
-              <c:showCatName val="false"/>
-              <c:showSerName val="false"/>
-              <c:showPercent val="false"/>
-              <c:showBubbleSize val="false"/>
-              <c:extLst>
-                <c:ext xmlns:c15="http://schemas.microsoft.com/office/drawing/2012/chart" uri="{CE6537A1-D6FC-4f65-9D91-7224C49458BB}">
-                  <c15:layout/>
-                </c:ext>
-              </c:extLst>
-            </c:dLbl>
-            <c:dLbl>
-              <c:idx val="17"/>
-              <c:delete val="true"/>
-            </c:dLbl>
-            <c:dLbl>
-              <c:idx val="18"/>
-              <c:delete val="true"/>
-            </c:dLbl>
-            <c:dLbl>
-              <c:idx val="19"/>
-              <c:delete val="true"/>
-            </c:dLbl>
-            <c:dLbl>
-              <c:idx val="20"/>
-              <c:delete val="true"/>
-            </c:dLbl>
-            <c:dLbl>
-              <c:idx val="21"/>
-              <c:delete val="true"/>
-            </c:dLbl>
-            <c:dLbl>
-              <c:idx val="22"/>
-              <c:delete val="true"/>
-            </c:dLbl>
-            <c:dLbl>
-              <c:idx val="23"/>
-              <c:delete val="true"/>
-            </c:dLbl>
-            <c:dLbl>
-              <c:idx val="24"/>
-              <c:delete val="true"/>
-            </c:dLbl>
-            <c:dLbl>
-              <c:idx val="25"/>
-              <c:delete val="true"/>
-            </c:dLbl>
-            <c:dLbl>
-              <c:idx val="26"/>
-              <c:delete val="true"/>
-            </c:dLbl>
-            <c:dLbl>
-              <c:idx val="27"/>
-              <c:delete val="true"/>
-            </c:dLbl>
-            <c:dLbl>
-              <c:idx val="28"/>
-              <c:delete val="true"/>
-            </c:dLbl>
-            <c:dLbl>
-              <c:idx val="29"/>
-              <c:delete val="true"/>
-            </c:dLbl>
-            <c:dLbl>
-              <c:idx val="30"/>
-              <c:delete val="true"/>
-            </c:dLbl>
-            <c:dLbl>
-              <c:idx val="31"/>
-              <c:delete val="true"/>
-            </c:dLbl>
-            <c:dLbl>
-              <c:idx val="32"/>
-              <c:delete val="true"/>
-            </c:dLbl>
-            <c:dLbl>
-              <c:idx val="33"/>
-              <c:delete val="true"/>
-            </c:dLbl>
-            <c:dLbl>
-              <c:idx val="34"/>
-              <c:delete val="true"/>
-            </c:dLbl>
-            <c:dLbl>
-              <c:idx val="35"/>
-              <c:delete val="true"/>
-            </c:dLbl>
-            <c:spPr>
-              <a:noFill/>
-              <a:ln>
-                <a:noFill/>
-              </a:ln>
-              <a:effectLst/>
-            </c:spPr>
-            <c:txPr>
-              <a:bodyPr rot="0" spcFirstLastPara="0" vertOverflow="ellipsis" vert="horz" wrap="square" lIns="38100" tIns="19050" rIns="38100" bIns="19050" anchor="ctr" anchorCtr="true"/>
-              <a:lstStyle/>
-              <a:p>
-                <a:pPr>
-                  <a:defRPr lang="en-US" sz="900" b="0" i="0" u="none" strike="noStrike" kern="1200" baseline="0">
-                    <a:solidFill>
-                      <a:schemeClr val="tx1">
-                        <a:lumMod val="75000"/>
-                        <a:lumOff val="25000"/>
-                      </a:schemeClr>
-                    </a:solidFill>
-                    <a:latin typeface="+mn-lt"/>
-                    <a:ea typeface="+mn-ea"/>
-                    <a:cs typeface="+mn-cs"/>
-                  </a:defRPr>
-                </a:pPr>
-              </a:p>
-            </c:txPr>
-            <c:dLblPos val="r"/>
-            <c:showLegendKey val="false"/>
-            <c:showVal val="false"/>
-            <c:showCatName val="false"/>
-            <c:showSerName val="false"/>
-            <c:showPercent val="false"/>
-            <c:showBubbleSize val="false"/>
-            <c:showLeaderLines val="false"/>
-            <c:extLst>
-              <c:ext xmlns:c15="http://schemas.microsoft.com/office/drawing/2012/chart" uri="{CE6537A1-D6FC-4f65-9D91-7224C49458BB}">
-                <c15:layout/>
-                <c15:showLeaderLines val="true"/>
-                <c15:leaderLines>
-                  <c:spPr>
-                    <a:ln w="9525" cap="flat" cmpd="sng" algn="ctr">
-                      <a:solidFill>
-                        <a:schemeClr val="tx1">
-                          <a:lumMod val="35000"/>
-                          <a:lumOff val="65000"/>
-                        </a:schemeClr>
-                      </a:solidFill>
-                      <a:round/>
-                    </a:ln>
-                    <a:effectLst/>
-                  </c:spPr>
-                </c15:leaderLines>
-              </c:ext>
-            </c:extLst>
-          </c:dLbls>
-          <c:cat>
-            <c:numRef>
-              <c:f>[data.xlsx]part2_result!$A$1:$A$36</c:f>
-              <c:numCache>
-                <c:formatCode>General</c:formatCode>
-                <c:ptCount val="36"/>
-                <c:pt idx="0">
-                  <c:v>12</c:v>
-                </c:pt>
-                <c:pt idx="1">
-                  <c:v>13</c:v>
-                </c:pt>
-                <c:pt idx="2">
-                  <c:v>14</c:v>
-                </c:pt>
-                <c:pt idx="3">
-                  <c:v>15</c:v>
-                </c:pt>
-                <c:pt idx="4">
-                  <c:v>16</c:v>
-                </c:pt>
-                <c:pt idx="5">
-                  <c:v>17</c:v>
-                </c:pt>
-                <c:pt idx="6">
-                  <c:v>18</c:v>
-                </c:pt>
-                <c:pt idx="7">
-                  <c:v>19</c:v>
-                </c:pt>
-                <c:pt idx="8">
-                  <c:v>20</c:v>
-                </c:pt>
-                <c:pt idx="9">
-                  <c:v>21</c:v>
-                </c:pt>
-                <c:pt idx="10">
-                  <c:v>22</c:v>
-                </c:pt>
-                <c:pt idx="11">
-                  <c:v>23</c:v>
-                </c:pt>
-                <c:pt idx="12">
-                  <c:v>24</c:v>
-                </c:pt>
-                <c:pt idx="13">
-                  <c:v>25</c:v>
-                </c:pt>
-                <c:pt idx="14">
-                  <c:v>26</c:v>
-                </c:pt>
-                <c:pt idx="15">
-                  <c:v>27</c:v>
-                </c:pt>
-                <c:pt idx="16">
-                  <c:v>28</c:v>
-                </c:pt>
-                <c:pt idx="17">
-                  <c:v>29</c:v>
-                </c:pt>
-                <c:pt idx="18">
-                  <c:v>30</c:v>
-                </c:pt>
-                <c:pt idx="19">
-                  <c:v>31</c:v>
-                </c:pt>
-                <c:pt idx="20">
-                  <c:v>32</c:v>
-                </c:pt>
-                <c:pt idx="21">
-                  <c:v>33</c:v>
-                </c:pt>
-                <c:pt idx="22">
-                  <c:v>34</c:v>
-                </c:pt>
-                <c:pt idx="23">
-                  <c:v>35</c:v>
-                </c:pt>
-                <c:pt idx="24">
-                  <c:v>36</c:v>
-                </c:pt>
-                <c:pt idx="25">
-                  <c:v>37</c:v>
-                </c:pt>
-                <c:pt idx="26">
-                  <c:v>38</c:v>
-                </c:pt>
-                <c:pt idx="27">
-                  <c:v>39</c:v>
-                </c:pt>
-                <c:pt idx="28">
-                  <c:v>40</c:v>
-                </c:pt>
-                <c:pt idx="29">
-                  <c:v>41</c:v>
-                </c:pt>
-                <c:pt idx="30">
-                  <c:v>42</c:v>
-                </c:pt>
-                <c:pt idx="31">
-                  <c:v>43</c:v>
-                </c:pt>
-                <c:pt idx="32">
-                  <c:v>44</c:v>
-                </c:pt>
-                <c:pt idx="33">
-                  <c:v>45</c:v>
-                </c:pt>
-                <c:pt idx="34">
-                  <c:v>46</c:v>
-                </c:pt>
-                <c:pt idx="35">
-                  <c:v>47</c:v>
-                </c:pt>
-              </c:numCache>
-            </c:numRef>
-          </c:cat>
-          <c:val>
-            <c:numRef>
-              <c:f>[data.xlsx]part2_result!$M$59:$M$94</c:f>
-              <c:numCache>
-                <c:formatCode>General</c:formatCode>
-                <c:ptCount val="36"/>
-                <c:pt idx="0">
-                  <c:v>878655</c:v>
-                </c:pt>
-                <c:pt idx="1">
-                  <c:v>807564</c:v>
-                </c:pt>
-                <c:pt idx="2">
-                  <c:v>779226</c:v>
-                </c:pt>
-                <c:pt idx="3">
-                  <c:v>755977</c:v>
-                </c:pt>
-                <c:pt idx="4">
-                  <c:v>743177</c:v>
-                </c:pt>
-                <c:pt idx="5">
-                  <c:v>734465</c:v>
-                </c:pt>
-                <c:pt idx="6">
-                  <c:v>718804</c:v>
-                </c:pt>
-                <c:pt idx="7">
-                  <c:v>709853</c:v>
-                </c:pt>
-                <c:pt idx="8">
-                  <c:v>707589</c:v>
-                </c:pt>
-                <c:pt idx="9">
-                  <c:v>707099</c:v>
-                </c:pt>
-                <c:pt idx="10">
-                  <c:v>706808</c:v>
-                </c:pt>
-                <c:pt idx="11">
-                  <c:v>706772</c:v>
-                </c:pt>
-                <c:pt idx="12">
-                  <c:v>706770</c:v>
-                </c:pt>
-                <c:pt idx="13">
-                  <c:v>706770</c:v>
-                </c:pt>
-                <c:pt idx="14">
-                  <c:v>706755</c:v>
-                </c:pt>
-                <c:pt idx="15">
-                  <c:v>706755</c:v>
-                </c:pt>
-                <c:pt idx="16">
-                  <c:v>706739</c:v>
-                </c:pt>
-                <c:pt idx="17">
-                  <c:v>706739</c:v>
-                </c:pt>
-                <c:pt idx="18">
-                  <c:v>706739</c:v>
-                </c:pt>
-                <c:pt idx="19">
-                  <c:v>706739</c:v>
-                </c:pt>
-                <c:pt idx="20">
-                  <c:v>706770</c:v>
-                </c:pt>
-                <c:pt idx="21">
-                  <c:v>706770</c:v>
-                </c:pt>
-                <c:pt idx="22">
-                  <c:v>706770</c:v>
-                </c:pt>
-                <c:pt idx="23">
-                  <c:v>706770</c:v>
-                </c:pt>
-                <c:pt idx="24">
-                  <c:v>706770</c:v>
-                </c:pt>
-                <c:pt idx="25">
-                  <c:v>706770</c:v>
-                </c:pt>
-                <c:pt idx="26">
-                  <c:v>706770</c:v>
-                </c:pt>
-                <c:pt idx="27">
-                  <c:v>706770</c:v>
-                </c:pt>
-                <c:pt idx="28">
-                  <c:v>706770</c:v>
-                </c:pt>
-                <c:pt idx="29">
-                  <c:v>706770</c:v>
-                </c:pt>
-                <c:pt idx="30">
-                  <c:v>706770</c:v>
-                </c:pt>
-                <c:pt idx="31">
-                  <c:v>706770</c:v>
-                </c:pt>
-                <c:pt idx="32">
-                  <c:v>706770</c:v>
-                </c:pt>
-                <c:pt idx="33">
-                  <c:v>706770</c:v>
-                </c:pt>
-                <c:pt idx="34">
-                  <c:v>706770</c:v>
-                </c:pt>
-                <c:pt idx="35">
-                  <c:v>706770</c:v>
-                </c:pt>
-              </c:numCache>
-            </c:numRef>
-          </c:val>
-          <c:smooth val="false"/>
-        </c:ser>
-        <c:ser>
-          <c:idx val="2"/>
-          <c:order val="2"/>
-          <c:tx>
-            <c:strRef>
-              <c:f>"mcf"</c:f>
-              <c:strCache>
-                <c:ptCount val="1"/>
-                <c:pt idx="0">
-                  <c:v>mcf</c:v>
-                </c:pt>
-              </c:strCache>
-            </c:strRef>
-          </c:tx>
-          <c:spPr>
-            <a:ln w="28575" cap="rnd">
-              <a:solidFill>
-                <a:schemeClr val="accent3"/>
-              </a:solidFill>
-              <a:round/>
-            </a:ln>
-            <a:effectLst/>
-          </c:spPr>
-          <c:marker>
-            <c:symbol val="circle"/>
-            <c:size val="5"/>
-            <c:spPr>
-              <a:solidFill>
-                <a:schemeClr val="accent3"/>
-              </a:solidFill>
-              <a:ln w="9525">
-                <a:solidFill>
-                  <a:schemeClr val="accent3"/>
-                </a:solidFill>
-              </a:ln>
-              <a:effectLst/>
-            </c:spPr>
-          </c:marker>
-          <c:dLbls>
-            <c:dLbl>
-              <c:idx val="0"/>
-              <c:delete val="true"/>
-            </c:dLbl>
-            <c:dLbl>
-              <c:idx val="1"/>
-              <c:delete val="true"/>
-            </c:dLbl>
-            <c:dLbl>
-              <c:idx val="2"/>
-              <c:delete val="true"/>
-            </c:dLbl>
-            <c:dLbl>
-              <c:idx val="3"/>
-              <c:delete val="true"/>
-            </c:dLbl>
-            <c:dLbl>
-              <c:idx val="4"/>
-              <c:delete val="true"/>
-            </c:dLbl>
-            <c:dLbl>
-              <c:idx val="5"/>
-              <c:delete val="true"/>
-            </c:dLbl>
-            <c:dLbl>
-              <c:idx val="6"/>
-              <c:delete val="true"/>
-            </c:dLbl>
-            <c:dLbl>
-              <c:idx val="7"/>
-              <c:delete val="true"/>
-            </c:dLbl>
-            <c:dLbl>
-              <c:idx val="8"/>
-              <c:delete val="true"/>
-            </c:dLbl>
-            <c:dLbl>
-              <c:idx val="9"/>
-              <c:delete val="true"/>
-            </c:dLbl>
-            <c:dLbl>
-              <c:idx val="10"/>
-              <c:delete val="true"/>
-            </c:dLbl>
-            <c:dLbl>
-              <c:idx val="11"/>
-              <c:delete val="true"/>
-            </c:dLbl>
-            <c:dLbl>
-              <c:idx val="12"/>
-              <c:layout>
-                <c:manualLayout>
-                  <c:x val="-0.0337056041855317"/>
-                  <c:y val="-0.104882154882155"/>
-                </c:manualLayout>
-              </c:layout>
-              <c:dLblPos val="r"/>
-              <c:showLegendKey val="false"/>
-              <c:showVal val="true"/>
-              <c:showCatName val="false"/>
-              <c:showSerName val="false"/>
-              <c:showPercent val="false"/>
-              <c:showBubbleSize val="false"/>
-              <c:extLst>
-                <c:ext xmlns:c15="http://schemas.microsoft.com/office/drawing/2012/chart" uri="{CE6537A1-D6FC-4f65-9D91-7224C49458BB}">
-                  <c15:layout/>
-                </c:ext>
-              </c:extLst>
-            </c:dLbl>
-            <c:dLbl>
-              <c:idx val="13"/>
-              <c:delete val="true"/>
-            </c:dLbl>
-            <c:dLbl>
-              <c:idx val="14"/>
-              <c:delete val="true"/>
-            </c:dLbl>
-            <c:dLbl>
-              <c:idx val="15"/>
-              <c:delete val="true"/>
-            </c:dLbl>
-            <c:dLbl>
-              <c:idx val="16"/>
-              <c:delete val="true"/>
-            </c:dLbl>
-            <c:dLbl>
-              <c:idx val="17"/>
-              <c:delete val="true"/>
-            </c:dLbl>
-            <c:dLbl>
-              <c:idx val="18"/>
-              <c:delete val="true"/>
-            </c:dLbl>
-            <c:dLbl>
-              <c:idx val="19"/>
-              <c:delete val="true"/>
-            </c:dLbl>
-            <c:dLbl>
-              <c:idx val="20"/>
-              <c:delete val="true"/>
-            </c:dLbl>
-            <c:dLbl>
-              <c:idx val="21"/>
-              <c:delete val="true"/>
-            </c:dLbl>
-            <c:dLbl>
-              <c:idx val="22"/>
-              <c:delete val="true"/>
-            </c:dLbl>
-            <c:dLbl>
-              <c:idx val="23"/>
-              <c:delete val="true"/>
-            </c:dLbl>
-            <c:dLbl>
-              <c:idx val="24"/>
-              <c:delete val="true"/>
-            </c:dLbl>
-            <c:dLbl>
-              <c:idx val="25"/>
-              <c:delete val="true"/>
-            </c:dLbl>
-            <c:dLbl>
-              <c:idx val="26"/>
-              <c:delete val="true"/>
-            </c:dLbl>
-            <c:dLbl>
-              <c:idx val="27"/>
-              <c:delete val="true"/>
-            </c:dLbl>
-            <c:dLbl>
-              <c:idx val="28"/>
-              <c:delete val="true"/>
-            </c:dLbl>
-            <c:dLbl>
-              <c:idx val="29"/>
-              <c:delete val="true"/>
-            </c:dLbl>
-            <c:dLbl>
-              <c:idx val="30"/>
-              <c:delete val="true"/>
-            </c:dLbl>
-            <c:dLbl>
-              <c:idx val="31"/>
-              <c:delete val="true"/>
-            </c:dLbl>
-            <c:dLbl>
-              <c:idx val="32"/>
-              <c:delete val="true"/>
-            </c:dLbl>
-            <c:dLbl>
-              <c:idx val="33"/>
-              <c:delete val="true"/>
-            </c:dLbl>
-            <c:dLbl>
-              <c:idx val="34"/>
-              <c:delete val="true"/>
-            </c:dLbl>
-            <c:dLbl>
-              <c:idx val="35"/>
-              <c:delete val="true"/>
-            </c:dLbl>
-            <c:spPr>
-              <a:noFill/>
-              <a:ln>
-                <a:noFill/>
-              </a:ln>
-              <a:effectLst/>
-            </c:spPr>
-            <c:txPr>
-              <a:bodyPr rot="0" spcFirstLastPara="0" vertOverflow="ellipsis" vert="horz" wrap="square" lIns="38100" tIns="19050" rIns="38100" bIns="19050" anchor="ctr" anchorCtr="true"/>
-              <a:lstStyle/>
-              <a:p>
-                <a:pPr>
-                  <a:defRPr lang="en-US" sz="900" b="0" i="0" u="none" strike="noStrike" kern="1200" baseline="0">
-                    <a:solidFill>
-                      <a:schemeClr val="tx1">
-                        <a:lumMod val="75000"/>
-                        <a:lumOff val="25000"/>
-                      </a:schemeClr>
-                    </a:solidFill>
-                    <a:latin typeface="+mn-lt"/>
-                    <a:ea typeface="+mn-ea"/>
-                    <a:cs typeface="+mn-cs"/>
-                  </a:defRPr>
-                </a:pPr>
-              </a:p>
-            </c:txPr>
-            <c:dLblPos val="r"/>
-            <c:showLegendKey val="false"/>
-            <c:showVal val="false"/>
-            <c:showCatName val="false"/>
-            <c:showSerName val="false"/>
-            <c:showPercent val="false"/>
-            <c:showBubbleSize val="false"/>
-            <c:showLeaderLines val="false"/>
-            <c:extLst>
-              <c:ext xmlns:c15="http://schemas.microsoft.com/office/drawing/2012/chart" uri="{CE6537A1-D6FC-4f65-9D91-7224C49458BB}">
-                <c15:layout/>
-                <c15:showLeaderLines val="true"/>
-                <c15:leaderLines>
-                  <c:spPr>
-                    <a:ln w="9525" cap="flat" cmpd="sng" algn="ctr">
-                      <a:solidFill>
-                        <a:schemeClr val="tx1">
-                          <a:lumMod val="35000"/>
-                          <a:lumOff val="65000"/>
-                        </a:schemeClr>
-                      </a:solidFill>
-                      <a:round/>
-                    </a:ln>
-                    <a:effectLst/>
-                  </c:spPr>
-                </c15:leaderLines>
-              </c:ext>
-            </c:extLst>
-          </c:dLbls>
-          <c:cat>
-            <c:numRef>
-              <c:f>[data.xlsx]part2_result!$A$1:$A$36</c:f>
-              <c:numCache>
-                <c:formatCode>General</c:formatCode>
-                <c:ptCount val="36"/>
-                <c:pt idx="0">
-                  <c:v>12</c:v>
-                </c:pt>
-                <c:pt idx="1">
-                  <c:v>13</c:v>
-                </c:pt>
-                <c:pt idx="2">
-                  <c:v>14</c:v>
-                </c:pt>
-                <c:pt idx="3">
-                  <c:v>15</c:v>
-                </c:pt>
-                <c:pt idx="4">
-                  <c:v>16</c:v>
-                </c:pt>
-                <c:pt idx="5">
-                  <c:v>17</c:v>
-                </c:pt>
-                <c:pt idx="6">
-                  <c:v>18</c:v>
-                </c:pt>
-                <c:pt idx="7">
-                  <c:v>19</c:v>
-                </c:pt>
-                <c:pt idx="8">
-                  <c:v>20</c:v>
-                </c:pt>
-                <c:pt idx="9">
-                  <c:v>21</c:v>
-                </c:pt>
-                <c:pt idx="10">
-                  <c:v>22</c:v>
-                </c:pt>
-                <c:pt idx="11">
-                  <c:v>23</c:v>
-                </c:pt>
-                <c:pt idx="12">
-                  <c:v>24</c:v>
-                </c:pt>
-                <c:pt idx="13">
-                  <c:v>25</c:v>
-                </c:pt>
-                <c:pt idx="14">
-                  <c:v>26</c:v>
-                </c:pt>
-                <c:pt idx="15">
-                  <c:v>27</c:v>
-                </c:pt>
-                <c:pt idx="16">
-                  <c:v>28</c:v>
-                </c:pt>
-                <c:pt idx="17">
-                  <c:v>29</c:v>
-                </c:pt>
-                <c:pt idx="18">
-                  <c:v>30</c:v>
-                </c:pt>
-                <c:pt idx="19">
-                  <c:v>31</c:v>
-                </c:pt>
-                <c:pt idx="20">
-                  <c:v>32</c:v>
-                </c:pt>
-                <c:pt idx="21">
-                  <c:v>33</c:v>
-                </c:pt>
-                <c:pt idx="22">
-                  <c:v>34</c:v>
-                </c:pt>
-                <c:pt idx="23">
-                  <c:v>35</c:v>
-                </c:pt>
-                <c:pt idx="24">
-                  <c:v>36</c:v>
-                </c:pt>
-                <c:pt idx="25">
-                  <c:v>37</c:v>
-                </c:pt>
-                <c:pt idx="26">
-                  <c:v>38</c:v>
-                </c:pt>
-                <c:pt idx="27">
-                  <c:v>39</c:v>
-                </c:pt>
-                <c:pt idx="28">
-                  <c:v>40</c:v>
-                </c:pt>
-                <c:pt idx="29">
-                  <c:v>41</c:v>
-                </c:pt>
-                <c:pt idx="30">
-                  <c:v>42</c:v>
-                </c:pt>
-                <c:pt idx="31">
-                  <c:v>43</c:v>
-                </c:pt>
-                <c:pt idx="32">
-                  <c:v>44</c:v>
-                </c:pt>
-                <c:pt idx="33">
-                  <c:v>45</c:v>
-                </c:pt>
-                <c:pt idx="34">
-                  <c:v>46</c:v>
-                </c:pt>
-                <c:pt idx="35">
-                  <c:v>47</c:v>
-                </c:pt>
-              </c:numCache>
-            </c:numRef>
-          </c:cat>
-          <c:val>
-            <c:numRef>
-              <c:f>[data.xlsx]part2_result!$T$59:$T$94</c:f>
-              <c:numCache>
-                <c:formatCode>General</c:formatCode>
-                <c:ptCount val="36"/>
-                <c:pt idx="0">
-                  <c:v>894680</c:v>
-                </c:pt>
-                <c:pt idx="1">
-                  <c:v>851191</c:v>
-                </c:pt>
-                <c:pt idx="2">
-                  <c:v>805691</c:v>
-                </c:pt>
-                <c:pt idx="3">
-                  <c:v>786584</c:v>
-                </c:pt>
-                <c:pt idx="4">
-                  <c:v>768371</c:v>
-                </c:pt>
-                <c:pt idx="5">
-                  <c:v>751286</c:v>
-                </c:pt>
-                <c:pt idx="6">
-                  <c:v>746693</c:v>
-                </c:pt>
-                <c:pt idx="7">
-                  <c:v>739776</c:v>
-                </c:pt>
-                <c:pt idx="8">
-                  <c:v>733775</c:v>
-                </c:pt>
-                <c:pt idx="9">
-                  <c:v>729490</c:v>
-                </c:pt>
-                <c:pt idx="10">
-                  <c:v>725334</c:v>
-                </c:pt>
-                <c:pt idx="11">
-                  <c:v>725334</c:v>
-                </c:pt>
-                <c:pt idx="12">
-                  <c:v>723653</c:v>
-                </c:pt>
-                <c:pt idx="13">
-                  <c:v>723653</c:v>
-                </c:pt>
-                <c:pt idx="14">
-                  <c:v>723653</c:v>
-                </c:pt>
-                <c:pt idx="15">
-                  <c:v>723653</c:v>
-                </c:pt>
-                <c:pt idx="16">
-                  <c:v>723653</c:v>
-                </c:pt>
-                <c:pt idx="17">
-                  <c:v>723653</c:v>
-                </c:pt>
-                <c:pt idx="18">
-                  <c:v>723653</c:v>
-                </c:pt>
-                <c:pt idx="19">
-                  <c:v>723653</c:v>
-                </c:pt>
-                <c:pt idx="20">
-                  <c:v>723653</c:v>
-                </c:pt>
-                <c:pt idx="21">
-                  <c:v>723653</c:v>
-                </c:pt>
-                <c:pt idx="22">
-                  <c:v>723653</c:v>
-                </c:pt>
-                <c:pt idx="23">
-                  <c:v>723653</c:v>
-                </c:pt>
-                <c:pt idx="24">
-                  <c:v>723653</c:v>
-                </c:pt>
-                <c:pt idx="25">
-                  <c:v>723653</c:v>
-                </c:pt>
-                <c:pt idx="26">
-                  <c:v>723653</c:v>
-                </c:pt>
-                <c:pt idx="27">
-                  <c:v>723653</c:v>
-                </c:pt>
-                <c:pt idx="28">
-                  <c:v>723653</c:v>
-                </c:pt>
-                <c:pt idx="29">
-                  <c:v>723653</c:v>
-                </c:pt>
-                <c:pt idx="30">
-                  <c:v>723653</c:v>
-                </c:pt>
-                <c:pt idx="31">
-                  <c:v>723653</c:v>
-                </c:pt>
-                <c:pt idx="32">
-                  <c:v>723653</c:v>
-                </c:pt>
-                <c:pt idx="33">
-                  <c:v>723653</c:v>
-                </c:pt>
-                <c:pt idx="34">
-                  <c:v>723653</c:v>
-                </c:pt>
-                <c:pt idx="35">
-                  <c:v>723653</c:v>
-                </c:pt>
-              </c:numCache>
-            </c:numRef>
-          </c:val>
-          <c:smooth val="false"/>
-        </c:ser>
-        <c:ser>
-          <c:idx val="3"/>
-          <c:order val="3"/>
-          <c:tx>
-            <c:strRef>
-              <c:f>"bwaves"</c:f>
-              <c:strCache>
-                <c:ptCount val="1"/>
-                <c:pt idx="0">
-                  <c:v>bwaves</c:v>
-                </c:pt>
-              </c:strCache>
-            </c:strRef>
-          </c:tx>
-          <c:spPr>
-            <a:ln w="28575" cap="rnd">
-              <a:solidFill>
-                <a:schemeClr val="accent4"/>
-              </a:solidFill>
-              <a:round/>
-            </a:ln>
-            <a:effectLst/>
-          </c:spPr>
-          <c:marker>
-            <c:symbol val="circle"/>
-            <c:size val="5"/>
-            <c:spPr>
-              <a:solidFill>
-                <a:schemeClr val="accent4"/>
-              </a:solidFill>
-              <a:ln w="9525">
-                <a:solidFill>
-                  <a:schemeClr val="accent4"/>
-                </a:solidFill>
-              </a:ln>
-              <a:effectLst/>
-            </c:spPr>
-          </c:marker>
-          <c:dLbls>
-            <c:dLbl>
-              <c:idx val="0"/>
-              <c:delete val="true"/>
-            </c:dLbl>
-            <c:dLbl>
-              <c:idx val="1"/>
-              <c:delete val="true"/>
-            </c:dLbl>
-            <c:dLbl>
-              <c:idx val="2"/>
-              <c:delete val="true"/>
-            </c:dLbl>
-            <c:dLbl>
-              <c:idx val="3"/>
-              <c:delete val="true"/>
-            </c:dLbl>
-            <c:dLbl>
-              <c:idx val="4"/>
-              <c:delete val="true"/>
-            </c:dLbl>
-            <c:dLbl>
-              <c:idx val="5"/>
-              <c:delete val="true"/>
-            </c:dLbl>
-            <c:dLbl>
-              <c:idx val="6"/>
-              <c:delete val="true"/>
-            </c:dLbl>
-            <c:dLbl>
-              <c:idx val="7"/>
-              <c:delete val="true"/>
-            </c:dLbl>
-            <c:dLbl>
-              <c:idx val="8"/>
-              <c:delete val="true"/>
-            </c:dLbl>
-            <c:dLbl>
-              <c:idx val="9"/>
-              <c:delete val="true"/>
-            </c:dLbl>
-            <c:dLbl>
-              <c:idx val="10"/>
-              <c:delete val="true"/>
-            </c:dLbl>
-            <c:dLbl>
-              <c:idx val="11"/>
-              <c:delete val="true"/>
-            </c:dLbl>
-            <c:dLbl>
-              <c:idx val="12"/>
-              <c:delete val="true"/>
-            </c:dLbl>
-            <c:dLbl>
-              <c:idx val="13"/>
-              <c:delete val="true"/>
-            </c:dLbl>
-            <c:dLbl>
-              <c:idx val="14"/>
-              <c:delete val="true"/>
-            </c:dLbl>
-            <c:dLbl>
-              <c:idx val="15"/>
-              <c:delete val="true"/>
-            </c:dLbl>
-            <c:dLbl>
-              <c:idx val="16"/>
-              <c:delete val="true"/>
-            </c:dLbl>
-            <c:dLbl>
-              <c:idx val="17"/>
-              <c:delete val="true"/>
-            </c:dLbl>
-            <c:dLbl>
-              <c:idx val="18"/>
-              <c:delete val="true"/>
-            </c:dLbl>
-            <c:dLbl>
-              <c:idx val="19"/>
-              <c:delete val="true"/>
-            </c:dLbl>
-            <c:dLbl>
-              <c:idx val="20"/>
-              <c:layout>
-                <c:manualLayout>
-                  <c:x val="-0.0697253244793239"/>
-                  <c:y val="-0.153535353535354"/>
-                </c:manualLayout>
-              </c:layout>
-              <c:dLblPos val="r"/>
-              <c:showLegendKey val="false"/>
-              <c:showVal val="true"/>
-              <c:showCatName val="false"/>
-              <c:showSerName val="false"/>
-              <c:showPercent val="false"/>
-              <c:showBubbleSize val="false"/>
-              <c:extLst>
-                <c:ext xmlns:c15="http://schemas.microsoft.com/office/drawing/2012/chart" uri="{CE6537A1-D6FC-4f65-9D91-7224C49458BB}">
-                  <c15:layout/>
-                </c:ext>
-              </c:extLst>
-            </c:dLbl>
-            <c:dLbl>
-              <c:idx val="21"/>
-              <c:delete val="true"/>
-            </c:dLbl>
-            <c:dLbl>
-              <c:idx val="22"/>
-              <c:delete val="true"/>
-            </c:dLbl>
-            <c:dLbl>
-              <c:idx val="23"/>
-              <c:delete val="true"/>
-            </c:dLbl>
-            <c:dLbl>
-              <c:idx val="24"/>
-              <c:delete val="true"/>
-            </c:dLbl>
-            <c:dLbl>
-              <c:idx val="25"/>
-              <c:delete val="true"/>
-            </c:dLbl>
-            <c:dLbl>
-              <c:idx val="26"/>
-              <c:delete val="true"/>
-            </c:dLbl>
-            <c:dLbl>
-              <c:idx val="27"/>
-              <c:delete val="true"/>
-            </c:dLbl>
-            <c:dLbl>
-              <c:idx val="28"/>
-              <c:delete val="true"/>
-            </c:dLbl>
-            <c:dLbl>
-              <c:idx val="29"/>
-              <c:delete val="true"/>
-            </c:dLbl>
-            <c:dLbl>
-              <c:idx val="30"/>
-              <c:delete val="true"/>
-            </c:dLbl>
-            <c:dLbl>
-              <c:idx val="31"/>
-              <c:delete val="true"/>
-            </c:dLbl>
-            <c:dLbl>
-              <c:idx val="32"/>
-              <c:delete val="true"/>
-            </c:dLbl>
-            <c:dLbl>
-              <c:idx val="33"/>
-              <c:delete val="true"/>
-            </c:dLbl>
-            <c:dLbl>
-              <c:idx val="34"/>
-              <c:delete val="true"/>
-            </c:dLbl>
-            <c:dLbl>
-              <c:idx val="35"/>
-              <c:delete val="true"/>
-            </c:dLbl>
-            <c:spPr>
-              <a:noFill/>
-              <a:ln>
-                <a:noFill/>
-              </a:ln>
-              <a:effectLst/>
-            </c:spPr>
-            <c:txPr>
-              <a:bodyPr rot="0" spcFirstLastPara="0" vertOverflow="ellipsis" vert="horz" wrap="square" lIns="38100" tIns="19050" rIns="38100" bIns="19050" anchor="ctr" anchorCtr="true"/>
-              <a:lstStyle/>
-              <a:p>
-                <a:pPr>
-                  <a:defRPr lang="en-US" sz="900" b="0" i="0" u="none" strike="noStrike" kern="1200" baseline="0">
-                    <a:solidFill>
-                      <a:schemeClr val="tx1">
-                        <a:lumMod val="75000"/>
-                        <a:lumOff val="25000"/>
-                      </a:schemeClr>
-                    </a:solidFill>
-                    <a:latin typeface="+mn-lt"/>
-                    <a:ea typeface="+mn-ea"/>
-                    <a:cs typeface="+mn-cs"/>
-                  </a:defRPr>
-                </a:pPr>
-              </a:p>
-            </c:txPr>
-            <c:dLblPos val="r"/>
-            <c:showLegendKey val="false"/>
-            <c:showVal val="false"/>
-            <c:showCatName val="false"/>
-            <c:showSerName val="false"/>
-            <c:showPercent val="false"/>
-            <c:showBubbleSize val="false"/>
-            <c:showLeaderLines val="false"/>
-            <c:extLst>
-              <c:ext xmlns:c15="http://schemas.microsoft.com/office/drawing/2012/chart" uri="{CE6537A1-D6FC-4f65-9D91-7224C49458BB}">
-                <c15:layout/>
-                <c15:showLeaderLines val="true"/>
-                <c15:leaderLines>
-                  <c:spPr>
-                    <a:ln w="9525" cap="flat" cmpd="sng" algn="ctr">
-                      <a:solidFill>
-                        <a:schemeClr val="tx1">
-                          <a:lumMod val="35000"/>
-                          <a:lumOff val="65000"/>
-                        </a:schemeClr>
-                      </a:solidFill>
-                      <a:round/>
-                    </a:ln>
-                    <a:effectLst/>
-                  </c:spPr>
-                </c15:leaderLines>
-              </c:ext>
-            </c:extLst>
-          </c:dLbls>
-          <c:cat>
-            <c:numRef>
-              <c:f>[data.xlsx]part2_result!$A$1:$A$36</c:f>
-              <c:numCache>
-                <c:formatCode>General</c:formatCode>
-                <c:ptCount val="36"/>
-                <c:pt idx="0">
-                  <c:v>12</c:v>
-                </c:pt>
-                <c:pt idx="1">
-                  <c:v>13</c:v>
-                </c:pt>
-                <c:pt idx="2">
-                  <c:v>14</c:v>
-                </c:pt>
-                <c:pt idx="3">
-                  <c:v>15</c:v>
-                </c:pt>
-                <c:pt idx="4">
-                  <c:v>16</c:v>
-                </c:pt>
-                <c:pt idx="5">
-                  <c:v>17</c:v>
-                </c:pt>
-                <c:pt idx="6">
-                  <c:v>18</c:v>
-                </c:pt>
-                <c:pt idx="7">
-                  <c:v>19</c:v>
-                </c:pt>
-                <c:pt idx="8">
-                  <c:v>20</c:v>
-                </c:pt>
-                <c:pt idx="9">
-                  <c:v>21</c:v>
-                </c:pt>
-                <c:pt idx="10">
-                  <c:v>22</c:v>
-                </c:pt>
-                <c:pt idx="11">
-                  <c:v>23</c:v>
-                </c:pt>
-                <c:pt idx="12">
-                  <c:v>24</c:v>
-                </c:pt>
-                <c:pt idx="13">
-                  <c:v>25</c:v>
-                </c:pt>
-                <c:pt idx="14">
-                  <c:v>26</c:v>
-                </c:pt>
-                <c:pt idx="15">
-                  <c:v>27</c:v>
-                </c:pt>
-                <c:pt idx="16">
-                  <c:v>28</c:v>
-                </c:pt>
-                <c:pt idx="17">
-                  <c:v>29</c:v>
-                </c:pt>
-                <c:pt idx="18">
-                  <c:v>30</c:v>
-                </c:pt>
-                <c:pt idx="19">
-                  <c:v>31</c:v>
-                </c:pt>
-                <c:pt idx="20">
-                  <c:v>32</c:v>
-                </c:pt>
-                <c:pt idx="21">
-                  <c:v>33</c:v>
-                </c:pt>
-                <c:pt idx="22">
-                  <c:v>34</c:v>
-                </c:pt>
-                <c:pt idx="23">
-                  <c:v>35</c:v>
-                </c:pt>
-                <c:pt idx="24">
-                  <c:v>36</c:v>
-                </c:pt>
-                <c:pt idx="25">
-                  <c:v>37</c:v>
-                </c:pt>
-                <c:pt idx="26">
-                  <c:v>38</c:v>
-                </c:pt>
-                <c:pt idx="27">
-                  <c:v>39</c:v>
-                </c:pt>
-                <c:pt idx="28">
-                  <c:v>40</c:v>
-                </c:pt>
-                <c:pt idx="29">
-                  <c:v>41</c:v>
-                </c:pt>
-                <c:pt idx="30">
-                  <c:v>42</c:v>
-                </c:pt>
-                <c:pt idx="31">
-                  <c:v>43</c:v>
-                </c:pt>
-                <c:pt idx="32">
-                  <c:v>44</c:v>
-                </c:pt>
-                <c:pt idx="33">
-                  <c:v>45</c:v>
-                </c:pt>
-                <c:pt idx="34">
-                  <c:v>46</c:v>
-                </c:pt>
-                <c:pt idx="35">
-                  <c:v>47</c:v>
-                </c:pt>
-              </c:numCache>
-            </c:numRef>
-          </c:cat>
-          <c:val>
-            <c:numRef>
-              <c:f>[data.xlsx]part2_result!$F$59:$F$94</c:f>
-              <c:numCache>
-                <c:formatCode>General</c:formatCode>
-                <c:ptCount val="36"/>
-                <c:pt idx="0">
-                  <c:v>842682</c:v>
-                </c:pt>
-                <c:pt idx="1">
-                  <c:v>815042</c:v>
-                </c:pt>
-                <c:pt idx="2">
-                  <c:v>761034</c:v>
-                </c:pt>
-                <c:pt idx="3">
-                  <c:v>746857</c:v>
-                </c:pt>
-                <c:pt idx="4">
-                  <c:v>742742</c:v>
-                </c:pt>
-                <c:pt idx="5">
-                  <c:v>741815</c:v>
-                </c:pt>
-                <c:pt idx="6">
-                  <c:v>735673</c:v>
-                </c:pt>
-                <c:pt idx="7">
-                  <c:v>734060</c:v>
-                </c:pt>
-                <c:pt idx="8">
-                  <c:v>733037</c:v>
-                </c:pt>
-                <c:pt idx="9">
-                  <c:v>732655</c:v>
-                </c:pt>
-                <c:pt idx="10">
-                  <c:v>732459</c:v>
-                </c:pt>
-                <c:pt idx="11">
-                  <c:v>732426</c:v>
-                </c:pt>
-                <c:pt idx="12">
-                  <c:v>732382</c:v>
-                </c:pt>
-                <c:pt idx="13">
-                  <c:v>732373</c:v>
-                </c:pt>
-                <c:pt idx="14">
-                  <c:v>732373</c:v>
-                </c:pt>
-                <c:pt idx="15">
-                  <c:v>732373</c:v>
-                </c:pt>
-                <c:pt idx="16">
-                  <c:v>732373</c:v>
-                </c:pt>
-                <c:pt idx="17">
-                  <c:v>732373</c:v>
-                </c:pt>
-                <c:pt idx="18">
-                  <c:v>732353</c:v>
-                </c:pt>
-                <c:pt idx="19">
-                  <c:v>732353</c:v>
-                </c:pt>
-                <c:pt idx="20">
-                  <c:v>732345</c:v>
-                </c:pt>
-                <c:pt idx="21">
-                  <c:v>732345</c:v>
-                </c:pt>
-                <c:pt idx="22">
-                  <c:v>732345</c:v>
-                </c:pt>
-                <c:pt idx="23">
-                  <c:v>732345</c:v>
-                </c:pt>
-                <c:pt idx="24">
-                  <c:v>732345</c:v>
-                </c:pt>
-                <c:pt idx="25">
-                  <c:v>732345</c:v>
-                </c:pt>
-                <c:pt idx="26">
-                  <c:v>732345</c:v>
-                </c:pt>
-                <c:pt idx="27">
-                  <c:v>732345</c:v>
-                </c:pt>
-                <c:pt idx="28">
-                  <c:v>732345</c:v>
-                </c:pt>
-                <c:pt idx="29">
-                  <c:v>732345</c:v>
-                </c:pt>
-                <c:pt idx="30">
-                  <c:v>732345</c:v>
-                </c:pt>
-                <c:pt idx="31">
-                  <c:v>732345</c:v>
-                </c:pt>
-                <c:pt idx="32">
-                  <c:v>732345</c:v>
-                </c:pt>
-                <c:pt idx="33">
-                  <c:v>732345</c:v>
-                </c:pt>
-                <c:pt idx="34">
-                  <c:v>732345</c:v>
-                </c:pt>
-                <c:pt idx="35">
-                  <c:v>732345</c:v>
+                  <c:v>1611209</c:v>
                 </c:pt>
               </c:numCache>
             </c:numRef>
@@ -4416,11 +3922,11 @@
         </c:dLbls>
         <c:marker val="true"/>
         <c:smooth val="false"/>
-        <c:axId val="319802901"/>
-        <c:axId val="362635715"/>
+        <c:axId val="780466289"/>
+        <c:axId val="580092222"/>
       </c:lineChart>
       <c:catAx>
-        <c:axId val="319802901"/>
+        <c:axId val="780466289"/>
         <c:scaling>
           <c:orientation val="minMax"/>
         </c:scaling>
@@ -4461,7 +3967,7 @@
             </a:pPr>
           </a:p>
         </c:txPr>
-        <c:crossAx val="362635715"/>
+        <c:crossAx val="580092222"/>
         <c:crosses val="autoZero"/>
         <c:auto val="true"/>
         <c:lblAlgn val="ctr"/>
@@ -4469,11 +3975,9 @@
         <c:noMultiLvlLbl val="false"/>
       </c:catAx>
       <c:valAx>
-        <c:axId val="362635715"/>
+        <c:axId val="580092222"/>
         <c:scaling>
           <c:orientation val="minMax"/>
-          <c:max val="910000"/>
-          <c:min val="670000"/>
         </c:scaling>
         <c:delete val="false"/>
         <c:axPos val="l"/>
@@ -4521,7 +4025,7 @@
             </a:pPr>
           </a:p>
         </c:txPr>
-        <c:crossAx val="319802901"/>
+        <c:crossAx val="780466289"/>
         <c:crosses val="autoZero"/>
         <c:crossBetween val="between"/>
       </c:valAx>
@@ -4612,7 +4116,44 @@
     </mc:Fallback>
   </mc:AlternateContent>
   <c:chart>
-    <c:autoTitleDeleted val="true"/>
+    <c:title>
+      <c:tx>
+        <c:rich>
+          <a:bodyPr rot="0" spcFirstLastPara="0" vertOverflow="ellipsis" vert="horz" wrap="square" anchor="ctr" anchorCtr="true"/>
+          <a:lstStyle/>
+          <a:p>
+            <a:pPr defTabSz="914400">
+              <a:defRPr lang="en-US" sz="1400" b="0" i="0" u="none" strike="noStrike" kern="1200" spc="0" baseline="0">
+                <a:solidFill>
+                  <a:schemeClr val="tx1">
+                    <a:lumMod val="65000"/>
+                    <a:lumOff val="35000"/>
+                  </a:schemeClr>
+                </a:solidFill>
+                <a:latin typeface="+mn-lt"/>
+                <a:ea typeface="+mn-ea"/>
+                <a:cs typeface="+mn-cs"/>
+              </a:defRPr>
+            </a:pPr>
+            <a:r>
+              <a:rPr lang="en-US" altLang="en-US"/>
+              <a:t>I = 10000</a:t>
+            </a:r>
+            <a:endParaRPr lang="en-US" altLang="en-US"/>
+          </a:p>
+        </c:rich>
+      </c:tx>
+      <c:layout/>
+      <c:overlay val="false"/>
+      <c:spPr>
+        <a:noFill/>
+        <a:ln>
+          <a:noFill/>
+        </a:ln>
+        <a:effectLst/>
+      </c:spPr>
+    </c:title>
+    <c:autoTitleDeleted val="false"/>
     <c:plotArea>
       <c:layout/>
       <c:lineChart>
@@ -4711,10 +4252,34 @@
             </c:dLbl>
             <c:dLbl>
               <c:idx val="13"/>
+              <c:delete val="true"/>
+            </c:dLbl>
+            <c:dLbl>
+              <c:idx val="14"/>
+              <c:delete val="true"/>
+            </c:dLbl>
+            <c:dLbl>
+              <c:idx val="15"/>
+              <c:delete val="true"/>
+            </c:dLbl>
+            <c:dLbl>
+              <c:idx val="16"/>
+              <c:delete val="true"/>
+            </c:dLbl>
+            <c:dLbl>
+              <c:idx val="17"/>
+              <c:delete val="true"/>
+            </c:dLbl>
+            <c:dLbl>
+              <c:idx val="18"/>
+              <c:delete val="true"/>
+            </c:dLbl>
+            <c:dLbl>
+              <c:idx val="19"/>
               <c:layout>
                 <c:manualLayout>
-                  <c:x val="0.0350096463269741"/>
-                  <c:y val="0.0665066415066415"/>
+                  <c:x val="-0.0406479525103129"/>
+                  <c:y val="0.068013468013468"/>
                 </c:manualLayout>
               </c:layout>
               <c:dLblPos val="r"/>
@@ -4726,38 +4291,9 @@
               <c:showBubbleSize val="false"/>
               <c:extLst>
                 <c:ext xmlns:c15="http://schemas.microsoft.com/office/drawing/2012/chart" uri="{CE6537A1-D6FC-4f65-9D91-7224C49458BB}">
-                  <c15:layout>
-                    <c:manualLayout>
-                      <c:w val="0.139397519196692"/>
-                      <c:h val="0.0510989010989011"/>
-                    </c:manualLayout>
-                  </c15:layout>
+                  <c15:layout/>
                 </c:ext>
               </c:extLst>
-            </c:dLbl>
-            <c:dLbl>
-              <c:idx val="14"/>
-              <c:delete val="true"/>
-            </c:dLbl>
-            <c:dLbl>
-              <c:idx val="15"/>
-              <c:delete val="true"/>
-            </c:dLbl>
-            <c:dLbl>
-              <c:idx val="16"/>
-              <c:delete val="true"/>
-            </c:dLbl>
-            <c:dLbl>
-              <c:idx val="17"/>
-              <c:delete val="true"/>
-            </c:dLbl>
-            <c:dLbl>
-              <c:idx val="18"/>
-              <c:delete val="true"/>
-            </c:dLbl>
-            <c:dLbl>
-              <c:idx val="19"/>
-              <c:delete val="true"/>
             </c:dLbl>
             <c:dLbl>
               <c:idx val="20"/>
@@ -4997,117 +4533,117 @@
           </c:cat>
           <c:val>
             <c:numRef>
-              <c:f>[data.xlsx]part2_result!$AA$1:$AA$36</c:f>
+              <c:f>[data.xlsx]part2_result!$AA$59:$AA$94</c:f>
               <c:numCache>
                 <c:formatCode>General</c:formatCode>
                 <c:ptCount val="36"/>
                 <c:pt idx="0">
-                  <c:v>881996</c:v>
+                  <c:v>879976</c:v>
                 </c:pt>
                 <c:pt idx="1">
-                  <c:v>837220</c:v>
+                  <c:v>835219</c:v>
                 </c:pt>
                 <c:pt idx="2">
-                  <c:v>791594</c:v>
+                  <c:v>789589</c:v>
                 </c:pt>
                 <c:pt idx="3">
-                  <c:v>755457</c:v>
+                  <c:v>753425</c:v>
                 </c:pt>
                 <c:pt idx="4">
-                  <c:v>741417</c:v>
+                  <c:v>739355</c:v>
                 </c:pt>
                 <c:pt idx="5">
-                  <c:v>729832</c:v>
+                  <c:v>727781</c:v>
                 </c:pt>
                 <c:pt idx="6">
-                  <c:v>722234</c:v>
+                  <c:v>720216</c:v>
                 </c:pt>
                 <c:pt idx="7">
-                  <c:v>712273</c:v>
+                  <c:v>710249</c:v>
                 </c:pt>
                 <c:pt idx="8">
-                  <c:v>709802</c:v>
+                  <c:v>707789</c:v>
                 </c:pt>
                 <c:pt idx="9">
-                  <c:v>708184</c:v>
+                  <c:v>706197</c:v>
                 </c:pt>
                 <c:pt idx="10">
-                  <c:v>706276</c:v>
+                  <c:v>704250</c:v>
                 </c:pt>
                 <c:pt idx="11">
-                  <c:v>705954</c:v>
+                  <c:v>703866</c:v>
                 </c:pt>
                 <c:pt idx="12">
-                  <c:v>705836</c:v>
+                  <c:v>703819</c:v>
                 </c:pt>
                 <c:pt idx="13">
-                  <c:v>705830</c:v>
+                  <c:v>703812</c:v>
                 </c:pt>
                 <c:pt idx="14">
-                  <c:v>705830</c:v>
+                  <c:v>703819</c:v>
                 </c:pt>
                 <c:pt idx="15">
-                  <c:v>705830</c:v>
+                  <c:v>703819</c:v>
                 </c:pt>
                 <c:pt idx="16">
-                  <c:v>705830</c:v>
+                  <c:v>703819</c:v>
                 </c:pt>
                 <c:pt idx="17">
-                  <c:v>705830</c:v>
+                  <c:v>703819</c:v>
                 </c:pt>
                 <c:pt idx="18">
-                  <c:v>705830</c:v>
+                  <c:v>703819</c:v>
                 </c:pt>
                 <c:pt idx="19">
-                  <c:v>705830</c:v>
+                  <c:v>703812</c:v>
                 </c:pt>
                 <c:pt idx="20">
-                  <c:v>705830</c:v>
+                  <c:v>703812</c:v>
                 </c:pt>
                 <c:pt idx="21">
-                  <c:v>705830</c:v>
+                  <c:v>703812</c:v>
                 </c:pt>
                 <c:pt idx="22">
-                  <c:v>705830</c:v>
+                  <c:v>703812</c:v>
                 </c:pt>
                 <c:pt idx="23">
-                  <c:v>705830</c:v>
+                  <c:v>703812</c:v>
                 </c:pt>
                 <c:pt idx="24">
-                  <c:v>705830</c:v>
+                  <c:v>703812</c:v>
                 </c:pt>
                 <c:pt idx="25">
-                  <c:v>705830</c:v>
+                  <c:v>703812</c:v>
                 </c:pt>
                 <c:pt idx="26">
-                  <c:v>705830</c:v>
+                  <c:v>703812</c:v>
                 </c:pt>
                 <c:pt idx="27">
-                  <c:v>705830</c:v>
+                  <c:v>703812</c:v>
                 </c:pt>
                 <c:pt idx="28">
-                  <c:v>705830</c:v>
+                  <c:v>703812</c:v>
                 </c:pt>
                 <c:pt idx="29">
-                  <c:v>705830</c:v>
+                  <c:v>703812</c:v>
                 </c:pt>
                 <c:pt idx="30">
-                  <c:v>705830</c:v>
+                  <c:v>703812</c:v>
                 </c:pt>
                 <c:pt idx="31">
-                  <c:v>705830</c:v>
+                  <c:v>703812</c:v>
                 </c:pt>
                 <c:pt idx="32">
-                  <c:v>705830</c:v>
+                  <c:v>703812</c:v>
                 </c:pt>
                 <c:pt idx="33">
-                  <c:v>705830</c:v>
+                  <c:v>703812</c:v>
                 </c:pt>
                 <c:pt idx="34">
-                  <c:v>705830</c:v>
+                  <c:v>703812</c:v>
                 </c:pt>
                 <c:pt idx="35">
-                  <c:v>705830</c:v>
+                  <c:v>703812</c:v>
                 </c:pt>
               </c:numCache>
             </c:numRef>
@@ -5203,10 +4739,26 @@
             </c:dLbl>
             <c:dLbl>
               <c:idx val="12"/>
+              <c:delete val="true"/>
+            </c:dLbl>
+            <c:dLbl>
+              <c:idx val="13"/>
+              <c:delete val="true"/>
+            </c:dLbl>
+            <c:dLbl>
+              <c:idx val="14"/>
+              <c:delete val="true"/>
+            </c:dLbl>
+            <c:dLbl>
+              <c:idx val="15"/>
+              <c:delete val="true"/>
+            </c:dLbl>
+            <c:dLbl>
+              <c:idx val="16"/>
               <c:layout>
                 <c:manualLayout>
-                  <c:x val="-0.110444421844808"/>
-                  <c:y val="0.078956228956229"/>
+                  <c:x val="-0.0476909145789315"/>
+                  <c:y val="0.0796296296296296"/>
                 </c:manualLayout>
               </c:layout>
               <c:dLblPos val="r"/>
@@ -5221,22 +4773,6 @@
                   <c15:layout/>
                 </c:ext>
               </c:extLst>
-            </c:dLbl>
-            <c:dLbl>
-              <c:idx val="13"/>
-              <c:delete val="true"/>
-            </c:dLbl>
-            <c:dLbl>
-              <c:idx val="14"/>
-              <c:delete val="true"/>
-            </c:dLbl>
-            <c:dLbl>
-              <c:idx val="15"/>
-              <c:delete val="true"/>
-            </c:dLbl>
-            <c:dLbl>
-              <c:idx val="16"/>
-              <c:delete val="true"/>
             </c:dLbl>
             <c:dLbl>
               <c:idx val="17"/>
@@ -5488,117 +5024,117 @@
           </c:cat>
           <c:val>
             <c:numRef>
-              <c:f>[data.xlsx]part2_result!$M$1:$M$36</c:f>
+              <c:f>[data.xlsx]part2_result!$M$59:$M$94</c:f>
               <c:numCache>
                 <c:formatCode>General</c:formatCode>
                 <c:ptCount val="36"/>
                 <c:pt idx="0">
-                  <c:v>880600</c:v>
+                  <c:v>878655</c:v>
                 </c:pt>
                 <c:pt idx="1">
-                  <c:v>809537</c:v>
+                  <c:v>807564</c:v>
                 </c:pt>
                 <c:pt idx="2">
-                  <c:v>781199</c:v>
+                  <c:v>779226</c:v>
                 </c:pt>
                 <c:pt idx="3">
-                  <c:v>757898</c:v>
+                  <c:v>755977</c:v>
                 </c:pt>
                 <c:pt idx="4">
-                  <c:v>744945</c:v>
+                  <c:v>743177</c:v>
                 </c:pt>
                 <c:pt idx="5">
-                  <c:v>736288</c:v>
+                  <c:v>734465</c:v>
                 </c:pt>
                 <c:pt idx="6">
-                  <c:v>720742</c:v>
+                  <c:v>718804</c:v>
                 </c:pt>
                 <c:pt idx="7">
-                  <c:v>711811</c:v>
+                  <c:v>709853</c:v>
                 </c:pt>
                 <c:pt idx="8">
-                  <c:v>709566</c:v>
+                  <c:v>707589</c:v>
                 </c:pt>
                 <c:pt idx="9">
-                  <c:v>709030</c:v>
+                  <c:v>707099</c:v>
                 </c:pt>
                 <c:pt idx="10">
-                  <c:v>708806</c:v>
+                  <c:v>706808</c:v>
                 </c:pt>
                 <c:pt idx="11">
-                  <c:v>708710</c:v>
+                  <c:v>706772</c:v>
                 </c:pt>
                 <c:pt idx="12">
-                  <c:v>708694</c:v>
+                  <c:v>706770</c:v>
                 </c:pt>
                 <c:pt idx="13">
-                  <c:v>708694</c:v>
+                  <c:v>706770</c:v>
                 </c:pt>
                 <c:pt idx="14">
-                  <c:v>708694</c:v>
+                  <c:v>706755</c:v>
                 </c:pt>
                 <c:pt idx="15">
-                  <c:v>708694</c:v>
+                  <c:v>706755</c:v>
                 </c:pt>
                 <c:pt idx="16">
-                  <c:v>708694</c:v>
+                  <c:v>706739</c:v>
                 </c:pt>
                 <c:pt idx="17">
-                  <c:v>708694</c:v>
+                  <c:v>706739</c:v>
                 </c:pt>
                 <c:pt idx="18">
-                  <c:v>708694</c:v>
+                  <c:v>706739</c:v>
                 </c:pt>
                 <c:pt idx="19">
-                  <c:v>708694</c:v>
+                  <c:v>706739</c:v>
                 </c:pt>
                 <c:pt idx="20">
-                  <c:v>708694</c:v>
+                  <c:v>706770</c:v>
                 </c:pt>
                 <c:pt idx="21">
-                  <c:v>708694</c:v>
+                  <c:v>706770</c:v>
                 </c:pt>
                 <c:pt idx="22">
-                  <c:v>708694</c:v>
+                  <c:v>706770</c:v>
                 </c:pt>
                 <c:pt idx="23">
-                  <c:v>708694</c:v>
+                  <c:v>706770</c:v>
                 </c:pt>
                 <c:pt idx="24">
-                  <c:v>708694</c:v>
+                  <c:v>706770</c:v>
                 </c:pt>
                 <c:pt idx="25">
-                  <c:v>708694</c:v>
+                  <c:v>706770</c:v>
                 </c:pt>
                 <c:pt idx="26">
-                  <c:v>708694</c:v>
+                  <c:v>706770</c:v>
                 </c:pt>
                 <c:pt idx="27">
-                  <c:v>708694</c:v>
+                  <c:v>706770</c:v>
                 </c:pt>
                 <c:pt idx="28">
-                  <c:v>708694</c:v>
+                  <c:v>706770</c:v>
                 </c:pt>
                 <c:pt idx="29">
-                  <c:v>708694</c:v>
+                  <c:v>706770</c:v>
                 </c:pt>
                 <c:pt idx="30">
-                  <c:v>708694</c:v>
+                  <c:v>706770</c:v>
                 </c:pt>
                 <c:pt idx="31">
-                  <c:v>708694</c:v>
+                  <c:v>706770</c:v>
                 </c:pt>
                 <c:pt idx="32">
-                  <c:v>708694</c:v>
+                  <c:v>706770</c:v>
                 </c:pt>
                 <c:pt idx="33">
-                  <c:v>708694</c:v>
+                  <c:v>706770</c:v>
                 </c:pt>
                 <c:pt idx="34">
-                  <c:v>708694</c:v>
+                  <c:v>706770</c:v>
                 </c:pt>
                 <c:pt idx="35">
-                  <c:v>708694</c:v>
+                  <c:v>706770</c:v>
                 </c:pt>
               </c:numCache>
             </c:numRef>
@@ -5694,14 +5230,10 @@
             </c:dLbl>
             <c:dLbl>
               <c:idx val="12"/>
-              <c:delete val="true"/>
-            </c:dLbl>
-            <c:dLbl>
-              <c:idx val="13"/>
               <c:layout>
                 <c:manualLayout>
-                  <c:x val="-0.0410861385131699"/>
-                  <c:y val="-0.160774410774411"/>
+                  <c:x val="-0.0337056041855317"/>
+                  <c:y val="-0.104882154882155"/>
                 </c:manualLayout>
               </c:layout>
               <c:dLblPos val="r"/>
@@ -5716,6 +5248,10 @@
                   <c15:layout/>
                 </c:ext>
               </c:extLst>
+            </c:dLbl>
+            <c:dLbl>
+              <c:idx val="13"/>
+              <c:delete val="true"/>
             </c:dLbl>
             <c:dLbl>
               <c:idx val="14"/>
@@ -5979,117 +5515,117 @@
           </c:cat>
           <c:val>
             <c:numRef>
-              <c:f>[data.xlsx]part2_result!$T$1:$T$36</c:f>
+              <c:f>[data.xlsx]part2_result!$T$59:$T$94</c:f>
               <c:numCache>
                 <c:formatCode>General</c:formatCode>
                 <c:ptCount val="36"/>
                 <c:pt idx="0">
-                  <c:v>896675</c:v>
+                  <c:v>894680</c:v>
                 </c:pt>
                 <c:pt idx="1">
-                  <c:v>853313</c:v>
+                  <c:v>851191</c:v>
                 </c:pt>
                 <c:pt idx="2">
-                  <c:v>807755</c:v>
+                  <c:v>805691</c:v>
                 </c:pt>
                 <c:pt idx="3">
-                  <c:v>788602</c:v>
+                  <c:v>786584</c:v>
                 </c:pt>
                 <c:pt idx="4">
-                  <c:v>770437</c:v>
+                  <c:v>768371</c:v>
                 </c:pt>
                 <c:pt idx="5">
-                  <c:v>753342</c:v>
+                  <c:v>751286</c:v>
                 </c:pt>
                 <c:pt idx="6">
-                  <c:v>748744</c:v>
+                  <c:v>746693</c:v>
                 </c:pt>
                 <c:pt idx="7">
-                  <c:v>741844</c:v>
+                  <c:v>739776</c:v>
                 </c:pt>
                 <c:pt idx="8">
-                  <c:v>735896</c:v>
+                  <c:v>733775</c:v>
                 </c:pt>
                 <c:pt idx="9">
-                  <c:v>731568</c:v>
+                  <c:v>729490</c:v>
                 </c:pt>
                 <c:pt idx="10">
-                  <c:v>727550</c:v>
+                  <c:v>725334</c:v>
                 </c:pt>
                 <c:pt idx="11">
-                  <c:v>727536</c:v>
+                  <c:v>725334</c:v>
                 </c:pt>
                 <c:pt idx="12">
-                  <c:v>725916</c:v>
+                  <c:v>723653</c:v>
                 </c:pt>
                 <c:pt idx="13">
-                  <c:v>725860</c:v>
+                  <c:v>723653</c:v>
                 </c:pt>
                 <c:pt idx="14">
-                  <c:v>725860</c:v>
+                  <c:v>723653</c:v>
                 </c:pt>
                 <c:pt idx="15">
-                  <c:v>725860</c:v>
+                  <c:v>723653</c:v>
                 </c:pt>
                 <c:pt idx="16">
-                  <c:v>725860</c:v>
+                  <c:v>723653</c:v>
                 </c:pt>
                 <c:pt idx="17">
-                  <c:v>725860</c:v>
+                  <c:v>723653</c:v>
                 </c:pt>
                 <c:pt idx="18">
-                  <c:v>725860</c:v>
+                  <c:v>723653</c:v>
                 </c:pt>
                 <c:pt idx="19">
-                  <c:v>725860</c:v>
+                  <c:v>723653</c:v>
                 </c:pt>
                 <c:pt idx="20">
-                  <c:v>725860</c:v>
+                  <c:v>723653</c:v>
                 </c:pt>
                 <c:pt idx="21">
-                  <c:v>725860</c:v>
+                  <c:v>723653</c:v>
                 </c:pt>
                 <c:pt idx="22">
-                  <c:v>725860</c:v>
+                  <c:v>723653</c:v>
                 </c:pt>
                 <c:pt idx="23">
-                  <c:v>725860</c:v>
+                  <c:v>723653</c:v>
                 </c:pt>
                 <c:pt idx="24">
-                  <c:v>725860</c:v>
+                  <c:v>723653</c:v>
                 </c:pt>
                 <c:pt idx="25">
-                  <c:v>725860</c:v>
+                  <c:v>723653</c:v>
                 </c:pt>
                 <c:pt idx="26">
-                  <c:v>725860</c:v>
+                  <c:v>723653</c:v>
                 </c:pt>
                 <c:pt idx="27">
-                  <c:v>725860</c:v>
+                  <c:v>723653</c:v>
                 </c:pt>
                 <c:pt idx="28">
-                  <c:v>725860</c:v>
+                  <c:v>723653</c:v>
                 </c:pt>
                 <c:pt idx="29">
-                  <c:v>725860</c:v>
+                  <c:v>723653</c:v>
                 </c:pt>
                 <c:pt idx="30">
-                  <c:v>725860</c:v>
+                  <c:v>723653</c:v>
                 </c:pt>
                 <c:pt idx="31">
-                  <c:v>725860</c:v>
+                  <c:v>723653</c:v>
                 </c:pt>
                 <c:pt idx="32">
-                  <c:v>725860</c:v>
+                  <c:v>723653</c:v>
                 </c:pt>
                 <c:pt idx="33">
-                  <c:v>725860</c:v>
+                  <c:v>723653</c:v>
                 </c:pt>
                 <c:pt idx="34">
-                  <c:v>725860</c:v>
+                  <c:v>723653</c:v>
                 </c:pt>
                 <c:pt idx="35">
-                  <c:v>725860</c:v>
+                  <c:v>723653</c:v>
                 </c:pt>
               </c:numCache>
             </c:numRef>
@@ -6173,10 +5709,54 @@
             </c:dLbl>
             <c:dLbl>
               <c:idx val="9"/>
+              <c:delete val="true"/>
+            </c:dLbl>
+            <c:dLbl>
+              <c:idx val="10"/>
+              <c:delete val="true"/>
+            </c:dLbl>
+            <c:dLbl>
+              <c:idx val="11"/>
+              <c:delete val="true"/>
+            </c:dLbl>
+            <c:dLbl>
+              <c:idx val="12"/>
+              <c:delete val="true"/>
+            </c:dLbl>
+            <c:dLbl>
+              <c:idx val="13"/>
+              <c:delete val="true"/>
+            </c:dLbl>
+            <c:dLbl>
+              <c:idx val="14"/>
+              <c:delete val="true"/>
+            </c:dLbl>
+            <c:dLbl>
+              <c:idx val="15"/>
+              <c:delete val="true"/>
+            </c:dLbl>
+            <c:dLbl>
+              <c:idx val="16"/>
+              <c:delete val="true"/>
+            </c:dLbl>
+            <c:dLbl>
+              <c:idx val="17"/>
+              <c:delete val="true"/>
+            </c:dLbl>
+            <c:dLbl>
+              <c:idx val="18"/>
+              <c:delete val="true"/>
+            </c:dLbl>
+            <c:dLbl>
+              <c:idx val="19"/>
+              <c:delete val="true"/>
+            </c:dLbl>
+            <c:dLbl>
+              <c:idx val="20"/>
               <c:layout>
                 <c:manualLayout>
-                  <c:x val="-0.03996745652395"/>
-                  <c:y val="-0.0835016835016835"/>
+                  <c:x val="-0.0697253244793239"/>
+                  <c:y val="-0.153535353535354"/>
                 </c:manualLayout>
               </c:layout>
               <c:dLblPos val="r"/>
@@ -6191,50 +5771,6 @@
                   <c15:layout/>
                 </c:ext>
               </c:extLst>
-            </c:dLbl>
-            <c:dLbl>
-              <c:idx val="10"/>
-              <c:delete val="true"/>
-            </c:dLbl>
-            <c:dLbl>
-              <c:idx val="11"/>
-              <c:delete val="true"/>
-            </c:dLbl>
-            <c:dLbl>
-              <c:idx val="12"/>
-              <c:delete val="true"/>
-            </c:dLbl>
-            <c:dLbl>
-              <c:idx val="13"/>
-              <c:delete val="true"/>
-            </c:dLbl>
-            <c:dLbl>
-              <c:idx val="14"/>
-              <c:delete val="true"/>
-            </c:dLbl>
-            <c:dLbl>
-              <c:idx val="15"/>
-              <c:delete val="true"/>
-            </c:dLbl>
-            <c:dLbl>
-              <c:idx val="16"/>
-              <c:delete val="true"/>
-            </c:dLbl>
-            <c:dLbl>
-              <c:idx val="17"/>
-              <c:delete val="true"/>
-            </c:dLbl>
-            <c:dLbl>
-              <c:idx val="18"/>
-              <c:delete val="true"/>
-            </c:dLbl>
-            <c:dLbl>
-              <c:idx val="19"/>
-              <c:delete val="true"/>
-            </c:dLbl>
-            <c:dLbl>
-              <c:idx val="20"/>
-              <c:delete val="true"/>
             </c:dLbl>
             <c:dLbl>
               <c:idx val="21"/>
@@ -6470,117 +6006,117 @@
           </c:cat>
           <c:val>
             <c:numRef>
-              <c:f>[data.xlsx]part2_result!$F$1:$F$36</c:f>
+              <c:f>[data.xlsx]part2_result!$F$59:$F$94</c:f>
               <c:numCache>
                 <c:formatCode>General</c:formatCode>
                 <c:ptCount val="36"/>
                 <c:pt idx="0">
-                  <c:v>845115</c:v>
+                  <c:v>842682</c:v>
                 </c:pt>
                 <c:pt idx="1">
-                  <c:v>816825</c:v>
+                  <c:v>815042</c:v>
                 </c:pt>
                 <c:pt idx="2">
-                  <c:v>763410</c:v>
+                  <c:v>761034</c:v>
                 </c:pt>
                 <c:pt idx="3">
-                  <c:v>749039</c:v>
+                  <c:v>746857</c:v>
                 </c:pt>
                 <c:pt idx="4">
-                  <c:v>744668</c:v>
+                  <c:v>742742</c:v>
                 </c:pt>
                 <c:pt idx="5">
-                  <c:v>743635</c:v>
+                  <c:v>741815</c:v>
                 </c:pt>
                 <c:pt idx="6">
-                  <c:v>737668</c:v>
+                  <c:v>735673</c:v>
                 </c:pt>
                 <c:pt idx="7">
-                  <c:v>736079</c:v>
+                  <c:v>734060</c:v>
                 </c:pt>
                 <c:pt idx="8">
-                  <c:v>735043</c:v>
+                  <c:v>733037</c:v>
                 </c:pt>
                 <c:pt idx="9">
-                  <c:v>734633</c:v>
+                  <c:v>732655</c:v>
                 </c:pt>
                 <c:pt idx="10">
-                  <c:v>734383</c:v>
+                  <c:v>732459</c:v>
                 </c:pt>
                 <c:pt idx="11">
-                  <c:v>734355</c:v>
+                  <c:v>732426</c:v>
                 </c:pt>
                 <c:pt idx="12">
-                  <c:v>734355</c:v>
+                  <c:v>732382</c:v>
                 </c:pt>
                 <c:pt idx="13">
-                  <c:v>734355</c:v>
+                  <c:v>732373</c:v>
                 </c:pt>
                 <c:pt idx="14">
-                  <c:v>734383</c:v>
+                  <c:v>732373</c:v>
                 </c:pt>
                 <c:pt idx="15">
-                  <c:v>734383</c:v>
+                  <c:v>732373</c:v>
                 </c:pt>
                 <c:pt idx="16">
-                  <c:v>734383</c:v>
+                  <c:v>732373</c:v>
                 </c:pt>
                 <c:pt idx="17">
-                  <c:v>734383</c:v>
+                  <c:v>732373</c:v>
                 </c:pt>
                 <c:pt idx="18">
-                  <c:v>734355</c:v>
+                  <c:v>732353</c:v>
                 </c:pt>
                 <c:pt idx="19">
-                  <c:v>734355</c:v>
+                  <c:v>732353</c:v>
                 </c:pt>
                 <c:pt idx="20">
-                  <c:v>734292</c:v>
+                  <c:v>732345</c:v>
                 </c:pt>
                 <c:pt idx="21">
-                  <c:v>734292</c:v>
+                  <c:v>732345</c:v>
                 </c:pt>
                 <c:pt idx="22">
-                  <c:v>734292</c:v>
+                  <c:v>732345</c:v>
                 </c:pt>
                 <c:pt idx="23">
-                  <c:v>734292</c:v>
+                  <c:v>732345</c:v>
                 </c:pt>
                 <c:pt idx="24">
-                  <c:v>734292</c:v>
+                  <c:v>732345</c:v>
                 </c:pt>
                 <c:pt idx="25">
-                  <c:v>734292</c:v>
+                  <c:v>732345</c:v>
                 </c:pt>
                 <c:pt idx="26">
-                  <c:v>734292</c:v>
+                  <c:v>732345</c:v>
                 </c:pt>
                 <c:pt idx="27">
-                  <c:v>734292</c:v>
+                  <c:v>732345</c:v>
                 </c:pt>
                 <c:pt idx="28">
-                  <c:v>734292</c:v>
+                  <c:v>732345</c:v>
                 </c:pt>
                 <c:pt idx="29">
-                  <c:v>734292</c:v>
+                  <c:v>732345</c:v>
                 </c:pt>
                 <c:pt idx="30">
-                  <c:v>734292</c:v>
+                  <c:v>732345</c:v>
                 </c:pt>
                 <c:pt idx="31">
-                  <c:v>734292</c:v>
+                  <c:v>732345</c:v>
                 </c:pt>
                 <c:pt idx="32">
-                  <c:v>734292</c:v>
+                  <c:v>732345</c:v>
                 </c:pt>
                 <c:pt idx="33">
-                  <c:v>734292</c:v>
+                  <c:v>732345</c:v>
                 </c:pt>
                 <c:pt idx="34">
-                  <c:v>734292</c:v>
+                  <c:v>732345</c:v>
                 </c:pt>
                 <c:pt idx="35">
-                  <c:v>734292</c:v>
+                  <c:v>732345</c:v>
                 </c:pt>
               </c:numCache>
             </c:numRef>
@@ -6814,7 +6350,7 @@
             </a:pPr>
             <a:r>
               <a:rPr lang="en-US" altLang="en-US"/>
-              <a:t>I = 10000</a:t>
+              <a:t>I = 100000</a:t>
             </a:r>
             <a:endParaRPr lang="en-US" altLang="en-US"/>
           </a:p>
@@ -6837,15 +6373,15 @@
         <c:grouping val="standard"/>
         <c:varyColors val="false"/>
         <c:ser>
-          <c:idx val="0"/>
+          <c:idx val="3"/>
           <c:order val="0"/>
           <c:tx>
             <c:strRef>
-              <c:f>"perlbench"</c:f>
+              <c:f>"bwaves"</c:f>
               <c:strCache>
                 <c:ptCount val="1"/>
                 <c:pt idx="0">
-                  <c:v>perlbench</c:v>
+                  <c:v>bwaves</c:v>
                 </c:pt>
               </c:strCache>
             </c:strRef>
@@ -6853,7 +6389,7 @@
           <c:spPr>
             <a:ln w="28575" cap="rnd">
               <a:solidFill>
-                <a:schemeClr val="accent1"/>
+                <a:schemeClr val="accent4"/>
               </a:solidFill>
               <a:round/>
             </a:ln>
@@ -6864,11 +6400,11 @@
             <c:size val="5"/>
             <c:spPr>
               <a:solidFill>
-                <a:schemeClr val="accent1"/>
+                <a:schemeClr val="accent4"/>
               </a:solidFill>
               <a:ln w="9525">
                 <a:solidFill>
-                  <a:schemeClr val="accent1"/>
+                  <a:schemeClr val="accent4"/>
                 </a:solidFill>
               </a:ln>
               <a:effectLst/>
@@ -6953,10 +6489,14 @@
             </c:dLbl>
             <c:dLbl>
               <c:idx val="19"/>
+              <c:delete val="true"/>
+            </c:dLbl>
+            <c:dLbl>
+              <c:idx val="20"/>
               <c:layout>
                 <c:manualLayout>
-                  <c:x val="-0.0406479525103129"/>
-                  <c:y val="0.068013468013468"/>
+                  <c:x val="-0.0335311572700297"/>
+                  <c:y val="-0.0882447665056361"/>
                 </c:manualLayout>
               </c:layout>
               <c:dLblPos val="r"/>
@@ -6971,10 +6511,6 @@
                   <c15:layout/>
                 </c:ext>
               </c:extLst>
-            </c:dLbl>
-            <c:dLbl>
-              <c:idx val="20"/>
-              <c:delete val="true"/>
             </c:dLbl>
             <c:dLbl>
               <c:idx val="21"/>
@@ -7210,117 +6746,117 @@
           </c:cat>
           <c:val>
             <c:numRef>
-              <c:f>[data.xlsx]part2_result!$AA$59:$AA$94</c:f>
+              <c:f>[data.xlsx]part2_result!$F$118:$F$153</c:f>
               <c:numCache>
                 <c:formatCode>General</c:formatCode>
                 <c:ptCount val="36"/>
                 <c:pt idx="0">
-                  <c:v>879976</c:v>
+                  <c:v>842452</c:v>
                 </c:pt>
                 <c:pt idx="1">
-                  <c:v>835219</c:v>
+                  <c:v>814854</c:v>
                 </c:pt>
                 <c:pt idx="2">
-                  <c:v>789589</c:v>
+                  <c:v>760798</c:v>
                 </c:pt>
                 <c:pt idx="3">
-                  <c:v>753425</c:v>
+                  <c:v>746639</c:v>
                 </c:pt>
                 <c:pt idx="4">
-                  <c:v>739355</c:v>
+                  <c:v>742535</c:v>
                 </c:pt>
                 <c:pt idx="5">
-                  <c:v>727781</c:v>
+                  <c:v>741633</c:v>
                 </c:pt>
                 <c:pt idx="6">
-                  <c:v>720216</c:v>
+                  <c:v>735489</c:v>
                 </c:pt>
                 <c:pt idx="7">
-                  <c:v>710249</c:v>
+                  <c:v>733873</c:v>
                 </c:pt>
                 <c:pt idx="8">
-                  <c:v>707789</c:v>
+                  <c:v>732852</c:v>
                 </c:pt>
                 <c:pt idx="9">
-                  <c:v>706197</c:v>
+                  <c:v>732470</c:v>
                 </c:pt>
                 <c:pt idx="10">
-                  <c:v>704250</c:v>
+                  <c:v>732257</c:v>
                 </c:pt>
                 <c:pt idx="11">
-                  <c:v>703866</c:v>
+                  <c:v>732237</c:v>
                 </c:pt>
                 <c:pt idx="12">
-                  <c:v>703819</c:v>
+                  <c:v>732181</c:v>
                 </c:pt>
                 <c:pt idx="13">
-                  <c:v>703812</c:v>
+                  <c:v>732176</c:v>
                 </c:pt>
                 <c:pt idx="14">
-                  <c:v>703819</c:v>
+                  <c:v>732172</c:v>
                 </c:pt>
                 <c:pt idx="15">
-                  <c:v>703819</c:v>
+                  <c:v>732172</c:v>
                 </c:pt>
                 <c:pt idx="16">
-                  <c:v>703819</c:v>
+                  <c:v>732172</c:v>
                 </c:pt>
                 <c:pt idx="17">
-                  <c:v>703819</c:v>
+                  <c:v>732172</c:v>
                 </c:pt>
                 <c:pt idx="18">
-                  <c:v>703819</c:v>
+                  <c:v>732151</c:v>
                 </c:pt>
                 <c:pt idx="19">
-                  <c:v>703812</c:v>
+                  <c:v>732151</c:v>
                 </c:pt>
                 <c:pt idx="20">
-                  <c:v>703812</c:v>
+                  <c:v>732147</c:v>
                 </c:pt>
                 <c:pt idx="21">
-                  <c:v>703812</c:v>
+                  <c:v>732147</c:v>
                 </c:pt>
                 <c:pt idx="22">
-                  <c:v>703812</c:v>
+                  <c:v>732147</c:v>
                 </c:pt>
                 <c:pt idx="23">
-                  <c:v>703812</c:v>
+                  <c:v>732147</c:v>
                 </c:pt>
                 <c:pt idx="24">
-                  <c:v>703812</c:v>
+                  <c:v>732147</c:v>
                 </c:pt>
                 <c:pt idx="25">
-                  <c:v>703812</c:v>
+                  <c:v>732147</c:v>
                 </c:pt>
                 <c:pt idx="26">
-                  <c:v>703812</c:v>
+                  <c:v>732147</c:v>
                 </c:pt>
                 <c:pt idx="27">
-                  <c:v>703812</c:v>
+                  <c:v>732147</c:v>
                 </c:pt>
                 <c:pt idx="28">
-                  <c:v>703812</c:v>
+                  <c:v>732147</c:v>
                 </c:pt>
                 <c:pt idx="29">
-                  <c:v>703812</c:v>
+                  <c:v>732147</c:v>
                 </c:pt>
                 <c:pt idx="30">
-                  <c:v>703812</c:v>
+                  <c:v>732147</c:v>
                 </c:pt>
                 <c:pt idx="31">
-                  <c:v>703812</c:v>
+                  <c:v>732147</c:v>
                 </c:pt>
                 <c:pt idx="32">
-                  <c:v>703812</c:v>
+                  <c:v>732147</c:v>
                 </c:pt>
                 <c:pt idx="33">
-                  <c:v>703812</c:v>
+                  <c:v>732147</c:v>
                 </c:pt>
                 <c:pt idx="34">
-                  <c:v>703812</c:v>
+                  <c:v>732147</c:v>
                 </c:pt>
                 <c:pt idx="35">
-                  <c:v>703812</c:v>
+                  <c:v>732147</c:v>
                 </c:pt>
               </c:numCache>
             </c:numRef>
@@ -7434,8 +6970,8 @@
               <c:idx val="16"/>
               <c:layout>
                 <c:manualLayout>
-                  <c:x val="-0.0476909145789315"/>
-                  <c:y val="0.0796296296296296"/>
+                  <c:x val="-0.0309594460929772"/>
+                  <c:y val="-0.172302737520129"/>
                 </c:manualLayout>
               </c:layout>
               <c:dLblPos val="r"/>
@@ -7701,117 +7237,117 @@
           </c:cat>
           <c:val>
             <c:numRef>
-              <c:f>[data.xlsx]part2_result!$M$59:$M$94</c:f>
+              <c:f>[data.xlsx]part2_result!$M$118:$M$153</c:f>
               <c:numCache>
                 <c:formatCode>General</c:formatCode>
                 <c:ptCount val="36"/>
                 <c:pt idx="0">
-                  <c:v>878655</c:v>
+                  <c:v>878465</c:v>
                 </c:pt>
                 <c:pt idx="1">
-                  <c:v>807564</c:v>
+                  <c:v>807383</c:v>
                 </c:pt>
                 <c:pt idx="2">
-                  <c:v>779226</c:v>
+                  <c:v>779027</c:v>
                 </c:pt>
                 <c:pt idx="3">
-                  <c:v>755977</c:v>
+                  <c:v>755754</c:v>
                 </c:pt>
                 <c:pt idx="4">
-                  <c:v>743177</c:v>
+                  <c:v>743024</c:v>
                 </c:pt>
                 <c:pt idx="5">
-                  <c:v>734465</c:v>
+                  <c:v>734272</c:v>
                 </c:pt>
                 <c:pt idx="6">
-                  <c:v>718804</c:v>
+                  <c:v>718620</c:v>
                 </c:pt>
                 <c:pt idx="7">
-                  <c:v>709853</c:v>
+                  <c:v>709675</c:v>
                 </c:pt>
                 <c:pt idx="8">
-                  <c:v>707589</c:v>
+                  <c:v>707395</c:v>
                 </c:pt>
                 <c:pt idx="9">
-                  <c:v>707099</c:v>
+                  <c:v>706905</c:v>
                 </c:pt>
                 <c:pt idx="10">
-                  <c:v>706808</c:v>
+                  <c:v>706604</c:v>
                 </c:pt>
                 <c:pt idx="11">
-                  <c:v>706772</c:v>
+                  <c:v>706571</c:v>
                 </c:pt>
                 <c:pt idx="12">
-                  <c:v>706770</c:v>
+                  <c:v>706559</c:v>
                 </c:pt>
                 <c:pt idx="13">
-                  <c:v>706770</c:v>
+                  <c:v>706556</c:v>
                 </c:pt>
                 <c:pt idx="14">
-                  <c:v>706755</c:v>
+                  <c:v>706556</c:v>
                 </c:pt>
                 <c:pt idx="15">
-                  <c:v>706755</c:v>
+                  <c:v>706556</c:v>
                 </c:pt>
                 <c:pt idx="16">
-                  <c:v>706739</c:v>
+                  <c:v>706553</c:v>
                 </c:pt>
                 <c:pt idx="17">
-                  <c:v>706739</c:v>
+                  <c:v>706553</c:v>
                 </c:pt>
                 <c:pt idx="18">
-                  <c:v>706739</c:v>
+                  <c:v>706553</c:v>
                 </c:pt>
                 <c:pt idx="19">
-                  <c:v>706739</c:v>
+                  <c:v>706553</c:v>
                 </c:pt>
                 <c:pt idx="20">
-                  <c:v>706770</c:v>
+                  <c:v>706553</c:v>
                 </c:pt>
                 <c:pt idx="21">
-                  <c:v>706770</c:v>
+                  <c:v>706553</c:v>
                 </c:pt>
                 <c:pt idx="22">
-                  <c:v>706770</c:v>
+                  <c:v>706553</c:v>
                 </c:pt>
                 <c:pt idx="23">
-                  <c:v>706770</c:v>
+                  <c:v>706553</c:v>
                 </c:pt>
                 <c:pt idx="24">
-                  <c:v>706770</c:v>
+                  <c:v>706553</c:v>
                 </c:pt>
                 <c:pt idx="25">
-                  <c:v>706770</c:v>
+                  <c:v>706553</c:v>
                 </c:pt>
                 <c:pt idx="26">
-                  <c:v>706770</c:v>
+                  <c:v>706553</c:v>
                 </c:pt>
                 <c:pt idx="27">
-                  <c:v>706770</c:v>
+                  <c:v>706553</c:v>
                 </c:pt>
                 <c:pt idx="28">
-                  <c:v>706770</c:v>
+                  <c:v>706553</c:v>
                 </c:pt>
                 <c:pt idx="29">
-                  <c:v>706770</c:v>
+                  <c:v>706553</c:v>
                 </c:pt>
                 <c:pt idx="30">
-                  <c:v>706770</c:v>
+                  <c:v>706553</c:v>
                 </c:pt>
                 <c:pt idx="31">
-                  <c:v>706770</c:v>
+                  <c:v>706553</c:v>
                 </c:pt>
                 <c:pt idx="32">
-                  <c:v>706770</c:v>
+                  <c:v>706553</c:v>
                 </c:pt>
                 <c:pt idx="33">
-                  <c:v>706770</c:v>
+                  <c:v>706553</c:v>
                 </c:pt>
                 <c:pt idx="34">
-                  <c:v>706770</c:v>
+                  <c:v>706553</c:v>
                 </c:pt>
                 <c:pt idx="35">
-                  <c:v>706770</c:v>
+                  <c:v>706553</c:v>
                 </c:pt>
               </c:numCache>
             </c:numRef>
@@ -7907,10 +7443,18 @@
             </c:dLbl>
             <c:dLbl>
               <c:idx val="12"/>
+              <c:delete val="true"/>
+            </c:dLbl>
+            <c:dLbl>
+              <c:idx val="13"/>
+              <c:delete val="true"/>
+            </c:dLbl>
+            <c:dLbl>
+              <c:idx val="14"/>
               <c:layout>
                 <c:manualLayout>
-                  <c:x val="-0.0337056041855317"/>
-                  <c:y val="-0.104882154882155"/>
+                  <c:x val="-0.0567754698318497"/>
+                  <c:y val="-0.094524959742351"/>
                 </c:manualLayout>
               </c:layout>
               <c:dLblPos val="r"/>
@@ -7925,14 +7469,6 @@
                   <c15:layout/>
                 </c:ext>
               </c:extLst>
-            </c:dLbl>
-            <c:dLbl>
-              <c:idx val="13"/>
-              <c:delete val="true"/>
-            </c:dLbl>
-            <c:dLbl>
-              <c:idx val="14"/>
-              <c:delete val="true"/>
             </c:dLbl>
             <c:dLbl>
               <c:idx val="15"/>
@@ -8192,117 +7728,117 @@
           </c:cat>
           <c:val>
             <c:numRef>
-              <c:f>[data.xlsx]part2_result!$T$59:$T$94</c:f>
+              <c:f>[data.xlsx]part2_result!$T$118:$T$153</c:f>
               <c:numCache>
                 <c:formatCode>General</c:formatCode>
                 <c:ptCount val="36"/>
                 <c:pt idx="0">
-                  <c:v>894680</c:v>
+                  <c:v>894500</c:v>
                 </c:pt>
                 <c:pt idx="1">
-                  <c:v>851191</c:v>
+                  <c:v>850976</c:v>
                 </c:pt>
                 <c:pt idx="2">
-                  <c:v>805691</c:v>
+                  <c:v>805491</c:v>
                 </c:pt>
                 <c:pt idx="3">
-                  <c:v>786584</c:v>
+                  <c:v>786395</c:v>
                 </c:pt>
                 <c:pt idx="4">
-                  <c:v>768371</c:v>
+                  <c:v>768173</c:v>
                 </c:pt>
                 <c:pt idx="5">
-                  <c:v>751286</c:v>
+                  <c:v>751095</c:v>
                 </c:pt>
                 <c:pt idx="6">
-                  <c:v>746693</c:v>
+                  <c:v>746509</c:v>
                 </c:pt>
                 <c:pt idx="7">
-                  <c:v>739776</c:v>
+                  <c:v>739552</c:v>
                 </c:pt>
                 <c:pt idx="8">
-                  <c:v>733775</c:v>
+                  <c:v>733562</c:v>
                 </c:pt>
                 <c:pt idx="9">
-                  <c:v>729490</c:v>
+                  <c:v>729277</c:v>
                 </c:pt>
                 <c:pt idx="10">
-                  <c:v>725334</c:v>
+                  <c:v>725119</c:v>
                 </c:pt>
                 <c:pt idx="11">
-                  <c:v>725334</c:v>
+                  <c:v>725121</c:v>
                 </c:pt>
                 <c:pt idx="12">
-                  <c:v>723653</c:v>
+                  <c:v>723431</c:v>
                 </c:pt>
                 <c:pt idx="13">
-                  <c:v>723653</c:v>
+                  <c:v>723432</c:v>
                 </c:pt>
                 <c:pt idx="14">
-                  <c:v>723653</c:v>
+                  <c:v>723431</c:v>
                 </c:pt>
                 <c:pt idx="15">
-                  <c:v>723653</c:v>
+                  <c:v>723431</c:v>
                 </c:pt>
                 <c:pt idx="16">
-                  <c:v>723653</c:v>
+                  <c:v>723431</c:v>
                 </c:pt>
                 <c:pt idx="17">
-                  <c:v>723653</c:v>
+                  <c:v>723431</c:v>
                 </c:pt>
                 <c:pt idx="18">
-                  <c:v>723653</c:v>
+                  <c:v>723431</c:v>
                 </c:pt>
                 <c:pt idx="19">
-                  <c:v>723653</c:v>
+                  <c:v>723431</c:v>
                 </c:pt>
                 <c:pt idx="20">
-                  <c:v>723653</c:v>
+                  <c:v>723431</c:v>
                 </c:pt>
                 <c:pt idx="21">
-                  <c:v>723653</c:v>
+                  <c:v>723431</c:v>
                 </c:pt>
                 <c:pt idx="22">
-                  <c:v>723653</c:v>
+                  <c:v>723431</c:v>
                 </c:pt>
                 <c:pt idx="23">
-                  <c:v>723653</c:v>
+                  <c:v>723431</c:v>
                 </c:pt>
                 <c:pt idx="24">
-                  <c:v>723653</c:v>
+                  <c:v>723431</c:v>
                 </c:pt>
                 <c:pt idx="25">
-                  <c:v>723653</c:v>
+                  <c:v>723431</c:v>
                 </c:pt>
                 <c:pt idx="26">
-                  <c:v>723653</c:v>
+                  <c:v>723431</c:v>
                 </c:pt>
                 <c:pt idx="27">
-                  <c:v>723653</c:v>
+                  <c:v>723431</c:v>
                 </c:pt>
                 <c:pt idx="28">
-                  <c:v>723653</c:v>
+                  <c:v>723431</c:v>
                 </c:pt>
                 <c:pt idx="29">
-                  <c:v>723653</c:v>
+                  <c:v>723431</c:v>
                 </c:pt>
                 <c:pt idx="30">
-                  <c:v>723653</c:v>
+                  <c:v>723431</c:v>
                 </c:pt>
                 <c:pt idx="31">
-                  <c:v>723653</c:v>
+                  <c:v>723431</c:v>
                 </c:pt>
                 <c:pt idx="32">
-                  <c:v>723653</c:v>
+                  <c:v>723431</c:v>
                 </c:pt>
                 <c:pt idx="33">
-                  <c:v>723653</c:v>
+                  <c:v>723431</c:v>
                 </c:pt>
                 <c:pt idx="34">
-                  <c:v>723653</c:v>
+                  <c:v>723431</c:v>
                 </c:pt>
                 <c:pt idx="35">
-                  <c:v>723653</c:v>
+                  <c:v>723431</c:v>
                 </c:pt>
               </c:numCache>
             </c:numRef>
@@ -8310,15 +7846,15 @@
           <c:smooth val="false"/>
         </c:ser>
         <c:ser>
-          <c:idx val="3"/>
+          <c:idx val="0"/>
           <c:order val="3"/>
           <c:tx>
             <c:strRef>
-              <c:f>"bwaves"</c:f>
+              <c:f>"perlbench"</c:f>
               <c:strCache>
                 <c:ptCount val="1"/>
                 <c:pt idx="0">
-                  <c:v>bwaves</c:v>
+                  <c:v>perlbench</c:v>
                 </c:pt>
               </c:strCache>
             </c:strRef>
@@ -8326,7 +7862,7 @@
           <c:spPr>
             <a:ln w="28575" cap="rnd">
               <a:solidFill>
-                <a:schemeClr val="accent4"/>
+                <a:schemeClr val="accent1"/>
               </a:solidFill>
               <a:round/>
             </a:ln>
@@ -8337,11 +7873,11 @@
             <c:size val="5"/>
             <c:spPr>
               <a:solidFill>
-                <a:schemeClr val="accent4"/>
+                <a:schemeClr val="accent1"/>
               </a:solidFill>
               <a:ln w="9525">
                 <a:solidFill>
-                  <a:schemeClr val="accent4"/>
+                  <a:schemeClr val="accent1"/>
                 </a:solidFill>
               </a:ln>
               <a:effectLst/>
@@ -8426,14 +7962,10 @@
             </c:dLbl>
             <c:dLbl>
               <c:idx val="19"/>
-              <c:delete val="true"/>
-            </c:dLbl>
-            <c:dLbl>
-              <c:idx val="20"/>
               <c:layout>
                 <c:manualLayout>
-                  <c:x val="-0.0697253244793239"/>
-                  <c:y val="-0.153535353535354"/>
+                  <c:x val="-0.0373887240356083"/>
+                  <c:y val="0.0756843800322061"/>
                 </c:manualLayout>
               </c:layout>
               <c:dLblPos val="r"/>
@@ -8448,6 +7980,10 @@
                   <c15:layout/>
                 </c:ext>
               </c:extLst>
+            </c:dLbl>
+            <c:dLbl>
+              <c:idx val="20"/>
+              <c:delete val="true"/>
             </c:dLbl>
             <c:dLbl>
               <c:idx val="21"/>
@@ -8683,117 +8219,117 @@
           </c:cat>
           <c:val>
             <c:numRef>
-              <c:f>[data.xlsx]part2_result!$F$59:$F$94</c:f>
+              <c:f>[data.xlsx]part2_result!$AA$117:$AA$152</c:f>
               <c:numCache>
                 <c:formatCode>General</c:formatCode>
                 <c:ptCount val="36"/>
                 <c:pt idx="0">
-                  <c:v>842682</c:v>
+                  <c:v>879820</c:v>
                 </c:pt>
                 <c:pt idx="1">
-                  <c:v>815042</c:v>
+                  <c:v>834998</c:v>
                 </c:pt>
                 <c:pt idx="2">
-                  <c:v>761034</c:v>
+                  <c:v>789396</c:v>
                 </c:pt>
                 <c:pt idx="3">
-                  <c:v>746857</c:v>
+                  <c:v>753204</c:v>
                 </c:pt>
                 <c:pt idx="4">
-                  <c:v>742742</c:v>
+                  <c:v>739156</c:v>
                 </c:pt>
                 <c:pt idx="5">
-                  <c:v>741815</c:v>
+                  <c:v>727590</c:v>
                 </c:pt>
                 <c:pt idx="6">
-                  <c:v>735673</c:v>
+                  <c:v>720021</c:v>
                 </c:pt>
                 <c:pt idx="7">
-                  <c:v>734060</c:v>
+                  <c:v>710059</c:v>
                 </c:pt>
                 <c:pt idx="8">
-                  <c:v>733037</c:v>
+                  <c:v>707594</c:v>
                 </c:pt>
                 <c:pt idx="9">
-                  <c:v>732655</c:v>
+                  <c:v>706003</c:v>
                 </c:pt>
                 <c:pt idx="10">
-                  <c:v>732459</c:v>
+                  <c:v>704045</c:v>
                 </c:pt>
                 <c:pt idx="11">
-                  <c:v>732426</c:v>
+                  <c:v>703682</c:v>
                 </c:pt>
                 <c:pt idx="12">
-                  <c:v>732382</c:v>
+                  <c:v>703622</c:v>
                 </c:pt>
                 <c:pt idx="13">
-                  <c:v>732373</c:v>
+                  <c:v>703617</c:v>
                 </c:pt>
                 <c:pt idx="14">
-                  <c:v>732373</c:v>
+                  <c:v>703612</c:v>
                 </c:pt>
                 <c:pt idx="15">
-                  <c:v>732373</c:v>
+                  <c:v>703612</c:v>
                 </c:pt>
                 <c:pt idx="16">
-                  <c:v>732373</c:v>
+                  <c:v>703612</c:v>
                 </c:pt>
                 <c:pt idx="17">
-                  <c:v>732373</c:v>
+                  <c:v>703612</c:v>
                 </c:pt>
                 <c:pt idx="18">
-                  <c:v>732353</c:v>
+                  <c:v>703612</c:v>
                 </c:pt>
                 <c:pt idx="19">
-                  <c:v>732353</c:v>
+                  <c:v>703606</c:v>
                 </c:pt>
                 <c:pt idx="20">
-                  <c:v>732345</c:v>
+                  <c:v>703606</c:v>
                 </c:pt>
                 <c:pt idx="21">
-                  <c:v>732345</c:v>
+                  <c:v>703606</c:v>
                 </c:pt>
                 <c:pt idx="22">
-                  <c:v>732345</c:v>
+                  <c:v>703606</c:v>
                 </c:pt>
                 <c:pt idx="23">
-                  <c:v>732345</c:v>
+                  <c:v>703606</c:v>
                 </c:pt>
                 <c:pt idx="24">
-                  <c:v>732345</c:v>
+                  <c:v>703606</c:v>
                 </c:pt>
                 <c:pt idx="25">
-                  <c:v>732345</c:v>
+                  <c:v>703606</c:v>
                 </c:pt>
                 <c:pt idx="26">
-                  <c:v>732345</c:v>
+                  <c:v>703606</c:v>
                 </c:pt>
                 <c:pt idx="27">
-                  <c:v>732345</c:v>
+                  <c:v>703606</c:v>
                 </c:pt>
                 <c:pt idx="28">
-                  <c:v>732345</c:v>
+                  <c:v>703606</c:v>
                 </c:pt>
                 <c:pt idx="29">
-                  <c:v>732345</c:v>
+                  <c:v>703606</c:v>
                 </c:pt>
                 <c:pt idx="30">
-                  <c:v>732345</c:v>
+                  <c:v>703606</c:v>
                 </c:pt>
                 <c:pt idx="31">
-                  <c:v>732345</c:v>
+                  <c:v>703606</c:v>
                 </c:pt>
                 <c:pt idx="32">
-                  <c:v>732345</c:v>
+                  <c:v>703606</c:v>
                 </c:pt>
                 <c:pt idx="33">
-                  <c:v>732345</c:v>
+                  <c:v>703606</c:v>
                 </c:pt>
                 <c:pt idx="34">
-                  <c:v>732345</c:v>
+                  <c:v>703606</c:v>
                 </c:pt>
                 <c:pt idx="35">
-                  <c:v>732345</c:v>
+                  <c:v>703606</c:v>
                 </c:pt>
               </c:numCache>
             </c:numRef>
@@ -9006,59 +8542,22 @@
     </mc:Fallback>
   </mc:AlternateContent>
   <c:chart>
-    <c:title>
-      <c:tx>
-        <c:rich>
-          <a:bodyPr rot="0" spcFirstLastPara="0" vertOverflow="ellipsis" vert="horz" wrap="square" anchor="ctr" anchorCtr="true"/>
-          <a:lstStyle/>
-          <a:p>
-            <a:pPr defTabSz="914400">
-              <a:defRPr lang="en-US" sz="1400" b="0" i="0" u="none" strike="noStrike" kern="1200" spc="0" baseline="0">
-                <a:solidFill>
-                  <a:schemeClr val="tx1">
-                    <a:lumMod val="65000"/>
-                    <a:lumOff val="35000"/>
-                  </a:schemeClr>
-                </a:solidFill>
-                <a:latin typeface="+mn-lt"/>
-                <a:ea typeface="+mn-ea"/>
-                <a:cs typeface="+mn-cs"/>
-              </a:defRPr>
-            </a:pPr>
-            <a:r>
-              <a:rPr lang="en-US" altLang="en-US"/>
-              <a:t>I = 100000</a:t>
-            </a:r>
-            <a:endParaRPr lang="en-US" altLang="en-US"/>
-          </a:p>
-        </c:rich>
-      </c:tx>
-      <c:layout/>
-      <c:overlay val="false"/>
-      <c:spPr>
-        <a:noFill/>
-        <a:ln>
-          <a:noFill/>
-        </a:ln>
-        <a:effectLst/>
-      </c:spPr>
-    </c:title>
-    <c:autoTitleDeleted val="false"/>
+    <c:autoTitleDeleted val="true"/>
     <c:plotArea>
       <c:layout/>
       <c:lineChart>
         <c:grouping val="standard"/>
         <c:varyColors val="false"/>
         <c:ser>
-          <c:idx val="3"/>
+          <c:idx val="0"/>
           <c:order val="0"/>
           <c:tx>
             <c:strRef>
-              <c:f>"bwaves"</c:f>
+              <c:f>"perlbench"</c:f>
               <c:strCache>
                 <c:ptCount val="1"/>
                 <c:pt idx="0">
-                  <c:v>bwaves</c:v>
+                  <c:v>perlbench</c:v>
                 </c:pt>
               </c:strCache>
             </c:strRef>
@@ -9066,7 +8565,7 @@
           <c:spPr>
             <a:ln w="28575" cap="rnd">
               <a:solidFill>
-                <a:schemeClr val="accent4"/>
+                <a:schemeClr val="accent1"/>
               </a:solidFill>
               <a:round/>
             </a:ln>
@@ -9077,11 +8576,11 @@
             <c:size val="5"/>
             <c:spPr>
               <a:solidFill>
-                <a:schemeClr val="accent4"/>
+                <a:schemeClr val="accent1"/>
               </a:solidFill>
               <a:ln w="9525">
                 <a:solidFill>
-                  <a:schemeClr val="accent4"/>
+                  <a:schemeClr val="accent1"/>
                 </a:solidFill>
               </a:ln>
               <a:effectLst/>
@@ -9142,38 +8641,10 @@
             </c:dLbl>
             <c:dLbl>
               <c:idx val="13"/>
-              <c:delete val="true"/>
-            </c:dLbl>
-            <c:dLbl>
-              <c:idx val="14"/>
-              <c:delete val="true"/>
-            </c:dLbl>
-            <c:dLbl>
-              <c:idx val="15"/>
-              <c:delete val="true"/>
-            </c:dLbl>
-            <c:dLbl>
-              <c:idx val="16"/>
-              <c:delete val="true"/>
-            </c:dLbl>
-            <c:dLbl>
-              <c:idx val="17"/>
-              <c:delete val="true"/>
-            </c:dLbl>
-            <c:dLbl>
-              <c:idx val="18"/>
-              <c:delete val="true"/>
-            </c:dLbl>
-            <c:dLbl>
-              <c:idx val="19"/>
-              <c:delete val="true"/>
-            </c:dLbl>
-            <c:dLbl>
-              <c:idx val="20"/>
               <c:layout>
                 <c:manualLayout>
-                  <c:x val="-0.0335311572700297"/>
-                  <c:y val="-0.0882447665056361"/>
+                  <c:x val="0.0350096463269741"/>
+                  <c:y val="0.0665066415066415"/>
                 </c:manualLayout>
               </c:layout>
               <c:dLblPos val="r"/>
@@ -9185,9 +8656,42 @@
               <c:showBubbleSize val="false"/>
               <c:extLst>
                 <c:ext xmlns:c15="http://schemas.microsoft.com/office/drawing/2012/chart" uri="{CE6537A1-D6FC-4f65-9D91-7224C49458BB}">
-                  <c15:layout/>
+                  <c15:layout>
+                    <c:manualLayout>
+                      <c:w val="0.139397519196692"/>
+                      <c:h val="0.0510989010989011"/>
+                    </c:manualLayout>
+                  </c15:layout>
                 </c:ext>
               </c:extLst>
+            </c:dLbl>
+            <c:dLbl>
+              <c:idx val="14"/>
+              <c:delete val="true"/>
+            </c:dLbl>
+            <c:dLbl>
+              <c:idx val="15"/>
+              <c:delete val="true"/>
+            </c:dLbl>
+            <c:dLbl>
+              <c:idx val="16"/>
+              <c:delete val="true"/>
+            </c:dLbl>
+            <c:dLbl>
+              <c:idx val="17"/>
+              <c:delete val="true"/>
+            </c:dLbl>
+            <c:dLbl>
+              <c:idx val="18"/>
+              <c:delete val="true"/>
+            </c:dLbl>
+            <c:dLbl>
+              <c:idx val="19"/>
+              <c:delete val="true"/>
+            </c:dLbl>
+            <c:dLbl>
+              <c:idx val="20"/>
+              <c:delete val="true"/>
             </c:dLbl>
             <c:dLbl>
               <c:idx val="21"/>
@@ -9423,117 +8927,117 @@
           </c:cat>
           <c:val>
             <c:numRef>
-              <c:f>[data.xlsx]part2_result!$F$118:$F$153</c:f>
+              <c:f>[data.xlsx]part2_result!$AA$1:$AA$36</c:f>
               <c:numCache>
                 <c:formatCode>General</c:formatCode>
                 <c:ptCount val="36"/>
                 <c:pt idx="0">
-                  <c:v>842452</c:v>
+                  <c:v>881996</c:v>
                 </c:pt>
                 <c:pt idx="1">
-                  <c:v>814854</c:v>
+                  <c:v>837220</c:v>
                 </c:pt>
                 <c:pt idx="2">
-                  <c:v>760798</c:v>
+                  <c:v>791594</c:v>
                 </c:pt>
                 <c:pt idx="3">
-                  <c:v>746639</c:v>
+                  <c:v>755457</c:v>
                 </c:pt>
                 <c:pt idx="4">
-                  <c:v>742535</c:v>
+                  <c:v>741417</c:v>
                 </c:pt>
                 <c:pt idx="5">
-                  <c:v>741633</c:v>
+                  <c:v>729832</c:v>
                 </c:pt>
                 <c:pt idx="6">
-                  <c:v>735489</c:v>
+                  <c:v>722234</c:v>
                 </c:pt>
                 <c:pt idx="7">
-                  <c:v>733873</c:v>
+                  <c:v>712273</c:v>
                 </c:pt>
                 <c:pt idx="8">
-                  <c:v>732852</c:v>
+                  <c:v>709802</c:v>
                 </c:pt>
                 <c:pt idx="9">
-                  <c:v>732470</c:v>
+                  <c:v>708184</c:v>
                 </c:pt>
                 <c:pt idx="10">
-                  <c:v>732257</c:v>
+                  <c:v>706276</c:v>
                 </c:pt>
                 <c:pt idx="11">
-                  <c:v>732237</c:v>
+                  <c:v>705954</c:v>
                 </c:pt>
                 <c:pt idx="12">
-                  <c:v>732181</c:v>
+                  <c:v>705836</c:v>
                 </c:pt>
                 <c:pt idx="13">
-                  <c:v>732176</c:v>
+                  <c:v>705830</c:v>
                 </c:pt>
                 <c:pt idx="14">
-                  <c:v>732172</c:v>
+                  <c:v>705830</c:v>
                 </c:pt>
                 <c:pt idx="15">
-                  <c:v>732172</c:v>
+                  <c:v>705830</c:v>
                 </c:pt>
                 <c:pt idx="16">
-                  <c:v>732172</c:v>
+                  <c:v>705830</c:v>
                 </c:pt>
                 <c:pt idx="17">
-                  <c:v>732172</c:v>
+                  <c:v>705830</c:v>
                 </c:pt>
                 <c:pt idx="18">
-                  <c:v>732151</c:v>
+                  <c:v>705830</c:v>
                 </c:pt>
                 <c:pt idx="19">
-                  <c:v>732151</c:v>
+                  <c:v>705830</c:v>
                 </c:pt>
                 <c:pt idx="20">
-                  <c:v>732147</c:v>
+                  <c:v>705830</c:v>
                 </c:pt>
                 <c:pt idx="21">
-                  <c:v>732147</c:v>
+                  <c:v>705830</c:v>
                 </c:pt>
                 <c:pt idx="22">
-                  <c:v>732147</c:v>
+                  <c:v>705830</c:v>
                 </c:pt>
                 <c:pt idx="23">
-                  <c:v>732147</c:v>
+                  <c:v>705830</c:v>
                 </c:pt>
                 <c:pt idx="24">
-                  <c:v>732147</c:v>
+                  <c:v>705830</c:v>
                 </c:pt>
                 <c:pt idx="25">
-                  <c:v>732147</c:v>
+                  <c:v>705830</c:v>
                 </c:pt>
                 <c:pt idx="26">
-                  <c:v>732147</c:v>
+                  <c:v>705830</c:v>
                 </c:pt>
                 <c:pt idx="27">
-                  <c:v>732147</c:v>
+                  <c:v>705830</c:v>
                 </c:pt>
                 <c:pt idx="28">
-                  <c:v>732147</c:v>
+                  <c:v>705830</c:v>
                 </c:pt>
                 <c:pt idx="29">
-                  <c:v>732147</c:v>
+                  <c:v>705830</c:v>
                 </c:pt>
                 <c:pt idx="30">
-                  <c:v>732147</c:v>
+                  <c:v>705830</c:v>
                 </c:pt>
                 <c:pt idx="31">
-                  <c:v>732147</c:v>
+                  <c:v>705830</c:v>
                 </c:pt>
                 <c:pt idx="32">
-                  <c:v>732147</c:v>
+                  <c:v>705830</c:v>
                 </c:pt>
                 <c:pt idx="33">
-                  <c:v>732147</c:v>
+                  <c:v>705830</c:v>
                 </c:pt>
                 <c:pt idx="34">
-                  <c:v>732147</c:v>
+                  <c:v>705830</c:v>
                 </c:pt>
                 <c:pt idx="35">
-                  <c:v>732147</c:v>
+                  <c:v>705830</c:v>
                 </c:pt>
               </c:numCache>
             </c:numRef>
@@ -9629,26 +9133,10 @@
             </c:dLbl>
             <c:dLbl>
               <c:idx val="12"/>
-              <c:delete val="true"/>
-            </c:dLbl>
-            <c:dLbl>
-              <c:idx val="13"/>
-              <c:delete val="true"/>
-            </c:dLbl>
-            <c:dLbl>
-              <c:idx val="14"/>
-              <c:delete val="true"/>
-            </c:dLbl>
-            <c:dLbl>
-              <c:idx val="15"/>
-              <c:delete val="true"/>
-            </c:dLbl>
-            <c:dLbl>
-              <c:idx val="16"/>
               <c:layout>
                 <c:manualLayout>
-                  <c:x val="-0.0309594460929772"/>
-                  <c:y val="-0.172302737520129"/>
+                  <c:x val="-0.110444421844808"/>
+                  <c:y val="0.078956228956229"/>
                 </c:manualLayout>
               </c:layout>
               <c:dLblPos val="r"/>
@@ -9663,6 +9151,22 @@
                   <c15:layout/>
                 </c:ext>
               </c:extLst>
+            </c:dLbl>
+            <c:dLbl>
+              <c:idx val="13"/>
+              <c:delete val="true"/>
+            </c:dLbl>
+            <c:dLbl>
+              <c:idx val="14"/>
+              <c:delete val="true"/>
+            </c:dLbl>
+            <c:dLbl>
+              <c:idx val="15"/>
+              <c:delete val="true"/>
+            </c:dLbl>
+            <c:dLbl>
+              <c:idx val="16"/>
+              <c:delete val="true"/>
             </c:dLbl>
             <c:dLbl>
               <c:idx val="17"/>
@@ -9914,117 +9418,117 @@
           </c:cat>
           <c:val>
             <c:numRef>
-              <c:f>[data.xlsx]part2_result!$M$118:$M$153</c:f>
+              <c:f>[data.xlsx]part2_result!$M$1:$M$36</c:f>
               <c:numCache>
                 <c:formatCode>General</c:formatCode>
                 <c:ptCount val="36"/>
                 <c:pt idx="0">
-                  <c:v>878465</c:v>
+                  <c:v>880600</c:v>
                 </c:pt>
                 <c:pt idx="1">
-                  <c:v>807383</c:v>
+                  <c:v>809537</c:v>
                 </c:pt>
                 <c:pt idx="2">
-                  <c:v>779027</c:v>
+                  <c:v>781199</c:v>
                 </c:pt>
                 <c:pt idx="3">
-                  <c:v>755754</c:v>
+                  <c:v>757898</c:v>
                 </c:pt>
                 <c:pt idx="4">
-                  <c:v>743024</c:v>
+                  <c:v>744945</c:v>
                 </c:pt>
                 <c:pt idx="5">
-                  <c:v>734272</c:v>
+                  <c:v>736288</c:v>
                 </c:pt>
                 <c:pt idx="6">
-                  <c:v>718620</c:v>
+                  <c:v>720742</c:v>
                 </c:pt>
                 <c:pt idx="7">
-                  <c:v>709675</c:v>
+                  <c:v>711811</c:v>
                 </c:pt>
                 <c:pt idx="8">
-                  <c:v>707395</c:v>
+                  <c:v>709566</c:v>
                 </c:pt>
                 <c:pt idx="9">
-                  <c:v>706905</c:v>
+                  <c:v>709030</c:v>
                 </c:pt>
                 <c:pt idx="10">
-                  <c:v>706604</c:v>
+                  <c:v>708806</c:v>
                 </c:pt>
                 <c:pt idx="11">
-                  <c:v>706571</c:v>
+                  <c:v>708710</c:v>
                 </c:pt>
                 <c:pt idx="12">
-                  <c:v>706559</c:v>
+                  <c:v>708694</c:v>
                 </c:pt>
                 <c:pt idx="13">
-                  <c:v>706556</c:v>
+                  <c:v>708694</c:v>
                 </c:pt>
                 <c:pt idx="14">
-                  <c:v>706556</c:v>
+                  <c:v>708694</c:v>
                 </c:pt>
                 <c:pt idx="15">
-                  <c:v>706556</c:v>
+                  <c:v>708694</c:v>
                 </c:pt>
                 <c:pt idx="16">
-                  <c:v>706553</c:v>
+                  <c:v>708694</c:v>
                 </c:pt>
                 <c:pt idx="17">
-                  <c:v>706553</c:v>
+                  <c:v>708694</c:v>
                 </c:pt>
                 <c:pt idx="18">
-                  <c:v>706553</c:v>
+                  <c:v>708694</c:v>
                 </c:pt>
                 <c:pt idx="19">
-                  <c:v>706553</c:v>
+                  <c:v>708694</c:v>
                 </c:pt>
                 <c:pt idx="20">
-                  <c:v>706553</c:v>
+                  <c:v>708694</c:v>
                 </c:pt>
                 <c:pt idx="21">
-                  <c:v>706553</c:v>
+                  <c:v>708694</c:v>
                 </c:pt>
                 <c:pt idx="22">
-                  <c:v>706553</c:v>
+                  <c:v>708694</c:v>
                 </c:pt>
                 <c:pt idx="23">
-                  <c:v>706553</c:v>
+                  <c:v>708694</c:v>
                 </c:pt>
                 <c:pt idx="24">
-                  <c:v>706553</c:v>
+                  <c:v>708694</c:v>
                 </c:pt>
                 <c:pt idx="25">
-                  <c:v>706553</c:v>
+                  <c:v>708694</c:v>
                 </c:pt>
                 <c:pt idx="26">
-                  <c:v>706553</c:v>
+                  <c:v>708694</c:v>
                 </c:pt>
                 <c:pt idx="27">
-                  <c:v>706553</c:v>
+                  <c:v>708694</c:v>
                 </c:pt>
                 <c:pt idx="28">
-                  <c:v>706553</c:v>
+                  <c:v>708694</c:v>
                 </c:pt>
                 <c:pt idx="29">
-                  <c:v>706553</c:v>
+                  <c:v>708694</c:v>
                 </c:pt>
                 <c:pt idx="30">
-                  <c:v>706553</c:v>
+                  <c:v>708694</c:v>
                 </c:pt>
                 <c:pt idx="31">
-                  <c:v>706553</c:v>
+                  <c:v>708694</c:v>
                 </c:pt>
                 <c:pt idx="32">
-                  <c:v>706553</c:v>
+                  <c:v>708694</c:v>
                 </c:pt>
                 <c:pt idx="33">
-                  <c:v>706553</c:v>
+                  <c:v>708694</c:v>
                 </c:pt>
                 <c:pt idx="34">
-                  <c:v>706553</c:v>
+                  <c:v>708694</c:v>
                 </c:pt>
                 <c:pt idx="35">
-                  <c:v>706553</c:v>
+                  <c:v>708694</c:v>
                 </c:pt>
               </c:numCache>
             </c:numRef>
@@ -10124,14 +9628,10 @@
             </c:dLbl>
             <c:dLbl>
               <c:idx val="13"/>
-              <c:delete val="true"/>
-            </c:dLbl>
-            <c:dLbl>
-              <c:idx val="14"/>
               <c:layout>
                 <c:manualLayout>
-                  <c:x val="-0.0567754698318497"/>
-                  <c:y val="-0.094524959742351"/>
+                  <c:x val="-0.0410861385131699"/>
+                  <c:y val="-0.160774410774411"/>
                 </c:manualLayout>
               </c:layout>
               <c:dLblPos val="r"/>
@@ -10146,6 +9646,10 @@
                   <c15:layout/>
                 </c:ext>
               </c:extLst>
+            </c:dLbl>
+            <c:dLbl>
+              <c:idx val="14"/>
+              <c:delete val="true"/>
             </c:dLbl>
             <c:dLbl>
               <c:idx val="15"/>
@@ -10405,117 +9909,117 @@
           </c:cat>
           <c:val>
             <c:numRef>
-              <c:f>[data.xlsx]part2_result!$T$118:$T$153</c:f>
+              <c:f>[data.xlsx]part2_result!$T$1:$T$36</c:f>
               <c:numCache>
                 <c:formatCode>General</c:formatCode>
                 <c:ptCount val="36"/>
                 <c:pt idx="0">
-                  <c:v>894500</c:v>
+                  <c:v>896675</c:v>
                 </c:pt>
                 <c:pt idx="1">
-                  <c:v>850976</c:v>
+                  <c:v>853313</c:v>
                 </c:pt>
                 <c:pt idx="2">
-                  <c:v>805491</c:v>
+                  <c:v>807755</c:v>
                 </c:pt>
                 <c:pt idx="3">
-                  <c:v>786395</c:v>
+                  <c:v>788602</c:v>
                 </c:pt>
                 <c:pt idx="4">
-                  <c:v>768173</c:v>
+                  <c:v>770437</c:v>
                 </c:pt>
                 <c:pt idx="5">
-                  <c:v>751095</c:v>
+                  <c:v>753342</c:v>
                 </c:pt>
                 <c:pt idx="6">
-                  <c:v>746509</c:v>
+                  <c:v>748744</c:v>
                 </c:pt>
                 <c:pt idx="7">
-                  <c:v>739552</c:v>
+                  <c:v>741844</c:v>
                 </c:pt>
                 <c:pt idx="8">
-                  <c:v>733562</c:v>
+                  <c:v>735896</c:v>
                 </c:pt>
                 <c:pt idx="9">
-                  <c:v>729277</c:v>
+                  <c:v>731568</c:v>
                 </c:pt>
                 <c:pt idx="10">
-                  <c:v>725119</c:v>
+                  <c:v>727550</c:v>
                 </c:pt>
                 <c:pt idx="11">
-                  <c:v>725121</c:v>
+                  <c:v>727536</c:v>
                 </c:pt>
                 <c:pt idx="12">
-                  <c:v>723431</c:v>
+                  <c:v>725916</c:v>
                 </c:pt>
                 <c:pt idx="13">
-                  <c:v>723432</c:v>
+                  <c:v>725860</c:v>
                 </c:pt>
                 <c:pt idx="14">
-                  <c:v>723431</c:v>
+                  <c:v>725860</c:v>
                 </c:pt>
                 <c:pt idx="15">
-                  <c:v>723431</c:v>
+                  <c:v>725860</c:v>
                 </c:pt>
                 <c:pt idx="16">
-                  <c:v>723431</c:v>
+                  <c:v>725860</c:v>
                 </c:pt>
                 <c:pt idx="17">
-                  <c:v>723431</c:v>
+                  <c:v>725860</c:v>
                 </c:pt>
                 <c:pt idx="18">
-                  <c:v>723431</c:v>
+                  <c:v>725860</c:v>
                 </c:pt>
                 <c:pt idx="19">
-                  <c:v>723431</c:v>
+                  <c:v>725860</c:v>
                 </c:pt>
                 <c:pt idx="20">
-                  <c:v>723431</c:v>
+                  <c:v>725860</c:v>
                 </c:pt>
                 <c:pt idx="21">
-                  <c:v>723431</c:v>
+                  <c:v>725860</c:v>
                 </c:pt>
                 <c:pt idx="22">
-                  <c:v>723431</c:v>
+                  <c:v>725860</c:v>
                 </c:pt>
                 <c:pt idx="23">
-                  <c:v>723431</c:v>
+                  <c:v>725860</c:v>
                 </c:pt>
                 <c:pt idx="24">
-                  <c:v>723431</c:v>
+                  <c:v>725860</c:v>
                 </c:pt>
                 <c:pt idx="25">
-                  <c:v>723431</c:v>
+                  <c:v>725860</c:v>
                 </c:pt>
                 <c:pt idx="26">
-                  <c:v>723431</c:v>
+                  <c:v>725860</c:v>
                 </c:pt>
                 <c:pt idx="27">
-                  <c:v>723431</c:v>
+                  <c:v>725860</c:v>
                 </c:pt>
                 <c:pt idx="28">
-                  <c:v>723431</c:v>
+                  <c:v>725860</c:v>
                 </c:pt>
                 <c:pt idx="29">
-                  <c:v>723431</c:v>
+                  <c:v>725860</c:v>
                 </c:pt>
                 <c:pt idx="30">
-                  <c:v>723431</c:v>
+                  <c:v>725860</c:v>
                 </c:pt>
                 <c:pt idx="31">
-                  <c:v>723431</c:v>
+                  <c:v>725860</c:v>
                 </c:pt>
                 <c:pt idx="32">
-                  <c:v>723431</c:v>
+                  <c:v>725860</c:v>
                 </c:pt>
                 <c:pt idx="33">
-                  <c:v>723431</c:v>
+                  <c:v>725860</c:v>
                 </c:pt>
                 <c:pt idx="34">
-                  <c:v>723431</c:v>
+                  <c:v>725860</c:v>
                 </c:pt>
                 <c:pt idx="35">
-                  <c:v>723431</c:v>
+                  <c:v>725860</c:v>
                 </c:pt>
               </c:numCache>
             </c:numRef>
@@ -10523,15 +10027,15 @@
           <c:smooth val="false"/>
         </c:ser>
         <c:ser>
-          <c:idx val="0"/>
+          <c:idx val="3"/>
           <c:order val="3"/>
           <c:tx>
             <c:strRef>
-              <c:f>"perlbench"</c:f>
+              <c:f>"bwaves"</c:f>
               <c:strCache>
                 <c:ptCount val="1"/>
                 <c:pt idx="0">
-                  <c:v>perlbench</c:v>
+                  <c:v>bwaves</c:v>
                 </c:pt>
               </c:strCache>
             </c:strRef>
@@ -10539,7 +10043,7 @@
           <c:spPr>
             <a:ln w="28575" cap="rnd">
               <a:solidFill>
-                <a:schemeClr val="accent1"/>
+                <a:schemeClr val="accent4"/>
               </a:solidFill>
               <a:round/>
             </a:ln>
@@ -10550,11 +10054,11 @@
             <c:size val="5"/>
             <c:spPr>
               <a:solidFill>
-                <a:schemeClr val="accent1"/>
+                <a:schemeClr val="accent4"/>
               </a:solidFill>
               <a:ln w="9525">
                 <a:solidFill>
-                  <a:schemeClr val="accent1"/>
+                  <a:schemeClr val="accent4"/>
                 </a:solidFill>
               </a:ln>
               <a:effectLst/>
@@ -10599,50 +10103,10 @@
             </c:dLbl>
             <c:dLbl>
               <c:idx val="9"/>
-              <c:delete val="true"/>
-            </c:dLbl>
-            <c:dLbl>
-              <c:idx val="10"/>
-              <c:delete val="true"/>
-            </c:dLbl>
-            <c:dLbl>
-              <c:idx val="11"/>
-              <c:delete val="true"/>
-            </c:dLbl>
-            <c:dLbl>
-              <c:idx val="12"/>
-              <c:delete val="true"/>
-            </c:dLbl>
-            <c:dLbl>
-              <c:idx val="13"/>
-              <c:delete val="true"/>
-            </c:dLbl>
-            <c:dLbl>
-              <c:idx val="14"/>
-              <c:delete val="true"/>
-            </c:dLbl>
-            <c:dLbl>
-              <c:idx val="15"/>
-              <c:delete val="true"/>
-            </c:dLbl>
-            <c:dLbl>
-              <c:idx val="16"/>
-              <c:delete val="true"/>
-            </c:dLbl>
-            <c:dLbl>
-              <c:idx val="17"/>
-              <c:delete val="true"/>
-            </c:dLbl>
-            <c:dLbl>
-              <c:idx val="18"/>
-              <c:delete val="true"/>
-            </c:dLbl>
-            <c:dLbl>
-              <c:idx val="19"/>
               <c:layout>
                 <c:manualLayout>
-                  <c:x val="-0.0373887240356083"/>
-                  <c:y val="0.0756843800322061"/>
+                  <c:x val="-0.03996745652395"/>
+                  <c:y val="-0.0835016835016835"/>
                 </c:manualLayout>
               </c:layout>
               <c:dLblPos val="r"/>
@@ -10657,6 +10121,46 @@
                   <c15:layout/>
                 </c:ext>
               </c:extLst>
+            </c:dLbl>
+            <c:dLbl>
+              <c:idx val="10"/>
+              <c:delete val="true"/>
+            </c:dLbl>
+            <c:dLbl>
+              <c:idx val="11"/>
+              <c:delete val="true"/>
+            </c:dLbl>
+            <c:dLbl>
+              <c:idx val="12"/>
+              <c:delete val="true"/>
+            </c:dLbl>
+            <c:dLbl>
+              <c:idx val="13"/>
+              <c:delete val="true"/>
+            </c:dLbl>
+            <c:dLbl>
+              <c:idx val="14"/>
+              <c:delete val="true"/>
+            </c:dLbl>
+            <c:dLbl>
+              <c:idx val="15"/>
+              <c:delete val="true"/>
+            </c:dLbl>
+            <c:dLbl>
+              <c:idx val="16"/>
+              <c:delete val="true"/>
+            </c:dLbl>
+            <c:dLbl>
+              <c:idx val="17"/>
+              <c:delete val="true"/>
+            </c:dLbl>
+            <c:dLbl>
+              <c:idx val="18"/>
+              <c:delete val="true"/>
+            </c:dLbl>
+            <c:dLbl>
+              <c:idx val="19"/>
+              <c:delete val="true"/>
             </c:dLbl>
             <c:dLbl>
               <c:idx val="20"/>
@@ -10896,117 +10400,117 @@
           </c:cat>
           <c:val>
             <c:numRef>
-              <c:f>[data.xlsx]part2_result!$AA$117:$AA$152</c:f>
+              <c:f>[data.xlsx]part2_result!$F$1:$F$36</c:f>
               <c:numCache>
                 <c:formatCode>General</c:formatCode>
                 <c:ptCount val="36"/>
                 <c:pt idx="0">
-                  <c:v>879820</c:v>
+                  <c:v>845115</c:v>
                 </c:pt>
                 <c:pt idx="1">
-                  <c:v>834998</c:v>
+                  <c:v>816825</c:v>
                 </c:pt>
                 <c:pt idx="2">
-                  <c:v>789396</c:v>
+                  <c:v>763410</c:v>
                 </c:pt>
                 <c:pt idx="3">
-                  <c:v>753204</c:v>
+                  <c:v>749039</c:v>
                 </c:pt>
                 <c:pt idx="4">
-                  <c:v>739156</c:v>
+                  <c:v>744668</c:v>
                 </c:pt>
                 <c:pt idx="5">
-                  <c:v>727590</c:v>
+                  <c:v>743635</c:v>
                 </c:pt>
                 <c:pt idx="6">
-                  <c:v>720021</c:v>
+                  <c:v>737668</c:v>
                 </c:pt>
                 <c:pt idx="7">
-                  <c:v>710059</c:v>
+                  <c:v>736079</c:v>
                 </c:pt>
                 <c:pt idx="8">
-                  <c:v>707594</c:v>
+                  <c:v>735043</c:v>
                 </c:pt>
                 <c:pt idx="9">
-                  <c:v>706003</c:v>
+                  <c:v>734633</c:v>
                 </c:pt>
                 <c:pt idx="10">
-                  <c:v>704045</c:v>
+                  <c:v>734383</c:v>
                 </c:pt>
                 <c:pt idx="11">
-                  <c:v>703682</c:v>
+                  <c:v>734355</c:v>
                 </c:pt>
                 <c:pt idx="12">
-                  <c:v>703622</c:v>
+                  <c:v>734355</c:v>
                 </c:pt>
                 <c:pt idx="13">
-                  <c:v>703617</c:v>
+                  <c:v>734355</c:v>
                 </c:pt>
                 <c:pt idx="14">
-                  <c:v>703612</c:v>
+                  <c:v>734383</c:v>
                 </c:pt>
                 <c:pt idx="15">
-                  <c:v>703612</c:v>
+                  <c:v>734383</c:v>
                 </c:pt>
                 <c:pt idx="16">
-                  <c:v>703612</c:v>
+                  <c:v>734383</c:v>
                 </c:pt>
                 <c:pt idx="17">
-                  <c:v>703612</c:v>
+                  <c:v>734383</c:v>
                 </c:pt>
                 <c:pt idx="18">
-                  <c:v>703612</c:v>
+                  <c:v>734355</c:v>
                 </c:pt>
                 <c:pt idx="19">
-                  <c:v>703606</c:v>
+                  <c:v>734355</c:v>
                 </c:pt>
                 <c:pt idx="20">
-                  <c:v>703606</c:v>
+                  <c:v>734292</c:v>
                 </c:pt>
                 <c:pt idx="21">
-                  <c:v>703606</c:v>
+                  <c:v>734292</c:v>
                 </c:pt>
                 <c:pt idx="22">
-                  <c:v>703606</c:v>
+                  <c:v>734292</c:v>
                 </c:pt>
                 <c:pt idx="23">
-                  <c:v>703606</c:v>
+                  <c:v>734292</c:v>
                 </c:pt>
                 <c:pt idx="24">
-                  <c:v>703606</c:v>
+                  <c:v>734292</c:v>
                 </c:pt>
                 <c:pt idx="25">
-                  <c:v>703606</c:v>
+                  <c:v>734292</c:v>
                 </c:pt>
                 <c:pt idx="26">
-                  <c:v>703606</c:v>
+                  <c:v>734292</c:v>
                 </c:pt>
                 <c:pt idx="27">
-                  <c:v>703606</c:v>
+                  <c:v>734292</c:v>
                 </c:pt>
                 <c:pt idx="28">
-                  <c:v>703606</c:v>
+                  <c:v>734292</c:v>
                 </c:pt>
                 <c:pt idx="29">
-                  <c:v>703606</c:v>
+                  <c:v>734292</c:v>
                 </c:pt>
                 <c:pt idx="30">
-                  <c:v>703606</c:v>
+                  <c:v>734292</c:v>
                 </c:pt>
                 <c:pt idx="31">
-                  <c:v>703606</c:v>
+                  <c:v>734292</c:v>
                 </c:pt>
                 <c:pt idx="32">
-                  <c:v>703606</c:v>
+                  <c:v>734292</c:v>
                 </c:pt>
                 <c:pt idx="33">
-                  <c:v>703606</c:v>
+                  <c:v>734292</c:v>
                 </c:pt>
                 <c:pt idx="34">
-                  <c:v>703606</c:v>
+                  <c:v>734292</c:v>
                 </c:pt>
                 <c:pt idx="35">
-                  <c:v>703606</c:v>
+                  <c:v>734292</c:v>
                 </c:pt>
               </c:numCache>
             </c:numRef>
@@ -11206,6 +10710,2182 @@
 </file>
 
 <file path=word/charts/chart5.xml><?xml version="1.0" encoding="utf-8"?>
+<c:chartSpace xmlns:c="http://schemas.openxmlformats.org/drawingml/2006/chart" xmlns:a="http://schemas.openxmlformats.org/drawingml/2006/main" xmlns:r="http://schemas.openxmlformats.org/officeDocument/2006/relationships">
+  <c:date1904 val="false"/>
+  <c:lang val="zh-CN"/>
+  <c:roundedCorners val="false"/>
+  <mc:AlternateContent xmlns:mc="http://schemas.openxmlformats.org/markup-compatibility/2006">
+    <mc:Choice xmlns:c14="http://schemas.microsoft.com/office/drawing/2007/8/2/chart" Requires="c14">
+      <c14:style val="102"/>
+    </mc:Choice>
+    <mc:Fallback>
+      <c:style val="2"/>
+    </mc:Fallback>
+  </mc:AlternateContent>
+  <c:chart>
+    <c:autoTitleDeleted val="true"/>
+    <c:plotArea>
+      <c:layout/>
+      <c:lineChart>
+        <c:grouping val="standard"/>
+        <c:varyColors val="false"/>
+        <c:ser>
+          <c:idx val="0"/>
+          <c:order val="0"/>
+          <c:tx>
+            <c:strRef>
+              <c:f>"perlbench"</c:f>
+              <c:strCache>
+                <c:ptCount val="1"/>
+                <c:pt idx="0">
+                  <c:v>perlbench</c:v>
+                </c:pt>
+              </c:strCache>
+            </c:strRef>
+          </c:tx>
+          <c:spPr>
+            <a:ln w="28575" cap="rnd">
+              <a:solidFill>
+                <a:schemeClr val="accent1"/>
+              </a:solidFill>
+              <a:round/>
+            </a:ln>
+            <a:effectLst/>
+          </c:spPr>
+          <c:marker>
+            <c:symbol val="circle"/>
+            <c:size val="5"/>
+            <c:spPr>
+              <a:solidFill>
+                <a:schemeClr val="accent1"/>
+              </a:solidFill>
+              <a:ln w="9525">
+                <a:solidFill>
+                  <a:schemeClr val="accent1"/>
+                </a:solidFill>
+              </a:ln>
+              <a:effectLst/>
+            </c:spPr>
+          </c:marker>
+          <c:dLbls>
+            <c:dLbl>
+              <c:idx val="0"/>
+              <c:delete val="true"/>
+            </c:dLbl>
+            <c:dLbl>
+              <c:idx val="1"/>
+              <c:delete val="true"/>
+            </c:dLbl>
+            <c:dLbl>
+              <c:idx val="2"/>
+              <c:delete val="true"/>
+            </c:dLbl>
+            <c:dLbl>
+              <c:idx val="3"/>
+              <c:delete val="true"/>
+            </c:dLbl>
+            <c:dLbl>
+              <c:idx val="4"/>
+              <c:delete val="true"/>
+            </c:dLbl>
+            <c:dLbl>
+              <c:idx val="5"/>
+              <c:delete val="true"/>
+            </c:dLbl>
+            <c:dLbl>
+              <c:idx val="6"/>
+              <c:delete val="true"/>
+            </c:dLbl>
+            <c:dLbl>
+              <c:idx val="7"/>
+              <c:delete val="true"/>
+            </c:dLbl>
+            <c:dLbl>
+              <c:idx val="8"/>
+              <c:delete val="true"/>
+            </c:dLbl>
+            <c:dLbl>
+              <c:idx val="9"/>
+              <c:delete val="true"/>
+            </c:dLbl>
+            <c:dLbl>
+              <c:idx val="10"/>
+              <c:delete val="true"/>
+            </c:dLbl>
+            <c:dLbl>
+              <c:idx val="11"/>
+              <c:delete val="true"/>
+            </c:dLbl>
+            <c:dLbl>
+              <c:idx val="12"/>
+              <c:delete val="true"/>
+            </c:dLbl>
+            <c:dLbl>
+              <c:idx val="13"/>
+              <c:delete val="true"/>
+            </c:dLbl>
+            <c:dLbl>
+              <c:idx val="14"/>
+              <c:delete val="true"/>
+            </c:dLbl>
+            <c:dLbl>
+              <c:idx val="15"/>
+              <c:delete val="true"/>
+            </c:dLbl>
+            <c:dLbl>
+              <c:idx val="16"/>
+              <c:delete val="true"/>
+            </c:dLbl>
+            <c:dLbl>
+              <c:idx val="17"/>
+              <c:delete val="true"/>
+            </c:dLbl>
+            <c:dLbl>
+              <c:idx val="18"/>
+              <c:delete val="true"/>
+            </c:dLbl>
+            <c:dLbl>
+              <c:idx val="19"/>
+              <c:layout>
+                <c:manualLayout>
+                  <c:x val="-0.0406479525103129"/>
+                  <c:y val="0.068013468013468"/>
+                </c:manualLayout>
+              </c:layout>
+              <c:dLblPos val="r"/>
+              <c:showLegendKey val="false"/>
+              <c:showVal val="true"/>
+              <c:showCatName val="false"/>
+              <c:showSerName val="false"/>
+              <c:showPercent val="false"/>
+              <c:showBubbleSize val="false"/>
+              <c:extLst>
+                <c:ext xmlns:c15="http://schemas.microsoft.com/office/drawing/2012/chart" uri="{CE6537A1-D6FC-4f65-9D91-7224C49458BB}">
+                  <c15:layout/>
+                </c:ext>
+              </c:extLst>
+            </c:dLbl>
+            <c:dLbl>
+              <c:idx val="20"/>
+              <c:delete val="true"/>
+            </c:dLbl>
+            <c:dLbl>
+              <c:idx val="21"/>
+              <c:delete val="true"/>
+            </c:dLbl>
+            <c:dLbl>
+              <c:idx val="22"/>
+              <c:delete val="true"/>
+            </c:dLbl>
+            <c:dLbl>
+              <c:idx val="23"/>
+              <c:delete val="true"/>
+            </c:dLbl>
+            <c:dLbl>
+              <c:idx val="24"/>
+              <c:delete val="true"/>
+            </c:dLbl>
+            <c:dLbl>
+              <c:idx val="25"/>
+              <c:delete val="true"/>
+            </c:dLbl>
+            <c:dLbl>
+              <c:idx val="26"/>
+              <c:delete val="true"/>
+            </c:dLbl>
+            <c:dLbl>
+              <c:idx val="27"/>
+              <c:delete val="true"/>
+            </c:dLbl>
+            <c:dLbl>
+              <c:idx val="28"/>
+              <c:delete val="true"/>
+            </c:dLbl>
+            <c:dLbl>
+              <c:idx val="29"/>
+              <c:delete val="true"/>
+            </c:dLbl>
+            <c:dLbl>
+              <c:idx val="30"/>
+              <c:delete val="true"/>
+            </c:dLbl>
+            <c:dLbl>
+              <c:idx val="31"/>
+              <c:delete val="true"/>
+            </c:dLbl>
+            <c:dLbl>
+              <c:idx val="32"/>
+              <c:delete val="true"/>
+            </c:dLbl>
+            <c:dLbl>
+              <c:idx val="33"/>
+              <c:delete val="true"/>
+            </c:dLbl>
+            <c:dLbl>
+              <c:idx val="34"/>
+              <c:delete val="true"/>
+            </c:dLbl>
+            <c:dLbl>
+              <c:idx val="35"/>
+              <c:delete val="true"/>
+            </c:dLbl>
+            <c:spPr>
+              <a:noFill/>
+              <a:ln>
+                <a:noFill/>
+              </a:ln>
+              <a:effectLst/>
+            </c:spPr>
+            <c:txPr>
+              <a:bodyPr rot="0" spcFirstLastPara="0" vertOverflow="ellipsis" vert="horz" wrap="square" lIns="38100" tIns="19050" rIns="38100" bIns="19050" anchor="ctr" anchorCtr="true"/>
+              <a:lstStyle/>
+              <a:p>
+                <a:pPr>
+                  <a:defRPr lang="en-US" sz="900" b="0" i="0" u="none" strike="noStrike" kern="1200" baseline="0">
+                    <a:solidFill>
+                      <a:schemeClr val="tx1">
+                        <a:lumMod val="75000"/>
+                        <a:lumOff val="25000"/>
+                      </a:schemeClr>
+                    </a:solidFill>
+                    <a:latin typeface="+mn-lt"/>
+                    <a:ea typeface="+mn-ea"/>
+                    <a:cs typeface="+mn-cs"/>
+                  </a:defRPr>
+                </a:pPr>
+              </a:p>
+            </c:txPr>
+            <c:dLblPos val="r"/>
+            <c:showLegendKey val="false"/>
+            <c:showVal val="false"/>
+            <c:showCatName val="false"/>
+            <c:showSerName val="false"/>
+            <c:showPercent val="false"/>
+            <c:showBubbleSize val="false"/>
+            <c:showLeaderLines val="false"/>
+            <c:extLst>
+              <c:ext xmlns:c15="http://schemas.microsoft.com/office/drawing/2012/chart" uri="{CE6537A1-D6FC-4f65-9D91-7224C49458BB}">
+                <c15:layout/>
+                <c15:showLeaderLines val="true"/>
+                <c15:leaderLines>
+                  <c:spPr>
+                    <a:ln w="9525" cap="flat" cmpd="sng" algn="ctr">
+                      <a:solidFill>
+                        <a:schemeClr val="tx1">
+                          <a:lumMod val="35000"/>
+                          <a:lumOff val="65000"/>
+                        </a:schemeClr>
+                      </a:solidFill>
+                      <a:round/>
+                    </a:ln>
+                    <a:effectLst/>
+                  </c:spPr>
+                </c15:leaderLines>
+              </c:ext>
+            </c:extLst>
+          </c:dLbls>
+          <c:cat>
+            <c:numRef>
+              <c:f>[data.xlsx]part2_result!$A$1:$A$36</c:f>
+              <c:numCache>
+                <c:formatCode>General</c:formatCode>
+                <c:ptCount val="36"/>
+                <c:pt idx="0">
+                  <c:v>12</c:v>
+                </c:pt>
+                <c:pt idx="1">
+                  <c:v>13</c:v>
+                </c:pt>
+                <c:pt idx="2">
+                  <c:v>14</c:v>
+                </c:pt>
+                <c:pt idx="3">
+                  <c:v>15</c:v>
+                </c:pt>
+                <c:pt idx="4">
+                  <c:v>16</c:v>
+                </c:pt>
+                <c:pt idx="5">
+                  <c:v>17</c:v>
+                </c:pt>
+                <c:pt idx="6">
+                  <c:v>18</c:v>
+                </c:pt>
+                <c:pt idx="7">
+                  <c:v>19</c:v>
+                </c:pt>
+                <c:pt idx="8">
+                  <c:v>20</c:v>
+                </c:pt>
+                <c:pt idx="9">
+                  <c:v>21</c:v>
+                </c:pt>
+                <c:pt idx="10">
+                  <c:v>22</c:v>
+                </c:pt>
+                <c:pt idx="11">
+                  <c:v>23</c:v>
+                </c:pt>
+                <c:pt idx="12">
+                  <c:v>24</c:v>
+                </c:pt>
+                <c:pt idx="13">
+                  <c:v>25</c:v>
+                </c:pt>
+                <c:pt idx="14">
+                  <c:v>26</c:v>
+                </c:pt>
+                <c:pt idx="15">
+                  <c:v>27</c:v>
+                </c:pt>
+                <c:pt idx="16">
+                  <c:v>28</c:v>
+                </c:pt>
+                <c:pt idx="17">
+                  <c:v>29</c:v>
+                </c:pt>
+                <c:pt idx="18">
+                  <c:v>30</c:v>
+                </c:pt>
+                <c:pt idx="19">
+                  <c:v>31</c:v>
+                </c:pt>
+                <c:pt idx="20">
+                  <c:v>32</c:v>
+                </c:pt>
+                <c:pt idx="21">
+                  <c:v>33</c:v>
+                </c:pt>
+                <c:pt idx="22">
+                  <c:v>34</c:v>
+                </c:pt>
+                <c:pt idx="23">
+                  <c:v>35</c:v>
+                </c:pt>
+                <c:pt idx="24">
+                  <c:v>36</c:v>
+                </c:pt>
+                <c:pt idx="25">
+                  <c:v>37</c:v>
+                </c:pt>
+                <c:pt idx="26">
+                  <c:v>38</c:v>
+                </c:pt>
+                <c:pt idx="27">
+                  <c:v>39</c:v>
+                </c:pt>
+                <c:pt idx="28">
+                  <c:v>40</c:v>
+                </c:pt>
+                <c:pt idx="29">
+                  <c:v>41</c:v>
+                </c:pt>
+                <c:pt idx="30">
+                  <c:v>42</c:v>
+                </c:pt>
+                <c:pt idx="31">
+                  <c:v>43</c:v>
+                </c:pt>
+                <c:pt idx="32">
+                  <c:v>44</c:v>
+                </c:pt>
+                <c:pt idx="33">
+                  <c:v>45</c:v>
+                </c:pt>
+                <c:pt idx="34">
+                  <c:v>46</c:v>
+                </c:pt>
+                <c:pt idx="35">
+                  <c:v>47</c:v>
+                </c:pt>
+              </c:numCache>
+            </c:numRef>
+          </c:cat>
+          <c:val>
+            <c:numRef>
+              <c:f>[data.xlsx]part2_result!$AA$59:$AA$94</c:f>
+              <c:numCache>
+                <c:formatCode>General</c:formatCode>
+                <c:ptCount val="36"/>
+                <c:pt idx="0">
+                  <c:v>879976</c:v>
+                </c:pt>
+                <c:pt idx="1">
+                  <c:v>835219</c:v>
+                </c:pt>
+                <c:pt idx="2">
+                  <c:v>789589</c:v>
+                </c:pt>
+                <c:pt idx="3">
+                  <c:v>753425</c:v>
+                </c:pt>
+                <c:pt idx="4">
+                  <c:v>739355</c:v>
+                </c:pt>
+                <c:pt idx="5">
+                  <c:v>727781</c:v>
+                </c:pt>
+                <c:pt idx="6">
+                  <c:v>720216</c:v>
+                </c:pt>
+                <c:pt idx="7">
+                  <c:v>710249</c:v>
+                </c:pt>
+                <c:pt idx="8">
+                  <c:v>707789</c:v>
+                </c:pt>
+                <c:pt idx="9">
+                  <c:v>706197</c:v>
+                </c:pt>
+                <c:pt idx="10">
+                  <c:v>704250</c:v>
+                </c:pt>
+                <c:pt idx="11">
+                  <c:v>703866</c:v>
+                </c:pt>
+                <c:pt idx="12">
+                  <c:v>703819</c:v>
+                </c:pt>
+                <c:pt idx="13">
+                  <c:v>703812</c:v>
+                </c:pt>
+                <c:pt idx="14">
+                  <c:v>703819</c:v>
+                </c:pt>
+                <c:pt idx="15">
+                  <c:v>703819</c:v>
+                </c:pt>
+                <c:pt idx="16">
+                  <c:v>703819</c:v>
+                </c:pt>
+                <c:pt idx="17">
+                  <c:v>703819</c:v>
+                </c:pt>
+                <c:pt idx="18">
+                  <c:v>703819</c:v>
+                </c:pt>
+                <c:pt idx="19">
+                  <c:v>703812</c:v>
+                </c:pt>
+                <c:pt idx="20">
+                  <c:v>703812</c:v>
+                </c:pt>
+                <c:pt idx="21">
+                  <c:v>703812</c:v>
+                </c:pt>
+                <c:pt idx="22">
+                  <c:v>703812</c:v>
+                </c:pt>
+                <c:pt idx="23">
+                  <c:v>703812</c:v>
+                </c:pt>
+                <c:pt idx="24">
+                  <c:v>703812</c:v>
+                </c:pt>
+                <c:pt idx="25">
+                  <c:v>703812</c:v>
+                </c:pt>
+                <c:pt idx="26">
+                  <c:v>703812</c:v>
+                </c:pt>
+                <c:pt idx="27">
+                  <c:v>703812</c:v>
+                </c:pt>
+                <c:pt idx="28">
+                  <c:v>703812</c:v>
+                </c:pt>
+                <c:pt idx="29">
+                  <c:v>703812</c:v>
+                </c:pt>
+                <c:pt idx="30">
+                  <c:v>703812</c:v>
+                </c:pt>
+                <c:pt idx="31">
+                  <c:v>703812</c:v>
+                </c:pt>
+                <c:pt idx="32">
+                  <c:v>703812</c:v>
+                </c:pt>
+                <c:pt idx="33">
+                  <c:v>703812</c:v>
+                </c:pt>
+                <c:pt idx="34">
+                  <c:v>703812</c:v>
+                </c:pt>
+                <c:pt idx="35">
+                  <c:v>703812</c:v>
+                </c:pt>
+              </c:numCache>
+            </c:numRef>
+          </c:val>
+          <c:smooth val="false"/>
+        </c:ser>
+        <c:ser>
+          <c:idx val="1"/>
+          <c:order val="1"/>
+          <c:tx>
+            <c:strRef>
+              <c:f>"gcc"</c:f>
+              <c:strCache>
+                <c:ptCount val="1"/>
+                <c:pt idx="0">
+                  <c:v>gcc</c:v>
+                </c:pt>
+              </c:strCache>
+            </c:strRef>
+          </c:tx>
+          <c:spPr>
+            <a:ln w="28575" cap="rnd">
+              <a:solidFill>
+                <a:schemeClr val="accent2"/>
+              </a:solidFill>
+              <a:round/>
+            </a:ln>
+            <a:effectLst/>
+          </c:spPr>
+          <c:marker>
+            <c:symbol val="circle"/>
+            <c:size val="5"/>
+            <c:spPr>
+              <a:solidFill>
+                <a:schemeClr val="accent2"/>
+              </a:solidFill>
+              <a:ln w="9525">
+                <a:solidFill>
+                  <a:schemeClr val="accent2"/>
+                </a:solidFill>
+              </a:ln>
+              <a:effectLst/>
+            </c:spPr>
+          </c:marker>
+          <c:dLbls>
+            <c:dLbl>
+              <c:idx val="0"/>
+              <c:delete val="true"/>
+            </c:dLbl>
+            <c:dLbl>
+              <c:idx val="1"/>
+              <c:delete val="true"/>
+            </c:dLbl>
+            <c:dLbl>
+              <c:idx val="2"/>
+              <c:delete val="true"/>
+            </c:dLbl>
+            <c:dLbl>
+              <c:idx val="3"/>
+              <c:delete val="true"/>
+            </c:dLbl>
+            <c:dLbl>
+              <c:idx val="4"/>
+              <c:delete val="true"/>
+            </c:dLbl>
+            <c:dLbl>
+              <c:idx val="5"/>
+              <c:delete val="true"/>
+            </c:dLbl>
+            <c:dLbl>
+              <c:idx val="6"/>
+              <c:delete val="true"/>
+            </c:dLbl>
+            <c:dLbl>
+              <c:idx val="7"/>
+              <c:delete val="true"/>
+            </c:dLbl>
+            <c:dLbl>
+              <c:idx val="8"/>
+              <c:delete val="true"/>
+            </c:dLbl>
+            <c:dLbl>
+              <c:idx val="9"/>
+              <c:delete val="true"/>
+            </c:dLbl>
+            <c:dLbl>
+              <c:idx val="10"/>
+              <c:delete val="true"/>
+            </c:dLbl>
+            <c:dLbl>
+              <c:idx val="11"/>
+              <c:delete val="true"/>
+            </c:dLbl>
+            <c:dLbl>
+              <c:idx val="12"/>
+              <c:delete val="true"/>
+            </c:dLbl>
+            <c:dLbl>
+              <c:idx val="13"/>
+              <c:delete val="true"/>
+            </c:dLbl>
+            <c:dLbl>
+              <c:idx val="14"/>
+              <c:delete val="true"/>
+            </c:dLbl>
+            <c:dLbl>
+              <c:idx val="15"/>
+              <c:delete val="true"/>
+            </c:dLbl>
+            <c:dLbl>
+              <c:idx val="16"/>
+              <c:layout>
+                <c:manualLayout>
+                  <c:x val="-0.109975973807055"/>
+                  <c:y val="0.0740833179269119"/>
+                </c:manualLayout>
+              </c:layout>
+              <c:dLblPos val="r"/>
+              <c:showLegendKey val="false"/>
+              <c:showVal val="true"/>
+              <c:showCatName val="false"/>
+              <c:showSerName val="false"/>
+              <c:showPercent val="false"/>
+              <c:showBubbleSize val="false"/>
+              <c:extLst>
+                <c:ext xmlns:c15="http://schemas.microsoft.com/office/drawing/2012/chart" uri="{CE6537A1-D6FC-4f65-9D91-7224C49458BB}">
+                  <c15:layout/>
+                </c:ext>
+              </c:extLst>
+            </c:dLbl>
+            <c:dLbl>
+              <c:idx val="17"/>
+              <c:delete val="true"/>
+            </c:dLbl>
+            <c:dLbl>
+              <c:idx val="18"/>
+              <c:delete val="true"/>
+            </c:dLbl>
+            <c:dLbl>
+              <c:idx val="19"/>
+              <c:delete val="true"/>
+            </c:dLbl>
+            <c:dLbl>
+              <c:idx val="20"/>
+              <c:delete val="true"/>
+            </c:dLbl>
+            <c:dLbl>
+              <c:idx val="21"/>
+              <c:delete val="true"/>
+            </c:dLbl>
+            <c:dLbl>
+              <c:idx val="22"/>
+              <c:delete val="true"/>
+            </c:dLbl>
+            <c:dLbl>
+              <c:idx val="23"/>
+              <c:delete val="true"/>
+            </c:dLbl>
+            <c:dLbl>
+              <c:idx val="24"/>
+              <c:delete val="true"/>
+            </c:dLbl>
+            <c:dLbl>
+              <c:idx val="25"/>
+              <c:delete val="true"/>
+            </c:dLbl>
+            <c:dLbl>
+              <c:idx val="26"/>
+              <c:delete val="true"/>
+            </c:dLbl>
+            <c:dLbl>
+              <c:idx val="27"/>
+              <c:delete val="true"/>
+            </c:dLbl>
+            <c:dLbl>
+              <c:idx val="28"/>
+              <c:delete val="true"/>
+            </c:dLbl>
+            <c:dLbl>
+              <c:idx val="29"/>
+              <c:delete val="true"/>
+            </c:dLbl>
+            <c:dLbl>
+              <c:idx val="30"/>
+              <c:delete val="true"/>
+            </c:dLbl>
+            <c:dLbl>
+              <c:idx val="31"/>
+              <c:delete val="true"/>
+            </c:dLbl>
+            <c:dLbl>
+              <c:idx val="32"/>
+              <c:delete val="true"/>
+            </c:dLbl>
+            <c:dLbl>
+              <c:idx val="33"/>
+              <c:delete val="true"/>
+            </c:dLbl>
+            <c:dLbl>
+              <c:idx val="34"/>
+              <c:delete val="true"/>
+            </c:dLbl>
+            <c:dLbl>
+              <c:idx val="35"/>
+              <c:delete val="true"/>
+            </c:dLbl>
+            <c:spPr>
+              <a:noFill/>
+              <a:ln>
+                <a:noFill/>
+              </a:ln>
+              <a:effectLst/>
+            </c:spPr>
+            <c:txPr>
+              <a:bodyPr rot="0" spcFirstLastPara="0" vertOverflow="ellipsis" vert="horz" wrap="square" lIns="38100" tIns="19050" rIns="38100" bIns="19050" anchor="ctr" anchorCtr="true"/>
+              <a:lstStyle/>
+              <a:p>
+                <a:pPr>
+                  <a:defRPr lang="en-US" sz="900" b="0" i="0" u="none" strike="noStrike" kern="1200" baseline="0">
+                    <a:solidFill>
+                      <a:schemeClr val="tx1">
+                        <a:lumMod val="75000"/>
+                        <a:lumOff val="25000"/>
+                      </a:schemeClr>
+                    </a:solidFill>
+                    <a:latin typeface="+mn-lt"/>
+                    <a:ea typeface="+mn-ea"/>
+                    <a:cs typeface="+mn-cs"/>
+                  </a:defRPr>
+                </a:pPr>
+              </a:p>
+            </c:txPr>
+            <c:dLblPos val="r"/>
+            <c:showLegendKey val="false"/>
+            <c:showVal val="false"/>
+            <c:showCatName val="false"/>
+            <c:showSerName val="false"/>
+            <c:showPercent val="false"/>
+            <c:showBubbleSize val="false"/>
+            <c:showLeaderLines val="false"/>
+            <c:extLst>
+              <c:ext xmlns:c15="http://schemas.microsoft.com/office/drawing/2012/chart" uri="{CE6537A1-D6FC-4f65-9D91-7224C49458BB}">
+                <c15:layout/>
+                <c15:showLeaderLines val="true"/>
+                <c15:leaderLines>
+                  <c:spPr>
+                    <a:ln w="9525" cap="flat" cmpd="sng" algn="ctr">
+                      <a:solidFill>
+                        <a:schemeClr val="tx1">
+                          <a:lumMod val="35000"/>
+                          <a:lumOff val="65000"/>
+                        </a:schemeClr>
+                      </a:solidFill>
+                      <a:round/>
+                    </a:ln>
+                    <a:effectLst/>
+                  </c:spPr>
+                </c15:leaderLines>
+              </c:ext>
+            </c:extLst>
+          </c:dLbls>
+          <c:cat>
+            <c:numRef>
+              <c:f>[data.xlsx]part2_result!$A$1:$A$36</c:f>
+              <c:numCache>
+                <c:formatCode>General</c:formatCode>
+                <c:ptCount val="36"/>
+                <c:pt idx="0">
+                  <c:v>12</c:v>
+                </c:pt>
+                <c:pt idx="1">
+                  <c:v>13</c:v>
+                </c:pt>
+                <c:pt idx="2">
+                  <c:v>14</c:v>
+                </c:pt>
+                <c:pt idx="3">
+                  <c:v>15</c:v>
+                </c:pt>
+                <c:pt idx="4">
+                  <c:v>16</c:v>
+                </c:pt>
+                <c:pt idx="5">
+                  <c:v>17</c:v>
+                </c:pt>
+                <c:pt idx="6">
+                  <c:v>18</c:v>
+                </c:pt>
+                <c:pt idx="7">
+                  <c:v>19</c:v>
+                </c:pt>
+                <c:pt idx="8">
+                  <c:v>20</c:v>
+                </c:pt>
+                <c:pt idx="9">
+                  <c:v>21</c:v>
+                </c:pt>
+                <c:pt idx="10">
+                  <c:v>22</c:v>
+                </c:pt>
+                <c:pt idx="11">
+                  <c:v>23</c:v>
+                </c:pt>
+                <c:pt idx="12">
+                  <c:v>24</c:v>
+                </c:pt>
+                <c:pt idx="13">
+                  <c:v>25</c:v>
+                </c:pt>
+                <c:pt idx="14">
+                  <c:v>26</c:v>
+                </c:pt>
+                <c:pt idx="15">
+                  <c:v>27</c:v>
+                </c:pt>
+                <c:pt idx="16">
+                  <c:v>28</c:v>
+                </c:pt>
+                <c:pt idx="17">
+                  <c:v>29</c:v>
+                </c:pt>
+                <c:pt idx="18">
+                  <c:v>30</c:v>
+                </c:pt>
+                <c:pt idx="19">
+                  <c:v>31</c:v>
+                </c:pt>
+                <c:pt idx="20">
+                  <c:v>32</c:v>
+                </c:pt>
+                <c:pt idx="21">
+                  <c:v>33</c:v>
+                </c:pt>
+                <c:pt idx="22">
+                  <c:v>34</c:v>
+                </c:pt>
+                <c:pt idx="23">
+                  <c:v>35</c:v>
+                </c:pt>
+                <c:pt idx="24">
+                  <c:v>36</c:v>
+                </c:pt>
+                <c:pt idx="25">
+                  <c:v>37</c:v>
+                </c:pt>
+                <c:pt idx="26">
+                  <c:v>38</c:v>
+                </c:pt>
+                <c:pt idx="27">
+                  <c:v>39</c:v>
+                </c:pt>
+                <c:pt idx="28">
+                  <c:v>40</c:v>
+                </c:pt>
+                <c:pt idx="29">
+                  <c:v>41</c:v>
+                </c:pt>
+                <c:pt idx="30">
+                  <c:v>42</c:v>
+                </c:pt>
+                <c:pt idx="31">
+                  <c:v>43</c:v>
+                </c:pt>
+                <c:pt idx="32">
+                  <c:v>44</c:v>
+                </c:pt>
+                <c:pt idx="33">
+                  <c:v>45</c:v>
+                </c:pt>
+                <c:pt idx="34">
+                  <c:v>46</c:v>
+                </c:pt>
+                <c:pt idx="35">
+                  <c:v>47</c:v>
+                </c:pt>
+              </c:numCache>
+            </c:numRef>
+          </c:cat>
+          <c:val>
+            <c:numRef>
+              <c:f>[data.xlsx]part2_result!$M$59:$M$94</c:f>
+              <c:numCache>
+                <c:formatCode>General</c:formatCode>
+                <c:ptCount val="36"/>
+                <c:pt idx="0">
+                  <c:v>878655</c:v>
+                </c:pt>
+                <c:pt idx="1">
+                  <c:v>807564</c:v>
+                </c:pt>
+                <c:pt idx="2">
+                  <c:v>779226</c:v>
+                </c:pt>
+                <c:pt idx="3">
+                  <c:v>755977</c:v>
+                </c:pt>
+                <c:pt idx="4">
+                  <c:v>743177</c:v>
+                </c:pt>
+                <c:pt idx="5">
+                  <c:v>734465</c:v>
+                </c:pt>
+                <c:pt idx="6">
+                  <c:v>718804</c:v>
+                </c:pt>
+                <c:pt idx="7">
+                  <c:v>709853</c:v>
+                </c:pt>
+                <c:pt idx="8">
+                  <c:v>707589</c:v>
+                </c:pt>
+                <c:pt idx="9">
+                  <c:v>707099</c:v>
+                </c:pt>
+                <c:pt idx="10">
+                  <c:v>706808</c:v>
+                </c:pt>
+                <c:pt idx="11">
+                  <c:v>706772</c:v>
+                </c:pt>
+                <c:pt idx="12">
+                  <c:v>706770</c:v>
+                </c:pt>
+                <c:pt idx="13">
+                  <c:v>706770</c:v>
+                </c:pt>
+                <c:pt idx="14">
+                  <c:v>706755</c:v>
+                </c:pt>
+                <c:pt idx="15">
+                  <c:v>706755</c:v>
+                </c:pt>
+                <c:pt idx="16">
+                  <c:v>706739</c:v>
+                </c:pt>
+                <c:pt idx="17">
+                  <c:v>706739</c:v>
+                </c:pt>
+                <c:pt idx="18">
+                  <c:v>706739</c:v>
+                </c:pt>
+                <c:pt idx="19">
+                  <c:v>706739</c:v>
+                </c:pt>
+                <c:pt idx="20">
+                  <c:v>706770</c:v>
+                </c:pt>
+                <c:pt idx="21">
+                  <c:v>706770</c:v>
+                </c:pt>
+                <c:pt idx="22">
+                  <c:v>706770</c:v>
+                </c:pt>
+                <c:pt idx="23">
+                  <c:v>706770</c:v>
+                </c:pt>
+                <c:pt idx="24">
+                  <c:v>706770</c:v>
+                </c:pt>
+                <c:pt idx="25">
+                  <c:v>706770</c:v>
+                </c:pt>
+                <c:pt idx="26">
+                  <c:v>706770</c:v>
+                </c:pt>
+                <c:pt idx="27">
+                  <c:v>706770</c:v>
+                </c:pt>
+                <c:pt idx="28">
+                  <c:v>706770</c:v>
+                </c:pt>
+                <c:pt idx="29">
+                  <c:v>706770</c:v>
+                </c:pt>
+                <c:pt idx="30">
+                  <c:v>706770</c:v>
+                </c:pt>
+                <c:pt idx="31">
+                  <c:v>706770</c:v>
+                </c:pt>
+                <c:pt idx="32">
+                  <c:v>706770</c:v>
+                </c:pt>
+                <c:pt idx="33">
+                  <c:v>706770</c:v>
+                </c:pt>
+                <c:pt idx="34">
+                  <c:v>706770</c:v>
+                </c:pt>
+                <c:pt idx="35">
+                  <c:v>706770</c:v>
+                </c:pt>
+              </c:numCache>
+            </c:numRef>
+          </c:val>
+          <c:smooth val="false"/>
+        </c:ser>
+        <c:ser>
+          <c:idx val="2"/>
+          <c:order val="2"/>
+          <c:tx>
+            <c:strRef>
+              <c:f>"mcf"</c:f>
+              <c:strCache>
+                <c:ptCount val="1"/>
+                <c:pt idx="0">
+                  <c:v>mcf</c:v>
+                </c:pt>
+              </c:strCache>
+            </c:strRef>
+          </c:tx>
+          <c:spPr>
+            <a:ln w="28575" cap="rnd">
+              <a:solidFill>
+                <a:schemeClr val="accent3"/>
+              </a:solidFill>
+              <a:round/>
+            </a:ln>
+            <a:effectLst/>
+          </c:spPr>
+          <c:marker>
+            <c:symbol val="circle"/>
+            <c:size val="5"/>
+            <c:spPr>
+              <a:solidFill>
+                <a:schemeClr val="accent3"/>
+              </a:solidFill>
+              <a:ln w="9525">
+                <a:solidFill>
+                  <a:schemeClr val="accent3"/>
+                </a:solidFill>
+              </a:ln>
+              <a:effectLst/>
+            </c:spPr>
+          </c:marker>
+          <c:dLbls>
+            <c:dLbl>
+              <c:idx val="0"/>
+              <c:delete val="true"/>
+            </c:dLbl>
+            <c:dLbl>
+              <c:idx val="1"/>
+              <c:delete val="true"/>
+            </c:dLbl>
+            <c:dLbl>
+              <c:idx val="2"/>
+              <c:delete val="true"/>
+            </c:dLbl>
+            <c:dLbl>
+              <c:idx val="3"/>
+              <c:delete val="true"/>
+            </c:dLbl>
+            <c:dLbl>
+              <c:idx val="4"/>
+              <c:delete val="true"/>
+            </c:dLbl>
+            <c:dLbl>
+              <c:idx val="5"/>
+              <c:delete val="true"/>
+            </c:dLbl>
+            <c:dLbl>
+              <c:idx val="6"/>
+              <c:delete val="true"/>
+            </c:dLbl>
+            <c:dLbl>
+              <c:idx val="7"/>
+              <c:delete val="true"/>
+            </c:dLbl>
+            <c:dLbl>
+              <c:idx val="8"/>
+              <c:delete val="true"/>
+            </c:dLbl>
+            <c:dLbl>
+              <c:idx val="9"/>
+              <c:delete val="true"/>
+            </c:dLbl>
+            <c:dLbl>
+              <c:idx val="10"/>
+              <c:delete val="true"/>
+            </c:dLbl>
+            <c:dLbl>
+              <c:idx val="11"/>
+              <c:delete val="true"/>
+            </c:dLbl>
+            <c:dLbl>
+              <c:idx val="12"/>
+              <c:layout>
+                <c:manualLayout>
+                  <c:x val="-0.0337056041855317"/>
+                  <c:y val="-0.104882154882155"/>
+                </c:manualLayout>
+              </c:layout>
+              <c:dLblPos val="r"/>
+              <c:showLegendKey val="false"/>
+              <c:showVal val="true"/>
+              <c:showCatName val="false"/>
+              <c:showSerName val="false"/>
+              <c:showPercent val="false"/>
+              <c:showBubbleSize val="false"/>
+              <c:extLst>
+                <c:ext xmlns:c15="http://schemas.microsoft.com/office/drawing/2012/chart" uri="{CE6537A1-D6FC-4f65-9D91-7224C49458BB}">
+                  <c15:layout/>
+                </c:ext>
+              </c:extLst>
+            </c:dLbl>
+            <c:dLbl>
+              <c:idx val="13"/>
+              <c:delete val="true"/>
+            </c:dLbl>
+            <c:dLbl>
+              <c:idx val="14"/>
+              <c:delete val="true"/>
+            </c:dLbl>
+            <c:dLbl>
+              <c:idx val="15"/>
+              <c:delete val="true"/>
+            </c:dLbl>
+            <c:dLbl>
+              <c:idx val="16"/>
+              <c:delete val="true"/>
+            </c:dLbl>
+            <c:dLbl>
+              <c:idx val="17"/>
+              <c:delete val="true"/>
+            </c:dLbl>
+            <c:dLbl>
+              <c:idx val="18"/>
+              <c:delete val="true"/>
+            </c:dLbl>
+            <c:dLbl>
+              <c:idx val="19"/>
+              <c:delete val="true"/>
+            </c:dLbl>
+            <c:dLbl>
+              <c:idx val="20"/>
+              <c:delete val="true"/>
+            </c:dLbl>
+            <c:dLbl>
+              <c:idx val="21"/>
+              <c:delete val="true"/>
+            </c:dLbl>
+            <c:dLbl>
+              <c:idx val="22"/>
+              <c:delete val="true"/>
+            </c:dLbl>
+            <c:dLbl>
+              <c:idx val="23"/>
+              <c:delete val="true"/>
+            </c:dLbl>
+            <c:dLbl>
+              <c:idx val="24"/>
+              <c:delete val="true"/>
+            </c:dLbl>
+            <c:dLbl>
+              <c:idx val="25"/>
+              <c:delete val="true"/>
+            </c:dLbl>
+            <c:dLbl>
+              <c:idx val="26"/>
+              <c:delete val="true"/>
+            </c:dLbl>
+            <c:dLbl>
+              <c:idx val="27"/>
+              <c:delete val="true"/>
+            </c:dLbl>
+            <c:dLbl>
+              <c:idx val="28"/>
+              <c:delete val="true"/>
+            </c:dLbl>
+            <c:dLbl>
+              <c:idx val="29"/>
+              <c:delete val="true"/>
+            </c:dLbl>
+            <c:dLbl>
+              <c:idx val="30"/>
+              <c:delete val="true"/>
+            </c:dLbl>
+            <c:dLbl>
+              <c:idx val="31"/>
+              <c:delete val="true"/>
+            </c:dLbl>
+            <c:dLbl>
+              <c:idx val="32"/>
+              <c:delete val="true"/>
+            </c:dLbl>
+            <c:dLbl>
+              <c:idx val="33"/>
+              <c:delete val="true"/>
+            </c:dLbl>
+            <c:dLbl>
+              <c:idx val="34"/>
+              <c:delete val="true"/>
+            </c:dLbl>
+            <c:dLbl>
+              <c:idx val="35"/>
+              <c:delete val="true"/>
+            </c:dLbl>
+            <c:spPr>
+              <a:noFill/>
+              <a:ln>
+                <a:noFill/>
+              </a:ln>
+              <a:effectLst/>
+            </c:spPr>
+            <c:txPr>
+              <a:bodyPr rot="0" spcFirstLastPara="0" vertOverflow="ellipsis" vert="horz" wrap="square" lIns="38100" tIns="19050" rIns="38100" bIns="19050" anchor="ctr" anchorCtr="true"/>
+              <a:lstStyle/>
+              <a:p>
+                <a:pPr>
+                  <a:defRPr lang="en-US" sz="900" b="0" i="0" u="none" strike="noStrike" kern="1200" baseline="0">
+                    <a:solidFill>
+                      <a:schemeClr val="tx1">
+                        <a:lumMod val="75000"/>
+                        <a:lumOff val="25000"/>
+                      </a:schemeClr>
+                    </a:solidFill>
+                    <a:latin typeface="+mn-lt"/>
+                    <a:ea typeface="+mn-ea"/>
+                    <a:cs typeface="+mn-cs"/>
+                  </a:defRPr>
+                </a:pPr>
+              </a:p>
+            </c:txPr>
+            <c:dLblPos val="r"/>
+            <c:showLegendKey val="false"/>
+            <c:showVal val="false"/>
+            <c:showCatName val="false"/>
+            <c:showSerName val="false"/>
+            <c:showPercent val="false"/>
+            <c:showBubbleSize val="false"/>
+            <c:showLeaderLines val="false"/>
+            <c:extLst>
+              <c:ext xmlns:c15="http://schemas.microsoft.com/office/drawing/2012/chart" uri="{CE6537A1-D6FC-4f65-9D91-7224C49458BB}">
+                <c15:layout/>
+                <c15:showLeaderLines val="true"/>
+                <c15:leaderLines>
+                  <c:spPr>
+                    <a:ln w="9525" cap="flat" cmpd="sng" algn="ctr">
+                      <a:solidFill>
+                        <a:schemeClr val="tx1">
+                          <a:lumMod val="35000"/>
+                          <a:lumOff val="65000"/>
+                        </a:schemeClr>
+                      </a:solidFill>
+                      <a:round/>
+                    </a:ln>
+                    <a:effectLst/>
+                  </c:spPr>
+                </c15:leaderLines>
+              </c:ext>
+            </c:extLst>
+          </c:dLbls>
+          <c:cat>
+            <c:numRef>
+              <c:f>[data.xlsx]part2_result!$A$1:$A$36</c:f>
+              <c:numCache>
+                <c:formatCode>General</c:formatCode>
+                <c:ptCount val="36"/>
+                <c:pt idx="0">
+                  <c:v>12</c:v>
+                </c:pt>
+                <c:pt idx="1">
+                  <c:v>13</c:v>
+                </c:pt>
+                <c:pt idx="2">
+                  <c:v>14</c:v>
+                </c:pt>
+                <c:pt idx="3">
+                  <c:v>15</c:v>
+                </c:pt>
+                <c:pt idx="4">
+                  <c:v>16</c:v>
+                </c:pt>
+                <c:pt idx="5">
+                  <c:v>17</c:v>
+                </c:pt>
+                <c:pt idx="6">
+                  <c:v>18</c:v>
+                </c:pt>
+                <c:pt idx="7">
+                  <c:v>19</c:v>
+                </c:pt>
+                <c:pt idx="8">
+                  <c:v>20</c:v>
+                </c:pt>
+                <c:pt idx="9">
+                  <c:v>21</c:v>
+                </c:pt>
+                <c:pt idx="10">
+                  <c:v>22</c:v>
+                </c:pt>
+                <c:pt idx="11">
+                  <c:v>23</c:v>
+                </c:pt>
+                <c:pt idx="12">
+                  <c:v>24</c:v>
+                </c:pt>
+                <c:pt idx="13">
+                  <c:v>25</c:v>
+                </c:pt>
+                <c:pt idx="14">
+                  <c:v>26</c:v>
+                </c:pt>
+                <c:pt idx="15">
+                  <c:v>27</c:v>
+                </c:pt>
+                <c:pt idx="16">
+                  <c:v>28</c:v>
+                </c:pt>
+                <c:pt idx="17">
+                  <c:v>29</c:v>
+                </c:pt>
+                <c:pt idx="18">
+                  <c:v>30</c:v>
+                </c:pt>
+                <c:pt idx="19">
+                  <c:v>31</c:v>
+                </c:pt>
+                <c:pt idx="20">
+                  <c:v>32</c:v>
+                </c:pt>
+                <c:pt idx="21">
+                  <c:v>33</c:v>
+                </c:pt>
+                <c:pt idx="22">
+                  <c:v>34</c:v>
+                </c:pt>
+                <c:pt idx="23">
+                  <c:v>35</c:v>
+                </c:pt>
+                <c:pt idx="24">
+                  <c:v>36</c:v>
+                </c:pt>
+                <c:pt idx="25">
+                  <c:v>37</c:v>
+                </c:pt>
+                <c:pt idx="26">
+                  <c:v>38</c:v>
+                </c:pt>
+                <c:pt idx="27">
+                  <c:v>39</c:v>
+                </c:pt>
+                <c:pt idx="28">
+                  <c:v>40</c:v>
+                </c:pt>
+                <c:pt idx="29">
+                  <c:v>41</c:v>
+                </c:pt>
+                <c:pt idx="30">
+                  <c:v>42</c:v>
+                </c:pt>
+                <c:pt idx="31">
+                  <c:v>43</c:v>
+                </c:pt>
+                <c:pt idx="32">
+                  <c:v>44</c:v>
+                </c:pt>
+                <c:pt idx="33">
+                  <c:v>45</c:v>
+                </c:pt>
+                <c:pt idx="34">
+                  <c:v>46</c:v>
+                </c:pt>
+                <c:pt idx="35">
+                  <c:v>47</c:v>
+                </c:pt>
+              </c:numCache>
+            </c:numRef>
+          </c:cat>
+          <c:val>
+            <c:numRef>
+              <c:f>[data.xlsx]part2_result!$T$59:$T$94</c:f>
+              <c:numCache>
+                <c:formatCode>General</c:formatCode>
+                <c:ptCount val="36"/>
+                <c:pt idx="0">
+                  <c:v>894680</c:v>
+                </c:pt>
+                <c:pt idx="1">
+                  <c:v>851191</c:v>
+                </c:pt>
+                <c:pt idx="2">
+                  <c:v>805691</c:v>
+                </c:pt>
+                <c:pt idx="3">
+                  <c:v>786584</c:v>
+                </c:pt>
+                <c:pt idx="4">
+                  <c:v>768371</c:v>
+                </c:pt>
+                <c:pt idx="5">
+                  <c:v>751286</c:v>
+                </c:pt>
+                <c:pt idx="6">
+                  <c:v>746693</c:v>
+                </c:pt>
+                <c:pt idx="7">
+                  <c:v>739776</c:v>
+                </c:pt>
+                <c:pt idx="8">
+                  <c:v>733775</c:v>
+                </c:pt>
+                <c:pt idx="9">
+                  <c:v>729490</c:v>
+                </c:pt>
+                <c:pt idx="10">
+                  <c:v>725334</c:v>
+                </c:pt>
+                <c:pt idx="11">
+                  <c:v>725334</c:v>
+                </c:pt>
+                <c:pt idx="12">
+                  <c:v>723653</c:v>
+                </c:pt>
+                <c:pt idx="13">
+                  <c:v>723653</c:v>
+                </c:pt>
+                <c:pt idx="14">
+                  <c:v>723653</c:v>
+                </c:pt>
+                <c:pt idx="15">
+                  <c:v>723653</c:v>
+                </c:pt>
+                <c:pt idx="16">
+                  <c:v>723653</c:v>
+                </c:pt>
+                <c:pt idx="17">
+                  <c:v>723653</c:v>
+                </c:pt>
+                <c:pt idx="18">
+                  <c:v>723653</c:v>
+                </c:pt>
+                <c:pt idx="19">
+                  <c:v>723653</c:v>
+                </c:pt>
+                <c:pt idx="20">
+                  <c:v>723653</c:v>
+                </c:pt>
+                <c:pt idx="21">
+                  <c:v>723653</c:v>
+                </c:pt>
+                <c:pt idx="22">
+                  <c:v>723653</c:v>
+                </c:pt>
+                <c:pt idx="23">
+                  <c:v>723653</c:v>
+                </c:pt>
+                <c:pt idx="24">
+                  <c:v>723653</c:v>
+                </c:pt>
+                <c:pt idx="25">
+                  <c:v>723653</c:v>
+                </c:pt>
+                <c:pt idx="26">
+                  <c:v>723653</c:v>
+                </c:pt>
+                <c:pt idx="27">
+                  <c:v>723653</c:v>
+                </c:pt>
+                <c:pt idx="28">
+                  <c:v>723653</c:v>
+                </c:pt>
+                <c:pt idx="29">
+                  <c:v>723653</c:v>
+                </c:pt>
+                <c:pt idx="30">
+                  <c:v>723653</c:v>
+                </c:pt>
+                <c:pt idx="31">
+                  <c:v>723653</c:v>
+                </c:pt>
+                <c:pt idx="32">
+                  <c:v>723653</c:v>
+                </c:pt>
+                <c:pt idx="33">
+                  <c:v>723653</c:v>
+                </c:pt>
+                <c:pt idx="34">
+                  <c:v>723653</c:v>
+                </c:pt>
+                <c:pt idx="35">
+                  <c:v>723653</c:v>
+                </c:pt>
+              </c:numCache>
+            </c:numRef>
+          </c:val>
+          <c:smooth val="false"/>
+        </c:ser>
+        <c:ser>
+          <c:idx val="3"/>
+          <c:order val="3"/>
+          <c:tx>
+            <c:strRef>
+              <c:f>"bwaves"</c:f>
+              <c:strCache>
+                <c:ptCount val="1"/>
+                <c:pt idx="0">
+                  <c:v>bwaves</c:v>
+                </c:pt>
+              </c:strCache>
+            </c:strRef>
+          </c:tx>
+          <c:spPr>
+            <a:ln w="28575" cap="rnd">
+              <a:solidFill>
+                <a:schemeClr val="accent4"/>
+              </a:solidFill>
+              <a:round/>
+            </a:ln>
+            <a:effectLst/>
+          </c:spPr>
+          <c:marker>
+            <c:symbol val="circle"/>
+            <c:size val="5"/>
+            <c:spPr>
+              <a:solidFill>
+                <a:schemeClr val="accent4"/>
+              </a:solidFill>
+              <a:ln w="9525">
+                <a:solidFill>
+                  <a:schemeClr val="accent4"/>
+                </a:solidFill>
+              </a:ln>
+              <a:effectLst/>
+            </c:spPr>
+          </c:marker>
+          <c:dLbls>
+            <c:dLbl>
+              <c:idx val="0"/>
+              <c:delete val="true"/>
+            </c:dLbl>
+            <c:dLbl>
+              <c:idx val="1"/>
+              <c:delete val="true"/>
+            </c:dLbl>
+            <c:dLbl>
+              <c:idx val="2"/>
+              <c:delete val="true"/>
+            </c:dLbl>
+            <c:dLbl>
+              <c:idx val="3"/>
+              <c:delete val="true"/>
+            </c:dLbl>
+            <c:dLbl>
+              <c:idx val="4"/>
+              <c:delete val="true"/>
+            </c:dLbl>
+            <c:dLbl>
+              <c:idx val="5"/>
+              <c:delete val="true"/>
+            </c:dLbl>
+            <c:dLbl>
+              <c:idx val="6"/>
+              <c:delete val="true"/>
+            </c:dLbl>
+            <c:dLbl>
+              <c:idx val="7"/>
+              <c:delete val="true"/>
+            </c:dLbl>
+            <c:dLbl>
+              <c:idx val="8"/>
+              <c:delete val="true"/>
+            </c:dLbl>
+            <c:dLbl>
+              <c:idx val="9"/>
+              <c:delete val="true"/>
+            </c:dLbl>
+            <c:dLbl>
+              <c:idx val="10"/>
+              <c:delete val="true"/>
+            </c:dLbl>
+            <c:dLbl>
+              <c:idx val="11"/>
+              <c:delete val="true"/>
+            </c:dLbl>
+            <c:dLbl>
+              <c:idx val="12"/>
+              <c:delete val="true"/>
+            </c:dLbl>
+            <c:dLbl>
+              <c:idx val="13"/>
+              <c:delete val="true"/>
+            </c:dLbl>
+            <c:dLbl>
+              <c:idx val="14"/>
+              <c:delete val="true"/>
+            </c:dLbl>
+            <c:dLbl>
+              <c:idx val="15"/>
+              <c:delete val="true"/>
+            </c:dLbl>
+            <c:dLbl>
+              <c:idx val="16"/>
+              <c:delete val="true"/>
+            </c:dLbl>
+            <c:dLbl>
+              <c:idx val="17"/>
+              <c:delete val="true"/>
+            </c:dLbl>
+            <c:dLbl>
+              <c:idx val="18"/>
+              <c:delete val="true"/>
+            </c:dLbl>
+            <c:dLbl>
+              <c:idx val="19"/>
+              <c:delete val="true"/>
+            </c:dLbl>
+            <c:dLbl>
+              <c:idx val="20"/>
+              <c:layout>
+                <c:manualLayout>
+                  <c:x val="-0.0697253244793239"/>
+                  <c:y val="-0.153535353535354"/>
+                </c:manualLayout>
+              </c:layout>
+              <c:dLblPos val="r"/>
+              <c:showLegendKey val="false"/>
+              <c:showVal val="true"/>
+              <c:showCatName val="false"/>
+              <c:showSerName val="false"/>
+              <c:showPercent val="false"/>
+              <c:showBubbleSize val="false"/>
+              <c:extLst>
+                <c:ext xmlns:c15="http://schemas.microsoft.com/office/drawing/2012/chart" uri="{CE6537A1-D6FC-4f65-9D91-7224C49458BB}">
+                  <c15:layout/>
+                </c:ext>
+              </c:extLst>
+            </c:dLbl>
+            <c:dLbl>
+              <c:idx val="21"/>
+              <c:delete val="true"/>
+            </c:dLbl>
+            <c:dLbl>
+              <c:idx val="22"/>
+              <c:delete val="true"/>
+            </c:dLbl>
+            <c:dLbl>
+              <c:idx val="23"/>
+              <c:delete val="true"/>
+            </c:dLbl>
+            <c:dLbl>
+              <c:idx val="24"/>
+              <c:delete val="true"/>
+            </c:dLbl>
+            <c:dLbl>
+              <c:idx val="25"/>
+              <c:delete val="true"/>
+            </c:dLbl>
+            <c:dLbl>
+              <c:idx val="26"/>
+              <c:delete val="true"/>
+            </c:dLbl>
+            <c:dLbl>
+              <c:idx val="27"/>
+              <c:delete val="true"/>
+            </c:dLbl>
+            <c:dLbl>
+              <c:idx val="28"/>
+              <c:delete val="true"/>
+            </c:dLbl>
+            <c:dLbl>
+              <c:idx val="29"/>
+              <c:delete val="true"/>
+            </c:dLbl>
+            <c:dLbl>
+              <c:idx val="30"/>
+              <c:delete val="true"/>
+            </c:dLbl>
+            <c:dLbl>
+              <c:idx val="31"/>
+              <c:delete val="true"/>
+            </c:dLbl>
+            <c:dLbl>
+              <c:idx val="32"/>
+              <c:delete val="true"/>
+            </c:dLbl>
+            <c:dLbl>
+              <c:idx val="33"/>
+              <c:delete val="true"/>
+            </c:dLbl>
+            <c:dLbl>
+              <c:idx val="34"/>
+              <c:delete val="true"/>
+            </c:dLbl>
+            <c:dLbl>
+              <c:idx val="35"/>
+              <c:delete val="true"/>
+            </c:dLbl>
+            <c:spPr>
+              <a:noFill/>
+              <a:ln>
+                <a:noFill/>
+              </a:ln>
+              <a:effectLst/>
+            </c:spPr>
+            <c:txPr>
+              <a:bodyPr rot="0" spcFirstLastPara="0" vertOverflow="ellipsis" vert="horz" wrap="square" lIns="38100" tIns="19050" rIns="38100" bIns="19050" anchor="ctr" anchorCtr="true"/>
+              <a:lstStyle/>
+              <a:p>
+                <a:pPr>
+                  <a:defRPr lang="en-US" sz="900" b="0" i="0" u="none" strike="noStrike" kern="1200" baseline="0">
+                    <a:solidFill>
+                      <a:schemeClr val="tx1">
+                        <a:lumMod val="75000"/>
+                        <a:lumOff val="25000"/>
+                      </a:schemeClr>
+                    </a:solidFill>
+                    <a:latin typeface="+mn-lt"/>
+                    <a:ea typeface="+mn-ea"/>
+                    <a:cs typeface="+mn-cs"/>
+                  </a:defRPr>
+                </a:pPr>
+              </a:p>
+            </c:txPr>
+            <c:dLblPos val="r"/>
+            <c:showLegendKey val="false"/>
+            <c:showVal val="false"/>
+            <c:showCatName val="false"/>
+            <c:showSerName val="false"/>
+            <c:showPercent val="false"/>
+            <c:showBubbleSize val="false"/>
+            <c:showLeaderLines val="false"/>
+            <c:extLst>
+              <c:ext xmlns:c15="http://schemas.microsoft.com/office/drawing/2012/chart" uri="{CE6537A1-D6FC-4f65-9D91-7224C49458BB}">
+                <c15:layout/>
+                <c15:showLeaderLines val="true"/>
+                <c15:leaderLines>
+                  <c:spPr>
+                    <a:ln w="9525" cap="flat" cmpd="sng" algn="ctr">
+                      <a:solidFill>
+                        <a:schemeClr val="tx1">
+                          <a:lumMod val="35000"/>
+                          <a:lumOff val="65000"/>
+                        </a:schemeClr>
+                      </a:solidFill>
+                      <a:round/>
+                    </a:ln>
+                    <a:effectLst/>
+                  </c:spPr>
+                </c15:leaderLines>
+              </c:ext>
+            </c:extLst>
+          </c:dLbls>
+          <c:cat>
+            <c:numRef>
+              <c:f>[data.xlsx]part2_result!$A$1:$A$36</c:f>
+              <c:numCache>
+                <c:formatCode>General</c:formatCode>
+                <c:ptCount val="36"/>
+                <c:pt idx="0">
+                  <c:v>12</c:v>
+                </c:pt>
+                <c:pt idx="1">
+                  <c:v>13</c:v>
+                </c:pt>
+                <c:pt idx="2">
+                  <c:v>14</c:v>
+                </c:pt>
+                <c:pt idx="3">
+                  <c:v>15</c:v>
+                </c:pt>
+                <c:pt idx="4">
+                  <c:v>16</c:v>
+                </c:pt>
+                <c:pt idx="5">
+                  <c:v>17</c:v>
+                </c:pt>
+                <c:pt idx="6">
+                  <c:v>18</c:v>
+                </c:pt>
+                <c:pt idx="7">
+                  <c:v>19</c:v>
+                </c:pt>
+                <c:pt idx="8">
+                  <c:v>20</c:v>
+                </c:pt>
+                <c:pt idx="9">
+                  <c:v>21</c:v>
+                </c:pt>
+                <c:pt idx="10">
+                  <c:v>22</c:v>
+                </c:pt>
+                <c:pt idx="11">
+                  <c:v>23</c:v>
+                </c:pt>
+                <c:pt idx="12">
+                  <c:v>24</c:v>
+                </c:pt>
+                <c:pt idx="13">
+                  <c:v>25</c:v>
+                </c:pt>
+                <c:pt idx="14">
+                  <c:v>26</c:v>
+                </c:pt>
+                <c:pt idx="15">
+                  <c:v>27</c:v>
+                </c:pt>
+                <c:pt idx="16">
+                  <c:v>28</c:v>
+                </c:pt>
+                <c:pt idx="17">
+                  <c:v>29</c:v>
+                </c:pt>
+                <c:pt idx="18">
+                  <c:v>30</c:v>
+                </c:pt>
+                <c:pt idx="19">
+                  <c:v>31</c:v>
+                </c:pt>
+                <c:pt idx="20">
+                  <c:v>32</c:v>
+                </c:pt>
+                <c:pt idx="21">
+                  <c:v>33</c:v>
+                </c:pt>
+                <c:pt idx="22">
+                  <c:v>34</c:v>
+                </c:pt>
+                <c:pt idx="23">
+                  <c:v>35</c:v>
+                </c:pt>
+                <c:pt idx="24">
+                  <c:v>36</c:v>
+                </c:pt>
+                <c:pt idx="25">
+                  <c:v>37</c:v>
+                </c:pt>
+                <c:pt idx="26">
+                  <c:v>38</c:v>
+                </c:pt>
+                <c:pt idx="27">
+                  <c:v>39</c:v>
+                </c:pt>
+                <c:pt idx="28">
+                  <c:v>40</c:v>
+                </c:pt>
+                <c:pt idx="29">
+                  <c:v>41</c:v>
+                </c:pt>
+                <c:pt idx="30">
+                  <c:v>42</c:v>
+                </c:pt>
+                <c:pt idx="31">
+                  <c:v>43</c:v>
+                </c:pt>
+                <c:pt idx="32">
+                  <c:v>44</c:v>
+                </c:pt>
+                <c:pt idx="33">
+                  <c:v>45</c:v>
+                </c:pt>
+                <c:pt idx="34">
+                  <c:v>46</c:v>
+                </c:pt>
+                <c:pt idx="35">
+                  <c:v>47</c:v>
+                </c:pt>
+              </c:numCache>
+            </c:numRef>
+          </c:cat>
+          <c:val>
+            <c:numRef>
+              <c:f>[data.xlsx]part2_result!$F$59:$F$94</c:f>
+              <c:numCache>
+                <c:formatCode>General</c:formatCode>
+                <c:ptCount val="36"/>
+                <c:pt idx="0">
+                  <c:v>842682</c:v>
+                </c:pt>
+                <c:pt idx="1">
+                  <c:v>815042</c:v>
+                </c:pt>
+                <c:pt idx="2">
+                  <c:v>761034</c:v>
+                </c:pt>
+                <c:pt idx="3">
+                  <c:v>746857</c:v>
+                </c:pt>
+                <c:pt idx="4">
+                  <c:v>742742</c:v>
+                </c:pt>
+                <c:pt idx="5">
+                  <c:v>741815</c:v>
+                </c:pt>
+                <c:pt idx="6">
+                  <c:v>735673</c:v>
+                </c:pt>
+                <c:pt idx="7">
+                  <c:v>734060</c:v>
+                </c:pt>
+                <c:pt idx="8">
+                  <c:v>733037</c:v>
+                </c:pt>
+                <c:pt idx="9">
+                  <c:v>732655</c:v>
+                </c:pt>
+                <c:pt idx="10">
+                  <c:v>732459</c:v>
+                </c:pt>
+                <c:pt idx="11">
+                  <c:v>732426</c:v>
+                </c:pt>
+                <c:pt idx="12">
+                  <c:v>732382</c:v>
+                </c:pt>
+                <c:pt idx="13">
+                  <c:v>732373</c:v>
+                </c:pt>
+                <c:pt idx="14">
+                  <c:v>732373</c:v>
+                </c:pt>
+                <c:pt idx="15">
+                  <c:v>732373</c:v>
+                </c:pt>
+                <c:pt idx="16">
+                  <c:v>732373</c:v>
+                </c:pt>
+                <c:pt idx="17">
+                  <c:v>732373</c:v>
+                </c:pt>
+                <c:pt idx="18">
+                  <c:v>732353</c:v>
+                </c:pt>
+                <c:pt idx="19">
+                  <c:v>732353</c:v>
+                </c:pt>
+                <c:pt idx="20">
+                  <c:v>732345</c:v>
+                </c:pt>
+                <c:pt idx="21">
+                  <c:v>732345</c:v>
+                </c:pt>
+                <c:pt idx="22">
+                  <c:v>732345</c:v>
+                </c:pt>
+                <c:pt idx="23">
+                  <c:v>732345</c:v>
+                </c:pt>
+                <c:pt idx="24">
+                  <c:v>732345</c:v>
+                </c:pt>
+                <c:pt idx="25">
+                  <c:v>732345</c:v>
+                </c:pt>
+                <c:pt idx="26">
+                  <c:v>732345</c:v>
+                </c:pt>
+                <c:pt idx="27">
+                  <c:v>732345</c:v>
+                </c:pt>
+                <c:pt idx="28">
+                  <c:v>732345</c:v>
+                </c:pt>
+                <c:pt idx="29">
+                  <c:v>732345</c:v>
+                </c:pt>
+                <c:pt idx="30">
+                  <c:v>732345</c:v>
+                </c:pt>
+                <c:pt idx="31">
+                  <c:v>732345</c:v>
+                </c:pt>
+                <c:pt idx="32">
+                  <c:v>732345</c:v>
+                </c:pt>
+                <c:pt idx="33">
+                  <c:v>732345</c:v>
+                </c:pt>
+                <c:pt idx="34">
+                  <c:v>732345</c:v>
+                </c:pt>
+                <c:pt idx="35">
+                  <c:v>732345</c:v>
+                </c:pt>
+              </c:numCache>
+            </c:numRef>
+          </c:val>
+          <c:smooth val="false"/>
+        </c:ser>
+        <c:dLbls>
+          <c:showLegendKey val="false"/>
+          <c:showVal val="false"/>
+          <c:showCatName val="false"/>
+          <c:showSerName val="false"/>
+          <c:showPercent val="false"/>
+          <c:showBubbleSize val="false"/>
+        </c:dLbls>
+        <c:marker val="true"/>
+        <c:smooth val="false"/>
+        <c:axId val="319802901"/>
+        <c:axId val="362635715"/>
+      </c:lineChart>
+      <c:catAx>
+        <c:axId val="319802901"/>
+        <c:scaling>
+          <c:orientation val="minMax"/>
+        </c:scaling>
+        <c:delete val="false"/>
+        <c:axPos val="b"/>
+        <c:majorTickMark val="none"/>
+        <c:minorTickMark val="none"/>
+        <c:tickLblPos val="nextTo"/>
+        <c:spPr>
+          <a:noFill/>
+          <a:ln w="9525" cap="flat" cmpd="sng" algn="ctr">
+            <a:solidFill>
+              <a:schemeClr val="tx1">
+                <a:lumMod val="15000"/>
+                <a:lumOff val="85000"/>
+              </a:schemeClr>
+            </a:solidFill>
+            <a:round/>
+          </a:ln>
+          <a:effectLst/>
+        </c:spPr>
+        <c:txPr>
+          <a:bodyPr rot="-60000000" spcFirstLastPara="0" vertOverflow="ellipsis" vert="horz" wrap="square" anchor="ctr" anchorCtr="true"/>
+          <a:lstStyle/>
+          <a:p>
+            <a:pPr>
+              <a:defRPr lang="en-US" sz="900" b="0" i="0" u="none" strike="noStrike" kern="1200" baseline="0">
+                <a:solidFill>
+                  <a:schemeClr val="tx1">
+                    <a:lumMod val="65000"/>
+                    <a:lumOff val="35000"/>
+                  </a:schemeClr>
+                </a:solidFill>
+                <a:latin typeface="+mn-lt"/>
+                <a:ea typeface="+mn-ea"/>
+                <a:cs typeface="+mn-cs"/>
+              </a:defRPr>
+            </a:pPr>
+          </a:p>
+        </c:txPr>
+        <c:crossAx val="362635715"/>
+        <c:crosses val="autoZero"/>
+        <c:auto val="true"/>
+        <c:lblAlgn val="ctr"/>
+        <c:lblOffset val="100"/>
+        <c:noMultiLvlLbl val="false"/>
+      </c:catAx>
+      <c:valAx>
+        <c:axId val="362635715"/>
+        <c:scaling>
+          <c:orientation val="minMax"/>
+          <c:max val="910000"/>
+          <c:min val="670000"/>
+        </c:scaling>
+        <c:delete val="false"/>
+        <c:axPos val="l"/>
+        <c:majorGridlines>
+          <c:spPr>
+            <a:ln w="9525" cap="flat" cmpd="sng" algn="ctr">
+              <a:solidFill>
+                <a:schemeClr val="tx1">
+                  <a:lumMod val="15000"/>
+                  <a:lumOff val="85000"/>
+                </a:schemeClr>
+              </a:solidFill>
+              <a:round/>
+            </a:ln>
+            <a:effectLst/>
+          </c:spPr>
+        </c:majorGridlines>
+        <c:numFmt formatCode="General" sourceLinked="true"/>
+        <c:majorTickMark val="none"/>
+        <c:minorTickMark val="none"/>
+        <c:tickLblPos val="nextTo"/>
+        <c:spPr>
+          <a:noFill/>
+          <a:ln>
+            <a:noFill/>
+          </a:ln>
+          <a:effectLst/>
+        </c:spPr>
+        <c:txPr>
+          <a:bodyPr rot="-60000000" spcFirstLastPara="0" vertOverflow="ellipsis" vert="horz" wrap="square" anchor="ctr" anchorCtr="true"/>
+          <a:lstStyle/>
+          <a:p>
+            <a:pPr>
+              <a:defRPr lang="en-US" sz="900" b="0" i="0" u="none" strike="noStrike" kern="1200" baseline="0">
+                <a:solidFill>
+                  <a:schemeClr val="tx1">
+                    <a:lumMod val="65000"/>
+                    <a:lumOff val="35000"/>
+                  </a:schemeClr>
+                </a:solidFill>
+                <a:latin typeface="+mn-lt"/>
+                <a:ea typeface="+mn-ea"/>
+                <a:cs typeface="+mn-cs"/>
+              </a:defRPr>
+            </a:pPr>
+          </a:p>
+        </c:txPr>
+        <c:crossAx val="319802901"/>
+        <c:crosses val="autoZero"/>
+        <c:crossBetween val="between"/>
+      </c:valAx>
+      <c:spPr>
+        <a:noFill/>
+        <a:ln>
+          <a:noFill/>
+        </a:ln>
+        <a:effectLst/>
+      </c:spPr>
+    </c:plotArea>
+    <c:legend>
+      <c:legendPos val="b"/>
+      <c:layout/>
+      <c:overlay val="false"/>
+      <c:spPr>
+        <a:noFill/>
+        <a:ln>
+          <a:noFill/>
+        </a:ln>
+        <a:effectLst/>
+      </c:spPr>
+      <c:txPr>
+        <a:bodyPr rot="0" spcFirstLastPara="0" vertOverflow="ellipsis" vert="horz" wrap="square" anchor="ctr" anchorCtr="true"/>
+        <a:lstStyle/>
+        <a:p>
+          <a:pPr>
+            <a:defRPr lang="en-US" sz="900" b="0" i="0" u="none" strike="noStrike" kern="1200" baseline="0">
+              <a:solidFill>
+                <a:schemeClr val="tx1">
+                  <a:lumMod val="65000"/>
+                  <a:lumOff val="35000"/>
+                </a:schemeClr>
+              </a:solidFill>
+              <a:latin typeface="+mn-lt"/>
+              <a:ea typeface="+mn-ea"/>
+              <a:cs typeface="+mn-cs"/>
+            </a:defRPr>
+          </a:pPr>
+        </a:p>
+      </c:txPr>
+    </c:legend>
+    <c:plotVisOnly val="true"/>
+    <c:dispBlanksAs val="gap"/>
+    <c:showDLblsOverMax val="false"/>
+  </c:chart>
+  <c:spPr>
+    <a:solidFill>
+      <a:schemeClr val="bg1"/>
+    </a:solidFill>
+    <a:ln w="9525" cap="flat" cmpd="sng" algn="ctr">
+      <a:solidFill>
+        <a:schemeClr val="tx1">
+          <a:lumMod val="15000"/>
+          <a:lumOff val="85000"/>
+        </a:schemeClr>
+      </a:solidFill>
+      <a:round/>
+    </a:ln>
+    <a:effectLst/>
+  </c:spPr>
+  <c:txPr>
+    <a:bodyPr/>
+    <a:lstStyle/>
+    <a:p>
+      <a:pPr>
+        <a:defRPr lang="en-US"/>
+      </a:pPr>
+    </a:p>
+  </c:txPr>
+  <c:externalData r:id="rId1">
+    <c:autoUpdate val="false"/>
+  </c:externalData>
+</c:chartSpace>
+</file>
+
+<file path=word/charts/chart6.xml><?xml version="1.0" encoding="utf-8"?>
 <c:chartSpace xmlns:c="http://schemas.openxmlformats.org/drawingml/2006/chart" xmlns:a="http://schemas.openxmlformats.org/drawingml/2006/main" xmlns:r="http://schemas.openxmlformats.org/officeDocument/2006/relationships">
   <c:date1904 val="false"/>
   <c:lang val="zh-CN"/>
@@ -13542,6 +15222,46 @@
 </file>
 
 <file path=word/charts/colors5.xml><?xml version="1.0" encoding="utf-8"?>
+<cs:colorStyle xmlns:cs="http://schemas.microsoft.com/office/drawing/2012/chartStyle" xmlns:a="http://schemas.openxmlformats.org/drawingml/2006/main" meth="cycle" id="10">
+  <a:schemeClr val="accent1"/>
+  <a:schemeClr val="accent2"/>
+  <a:schemeClr val="accent3"/>
+  <a:schemeClr val="accent4"/>
+  <a:schemeClr val="accent5"/>
+  <a:schemeClr val="accent6"/>
+  <cs:variation/>
+  <cs:variation>
+    <a:lumMod val="60000"/>
+  </cs:variation>
+  <cs:variation>
+    <a:lumMod val="80000"/>
+    <a:lumOff val="20000"/>
+  </cs:variation>
+  <cs:variation>
+    <a:lumMod val="80000"/>
+  </cs:variation>
+  <cs:variation>
+    <a:lumMod val="60000"/>
+    <a:lumOff val="40000"/>
+  </cs:variation>
+  <cs:variation>
+    <a:lumMod val="50000"/>
+  </cs:variation>
+  <cs:variation>
+    <a:lumMod val="70000"/>
+    <a:lumOff val="30000"/>
+  </cs:variation>
+  <cs:variation>
+    <a:lumMod val="70000"/>
+  </cs:variation>
+  <cs:variation>
+    <a:lumMod val="50000"/>
+    <a:lumOff val="50000"/>
+  </cs:variation>
+</cs:colorStyle>
+</file>
+
+<file path=word/charts/colors6.xml><?xml version="1.0" encoding="utf-8"?>
 <cs:colorStyle xmlns:cs="http://schemas.microsoft.com/office/drawing/2012/chartStyle" xmlns:a="http://schemas.openxmlformats.org/drawingml/2006/main" meth="cycle" id="10">
   <a:schemeClr val="accent1"/>
   <a:schemeClr val="accent2"/>
@@ -16096,6 +17816,509 @@
 </cs:chartStyle>
 </file>
 
+<file path=word/charts/style6.xml><?xml version="1.0" encoding="utf-8"?>
+<cs:chartStyle xmlns:cs="http://schemas.microsoft.com/office/drawing/2012/chartStyle" xmlns:a="http://schemas.openxmlformats.org/drawingml/2006/main" id="332">
+  <cs:axisTitle>
+    <cs:lnRef idx="0"/>
+    <cs:fillRef idx="0"/>
+    <cs:effectRef idx="0"/>
+    <cs:fontRef idx="minor">
+      <a:schemeClr val="tx1">
+        <a:lumMod val="65000"/>
+        <a:lumOff val="35000"/>
+      </a:schemeClr>
+    </cs:fontRef>
+    <cs:defRPr sz="1000" kern="1200"/>
+  </cs:axisTitle>
+  <cs:categoryAxis>
+    <cs:lnRef idx="0"/>
+    <cs:fillRef idx="0"/>
+    <cs:effectRef idx="0"/>
+    <cs:fontRef idx="minor">
+      <a:schemeClr val="tx1">
+        <a:lumMod val="65000"/>
+        <a:lumOff val="35000"/>
+      </a:schemeClr>
+    </cs:fontRef>
+    <cs:spPr>
+      <a:ln w="9525" cap="flat" cmpd="sng" algn="ctr">
+        <a:solidFill>
+          <a:schemeClr val="tx1">
+            <a:lumMod val="15000"/>
+            <a:lumOff val="85000"/>
+          </a:schemeClr>
+        </a:solidFill>
+        <a:round/>
+      </a:ln>
+    </cs:spPr>
+    <cs:defRPr sz="900" kern="1200"/>
+  </cs:categoryAxis>
+  <cs:chartArea mods="allowNoFillOverride allowNoLineOverride">
+    <cs:lnRef idx="0"/>
+    <cs:fillRef idx="0"/>
+    <cs:effectRef idx="0"/>
+    <cs:fontRef idx="minor">
+      <a:schemeClr val="tx1"/>
+    </cs:fontRef>
+    <cs:spPr>
+      <a:solidFill>
+        <a:schemeClr val="bg1"/>
+      </a:solidFill>
+      <a:ln w="9525" cap="flat" cmpd="sng" algn="ctr">
+        <a:solidFill>
+          <a:schemeClr val="tx1">
+            <a:lumMod val="15000"/>
+            <a:lumOff val="85000"/>
+          </a:schemeClr>
+        </a:solidFill>
+        <a:round/>
+      </a:ln>
+    </cs:spPr>
+    <cs:defRPr sz="1000" kern="1200"/>
+  </cs:chartArea>
+  <cs:dataLabel>
+    <cs:lnRef idx="0"/>
+    <cs:fillRef idx="0"/>
+    <cs:effectRef idx="0"/>
+    <cs:fontRef idx="minor">
+      <a:schemeClr val="tx1">
+        <a:lumMod val="75000"/>
+        <a:lumOff val="25000"/>
+      </a:schemeClr>
+    </cs:fontRef>
+    <cs:defRPr sz="900" kern="1200"/>
+  </cs:dataLabel>
+  <cs:dataLabelCallout>
+    <cs:lnRef idx="0"/>
+    <cs:fillRef idx="0"/>
+    <cs:effectRef idx="0"/>
+    <cs:fontRef idx="minor">
+      <a:schemeClr val="dk1">
+        <a:lumMod val="65000"/>
+        <a:lumOff val="35000"/>
+      </a:schemeClr>
+    </cs:fontRef>
+    <cs:spPr>
+      <a:solidFill>
+        <a:schemeClr val="lt1"/>
+      </a:solidFill>
+      <a:ln>
+        <a:solidFill>
+          <a:schemeClr val="dk1">
+            <a:lumMod val="25000"/>
+            <a:lumOff val="75000"/>
+          </a:schemeClr>
+        </a:solidFill>
+      </a:ln>
+    </cs:spPr>
+    <cs:defRPr sz="900" kern="1200"/>
+    <cs:bodyPr rot="0" spcFirstLastPara="1" vertOverflow="clip" horzOverflow="clip" vert="horz" wrap="square" lIns="36576" tIns="18288" rIns="36576" bIns="18288" anchor="ctr" anchorCtr="true">
+      <a:spAutoFit/>
+    </cs:bodyPr>
+  </cs:dataLabelCallout>
+  <cs:dataPoint>
+    <cs:lnRef idx="0"/>
+    <cs:fillRef idx="1">
+      <cs:styleClr val="auto"/>
+    </cs:fillRef>
+    <cs:effectRef idx="0"/>
+    <cs:fontRef idx="minor">
+      <a:schemeClr val="tx1"/>
+    </cs:fontRef>
+  </cs:dataPoint>
+  <cs:dataPoint3D>
+    <cs:lnRef idx="0"/>
+    <cs:fillRef idx="1">
+      <cs:styleClr val="auto"/>
+    </cs:fillRef>
+    <cs:effectRef idx="0"/>
+    <cs:fontRef idx="minor">
+      <a:schemeClr val="tx1"/>
+    </cs:fontRef>
+  </cs:dataPoint3D>
+  <cs:dataPointLine>
+    <cs:lnRef idx="0">
+      <cs:styleClr val="auto"/>
+    </cs:lnRef>
+    <cs:fillRef idx="1"/>
+    <cs:effectRef idx="0"/>
+    <cs:fontRef idx="minor">
+      <a:schemeClr val="tx1"/>
+    </cs:fontRef>
+    <cs:spPr>
+      <a:ln w="28575" cap="rnd">
+        <a:solidFill>
+          <a:schemeClr val="phClr"/>
+        </a:solidFill>
+        <a:round/>
+      </a:ln>
+    </cs:spPr>
+  </cs:dataPointLine>
+  <cs:dataPointMarker>
+    <cs:lnRef idx="0">
+      <cs:styleClr val="auto"/>
+    </cs:lnRef>
+    <cs:fillRef idx="1">
+      <cs:styleClr val="auto"/>
+    </cs:fillRef>
+    <cs:effectRef idx="0"/>
+    <cs:fontRef idx="minor">
+      <a:schemeClr val="tx1"/>
+    </cs:fontRef>
+    <cs:spPr>
+      <a:ln w="9525">
+        <a:solidFill>
+          <a:schemeClr val="phClr"/>
+        </a:solidFill>
+      </a:ln>
+    </cs:spPr>
+  </cs:dataPointMarker>
+  <cs:dataPointMarkerLayout symbol="circle" size="5"/>
+  <cs:dataPointWireframe>
+    <cs:lnRef idx="0">
+      <cs:styleClr val="auto"/>
+    </cs:lnRef>
+    <cs:fillRef idx="1"/>
+    <cs:effectRef idx="0"/>
+    <cs:fontRef idx="minor">
+      <a:schemeClr val="tx1"/>
+    </cs:fontRef>
+    <cs:spPr>
+      <a:ln w="9525" cap="rnd">
+        <a:solidFill>
+          <a:schemeClr val="phClr"/>
+        </a:solidFill>
+        <a:round/>
+      </a:ln>
+    </cs:spPr>
+  </cs:dataPointWireframe>
+  <cs:dataTable>
+    <cs:lnRef idx="0"/>
+    <cs:fillRef idx="0"/>
+    <cs:effectRef idx="0"/>
+    <cs:fontRef idx="minor">
+      <a:schemeClr val="tx1">
+        <a:lumMod val="65000"/>
+        <a:lumOff val="35000"/>
+      </a:schemeClr>
+    </cs:fontRef>
+    <cs:spPr>
+      <a:noFill/>
+      <a:ln w="9525" cap="flat" cmpd="sng" algn="ctr">
+        <a:solidFill>
+          <a:schemeClr val="tx1">
+            <a:lumMod val="15000"/>
+            <a:lumOff val="85000"/>
+          </a:schemeClr>
+        </a:solidFill>
+        <a:round/>
+      </a:ln>
+    </cs:spPr>
+    <cs:defRPr sz="900" kern="1200"/>
+  </cs:dataTable>
+  <cs:downBar>
+    <cs:lnRef idx="0"/>
+    <cs:fillRef idx="0"/>
+    <cs:effectRef idx="0"/>
+    <cs:fontRef idx="minor">
+      <a:schemeClr val="dk1"/>
+    </cs:fontRef>
+    <cs:spPr>
+      <a:solidFill>
+        <a:schemeClr val="dk1">
+          <a:lumMod val="65000"/>
+          <a:lumOff val="35000"/>
+        </a:schemeClr>
+      </a:solidFill>
+      <a:ln w="9525">
+        <a:solidFill>
+          <a:schemeClr val="tx1">
+            <a:lumMod val="65000"/>
+            <a:lumOff val="35000"/>
+          </a:schemeClr>
+        </a:solidFill>
+      </a:ln>
+    </cs:spPr>
+  </cs:downBar>
+  <cs:dropLine>
+    <cs:lnRef idx="0"/>
+    <cs:fillRef idx="0"/>
+    <cs:effectRef idx="0"/>
+    <cs:fontRef idx="minor">
+      <a:schemeClr val="tx1"/>
+    </cs:fontRef>
+    <cs:spPr>
+      <a:ln w="9525" cap="flat" cmpd="sng" algn="ctr">
+        <a:solidFill>
+          <a:schemeClr val="tx1">
+            <a:lumMod val="35000"/>
+            <a:lumOff val="65000"/>
+          </a:schemeClr>
+        </a:solidFill>
+        <a:round/>
+      </a:ln>
+    </cs:spPr>
+  </cs:dropLine>
+  <cs:errorBar>
+    <cs:lnRef idx="0"/>
+    <cs:fillRef idx="0"/>
+    <cs:effectRef idx="0"/>
+    <cs:fontRef idx="minor">
+      <a:schemeClr val="tx1"/>
+    </cs:fontRef>
+    <cs:spPr>
+      <a:ln w="9525" cap="flat" cmpd="sng" algn="ctr">
+        <a:solidFill>
+          <a:schemeClr val="tx1">
+            <a:lumMod val="65000"/>
+            <a:lumOff val="35000"/>
+          </a:schemeClr>
+        </a:solidFill>
+        <a:round/>
+      </a:ln>
+    </cs:spPr>
+  </cs:errorBar>
+  <cs:floor>
+    <cs:lnRef idx="0"/>
+    <cs:fillRef idx="0"/>
+    <cs:effectRef idx="0"/>
+    <cs:fontRef idx="minor">
+      <a:schemeClr val="tx1"/>
+    </cs:fontRef>
+    <cs:spPr>
+      <a:noFill/>
+      <a:ln>
+        <a:noFill/>
+      </a:ln>
+    </cs:spPr>
+  </cs:floor>
+  <cs:gridlineMajor>
+    <cs:lnRef idx="0"/>
+    <cs:fillRef idx="0"/>
+    <cs:effectRef idx="0"/>
+    <cs:fontRef idx="minor">
+      <a:schemeClr val="tx1"/>
+    </cs:fontRef>
+    <cs:spPr>
+      <a:ln w="9525" cap="flat" cmpd="sng" algn="ctr">
+        <a:solidFill>
+          <a:schemeClr val="tx1">
+            <a:lumMod val="15000"/>
+            <a:lumOff val="85000"/>
+          </a:schemeClr>
+        </a:solidFill>
+        <a:round/>
+      </a:ln>
+    </cs:spPr>
+  </cs:gridlineMajor>
+  <cs:gridlineMinor>
+    <cs:lnRef idx="0"/>
+    <cs:fillRef idx="0"/>
+    <cs:effectRef idx="0"/>
+    <cs:fontRef idx="minor">
+      <a:schemeClr val="tx1"/>
+    </cs:fontRef>
+    <cs:spPr>
+      <a:ln w="9525" cap="flat" cmpd="sng" algn="ctr">
+        <a:solidFill>
+          <a:schemeClr val="tx1">
+            <a:lumMod val="5000"/>
+            <a:lumOff val="95000"/>
+          </a:schemeClr>
+        </a:solidFill>
+        <a:round/>
+      </a:ln>
+    </cs:spPr>
+  </cs:gridlineMinor>
+  <cs:hiLoLine>
+    <cs:lnRef idx="0"/>
+    <cs:fillRef idx="0"/>
+    <cs:effectRef idx="0"/>
+    <cs:fontRef idx="minor">
+      <a:schemeClr val="tx1"/>
+    </cs:fontRef>
+    <cs:spPr>
+      <a:ln w="9525" cap="flat" cmpd="sng" algn="ctr">
+        <a:solidFill>
+          <a:schemeClr val="tx1">
+            <a:lumMod val="75000"/>
+            <a:lumOff val="25000"/>
+          </a:schemeClr>
+        </a:solidFill>
+        <a:round/>
+      </a:ln>
+    </cs:spPr>
+  </cs:hiLoLine>
+  <cs:leaderLine>
+    <cs:lnRef idx="0"/>
+    <cs:fillRef idx="0"/>
+    <cs:effectRef idx="0"/>
+    <cs:fontRef idx="minor">
+      <a:schemeClr val="tx1"/>
+    </cs:fontRef>
+    <cs:spPr>
+      <a:ln w="9525" cap="flat" cmpd="sng" algn="ctr">
+        <a:solidFill>
+          <a:schemeClr val="tx1">
+            <a:lumMod val="35000"/>
+            <a:lumOff val="65000"/>
+          </a:schemeClr>
+        </a:solidFill>
+        <a:round/>
+      </a:ln>
+    </cs:spPr>
+  </cs:leaderLine>
+  <cs:legend>
+    <cs:lnRef idx="0"/>
+    <cs:fillRef idx="0"/>
+    <cs:effectRef idx="0"/>
+    <cs:fontRef idx="minor">
+      <a:schemeClr val="tx1">
+        <a:lumMod val="65000"/>
+        <a:lumOff val="35000"/>
+      </a:schemeClr>
+    </cs:fontRef>
+    <cs:defRPr sz="900" kern="1200"/>
+  </cs:legend>
+  <cs:plotArea mods="allowNoFillOverride allowNoLineOverride">
+    <cs:lnRef idx="0"/>
+    <cs:fillRef idx="0"/>
+    <cs:effectRef idx="0"/>
+    <cs:fontRef idx="minor">
+      <a:schemeClr val="tx1"/>
+    </cs:fontRef>
+  </cs:plotArea>
+  <cs:plotArea3D mods="allowNoFillOverride allowNoLineOverride">
+    <cs:lnRef idx="0"/>
+    <cs:fillRef idx="0"/>
+    <cs:effectRef idx="0"/>
+    <cs:fontRef idx="minor">
+      <a:schemeClr val="tx1"/>
+    </cs:fontRef>
+  </cs:plotArea3D>
+  <cs:seriesAxis>
+    <cs:lnRef idx="0"/>
+    <cs:fillRef idx="0"/>
+    <cs:effectRef idx="0"/>
+    <cs:fontRef idx="minor">
+      <a:schemeClr val="tx1">
+        <a:lumMod val="65000"/>
+        <a:lumOff val="35000"/>
+      </a:schemeClr>
+    </cs:fontRef>
+    <cs:defRPr sz="900" kern="1200"/>
+  </cs:seriesAxis>
+  <cs:seriesLine>
+    <cs:lnRef idx="0"/>
+    <cs:fillRef idx="0"/>
+    <cs:effectRef idx="0"/>
+    <cs:fontRef idx="minor">
+      <a:schemeClr val="tx1"/>
+    </cs:fontRef>
+    <cs:spPr>
+      <a:ln w="9525" cap="flat" cmpd="sng" algn="ctr">
+        <a:solidFill>
+          <a:schemeClr val="tx1">
+            <a:lumMod val="35000"/>
+            <a:lumOff val="65000"/>
+          </a:schemeClr>
+        </a:solidFill>
+        <a:round/>
+      </a:ln>
+    </cs:spPr>
+  </cs:seriesLine>
+  <cs:title>
+    <cs:lnRef idx="0"/>
+    <cs:fillRef idx="0"/>
+    <cs:effectRef idx="0"/>
+    <cs:fontRef idx="minor">
+      <a:schemeClr val="tx1">
+        <a:lumMod val="65000"/>
+        <a:lumOff val="35000"/>
+      </a:schemeClr>
+    </cs:fontRef>
+    <cs:defRPr sz="1400" b="0" kern="1200" spc="0" baseline="0"/>
+  </cs:title>
+  <cs:trendline>
+    <cs:lnRef idx="0">
+      <cs:styleClr val="auto"/>
+    </cs:lnRef>
+    <cs:fillRef idx="0"/>
+    <cs:effectRef idx="0"/>
+    <cs:fontRef idx="minor">
+      <a:schemeClr val="tx1"/>
+    </cs:fontRef>
+    <cs:spPr>
+      <a:ln w="19050" cap="rnd">
+        <a:solidFill>
+          <a:schemeClr val="phClr"/>
+        </a:solidFill>
+        <a:prstDash val="sysDot"/>
+      </a:ln>
+    </cs:spPr>
+  </cs:trendline>
+  <cs:trendlineLabel>
+    <cs:lnRef idx="0"/>
+    <cs:fillRef idx="0"/>
+    <cs:effectRef idx="0"/>
+    <cs:fontRef idx="minor">
+      <a:schemeClr val="tx1">
+        <a:lumMod val="65000"/>
+        <a:lumOff val="35000"/>
+      </a:schemeClr>
+    </cs:fontRef>
+    <cs:defRPr sz="900" kern="1200"/>
+  </cs:trendlineLabel>
+  <cs:upBar>
+    <cs:lnRef idx="0"/>
+    <cs:fillRef idx="0"/>
+    <cs:effectRef idx="0"/>
+    <cs:fontRef idx="minor">
+      <a:schemeClr val="dk1"/>
+    </cs:fontRef>
+    <cs:spPr>
+      <a:solidFill>
+        <a:schemeClr val="lt1"/>
+      </a:solidFill>
+      <a:ln w="9525">
+        <a:solidFill>
+          <a:schemeClr val="tx1">
+            <a:lumMod val="15000"/>
+            <a:lumOff val="85000"/>
+          </a:schemeClr>
+        </a:solidFill>
+      </a:ln>
+    </cs:spPr>
+  </cs:upBar>
+  <cs:valueAxis>
+    <cs:lnRef idx="0"/>
+    <cs:fillRef idx="0"/>
+    <cs:effectRef idx="0"/>
+    <cs:fontRef idx="minor">
+      <a:schemeClr val="tx1">
+        <a:lumMod val="65000"/>
+        <a:lumOff val="35000"/>
+      </a:schemeClr>
+    </cs:fontRef>
+    <cs:defRPr sz="900" kern="1200"/>
+  </cs:valueAxis>
+  <cs:wall>
+    <cs:lnRef idx="0"/>
+    <cs:fillRef idx="0"/>
+    <cs:effectRef idx="0"/>
+    <cs:fontRef idx="minor">
+      <a:schemeClr val="tx1"/>
+    </cs:fontRef>
+    <cs:spPr>
+      <a:noFill/>
+      <a:ln>
+        <a:noFill/>
+      </a:ln>
+    </cs:spPr>
+  </cs:wall>
+</cs:chartStyle>
+</file>
+
 <file path=word/theme/theme1.xml><?xml version="1.0" encoding="utf-8"?>
 <a:theme xmlns:a="http://schemas.openxmlformats.org/drawingml/2006/main" name="Office 主题">
   <a:themeElements>
